--- a/INCREMENTO4/Documentos/Cuarto incremento Scrum++.docx
+++ b/INCREMENTO4/Documentos/Cuarto incremento Scrum++.docx
@@ -11458,10 +11458,7 @@
     </w:p>
     <w:p>
       <w:r>
-        <w:t xml:space="preserve">En la figura 5.3 </w:t>
-      </w:r>
-      <w:r>
-        <w:t xml:space="preserve">describe el proceso que ocurre inmediatamente después de que un </w:t>
+        <w:t xml:space="preserve">En la figura 5.3 describe el proceso que ocurre inmediatamente después de que un </w:t>
       </w:r>
       <w:r>
         <w:rPr>
@@ -11717,6 +11714,9 @@
         <w:pStyle w:val="Sinespaciado"/>
       </w:pPr>
       <w:r>
+        <w:rPr>
+          <w:noProof/>
+        </w:rPr>
         <w:drawing>
           <wp:inline distT="0" distB="0" distL="0" distR="0" wp14:anchorId="75116B95" wp14:editId="224063F1">
             <wp:extent cx="5971540" cy="3067685"/>
@@ -11753,8 +11753,6 @@
           </wp:inline>
         </w:drawing>
       </w:r>
-      <w:bookmarkStart w:id="106" w:name="_GoBack"/>
-      <w:bookmarkEnd w:id="106"/>
     </w:p>
     <w:p>
       <w:pPr>
@@ -11772,10 +11770,7 @@
         <w:t xml:space="preserve">En la figura 5.4 </w:t>
       </w:r>
       <w:r>
-        <w:t xml:space="preserve">el </w:t>
-      </w:r>
-      <w:r>
-        <w:t xml:space="preserve">diagrama de secuencia describe un proceso con dos fases que inicia con el </w:t>
+        <w:t xml:space="preserve">el diagrama de secuencia describe un proceso con dos fases que inicia con el </w:t>
       </w:r>
       <w:r>
         <w:rPr>
@@ -11899,6 +11894,9 @@
         <w:pStyle w:val="Sinespaciado"/>
       </w:pPr>
       <w:r>
+        <w:rPr>
+          <w:noProof/>
+        </w:rPr>
         <w:lastRenderedPageBreak/>
         <w:drawing>
           <wp:inline distT="0" distB="0" distL="0" distR="0" wp14:anchorId="1C75D92B" wp14:editId="7ED67FC8">
@@ -11952,114 +11950,128 @@
       <w:pPr>
         <w:pStyle w:val="Ttulo2"/>
       </w:pPr>
-      <w:bookmarkStart w:id="107" w:name="_Toc213146853"/>
+      <w:bookmarkStart w:id="106" w:name="_Toc213146853"/>
       <w:r>
         <w:t>Vista desarrollo</w:t>
       </w:r>
+      <w:bookmarkEnd w:id="106"/>
+    </w:p>
+    <w:p/>
+    <w:p>
+      <w:r>
+        <w:t xml:space="preserve">La vista de desarrollo </w:t>
+      </w:r>
+      <w:r>
+        <w:t>describe la organización estática del software en su entorno de desarrollo.</w:t>
+      </w:r>
+    </w:p>
+    <w:p/>
+    <w:p>
+      <w:pPr>
+        <w:pStyle w:val="Ttulo3"/>
+      </w:pPr>
+      <w:bookmarkStart w:id="107" w:name="_Toc213146854"/>
+      <w:r>
+        <w:t>Diagrama de componentes</w:t>
+      </w:r>
       <w:bookmarkEnd w:id="107"/>
     </w:p>
     <w:p/>
     <w:p>
       <w:r>
-        <w:t xml:space="preserve">La vista de desarrollo </w:t>
-      </w:r>
-      <w:r>
-        <w:t>describe la organización estática del software en su entorno de desarrollo.</w:t>
+        <w:rPr>
+          <w:rFonts w:eastAsia="Times New Roman" w:cs="Times New Roman"/>
+        </w:rPr>
+        <w:t>E</w:t>
+      </w:r>
+      <w:r>
+        <w:rPr>
+          <w:rFonts w:eastAsia="Times New Roman" w:cs="Times New Roman"/>
+        </w:rPr>
+        <w:t>n la figura 5.3</w:t>
+      </w:r>
+      <w:r>
+        <w:rPr>
+          <w:rFonts w:eastAsia="Times New Roman" w:cs="Times New Roman"/>
+        </w:rPr>
+        <w:t xml:space="preserve"> diagrama </w:t>
+      </w:r>
+      <w:r>
+        <w:rPr>
+          <w:rFonts w:eastAsia="Times New Roman" w:cs="Times New Roman"/>
+        </w:rPr>
+        <w:t>se puede observar</w:t>
+      </w:r>
+      <w:r>
+        <w:rPr>
+          <w:rFonts w:eastAsia="Times New Roman" w:cs="Times New Roman"/>
+        </w:rPr>
+        <w:t xml:space="preserve"> la arquitectura del sistema dividiéndolo en dos bloques: el Front-</w:t>
+      </w:r>
+      <w:proofErr w:type="spellStart"/>
+      <w:r>
+        <w:rPr>
+          <w:rFonts w:eastAsia="Times New Roman" w:cs="Times New Roman"/>
+        </w:rPr>
+        <w:t>end</w:t>
+      </w:r>
+      <w:proofErr w:type="spellEnd"/>
+      <w:r>
+        <w:rPr>
+          <w:rFonts w:eastAsia="Times New Roman" w:cs="Times New Roman"/>
+        </w:rPr>
+        <w:t xml:space="preserve"> y el Back-</w:t>
+      </w:r>
+      <w:proofErr w:type="spellStart"/>
+      <w:r>
+        <w:rPr>
+          <w:rFonts w:eastAsia="Times New Roman" w:cs="Times New Roman"/>
+        </w:rPr>
+        <w:t>end</w:t>
+      </w:r>
+      <w:proofErr w:type="spellEnd"/>
+      <w:r>
+        <w:rPr>
+          <w:rFonts w:eastAsia="Times New Roman" w:cs="Times New Roman"/>
+        </w:rPr>
+        <w:t>.</w:t>
       </w:r>
     </w:p>
     <w:p/>
     <w:p>
-      <w:pPr>
-        <w:pStyle w:val="Ttulo3"/>
-      </w:pPr>
-      <w:bookmarkStart w:id="108" w:name="_Toc213146854"/>
-      <w:r>
-        <w:t>Diagrama de componentes</w:t>
-      </w:r>
-      <w:bookmarkEnd w:id="108"/>
-    </w:p>
-    <w:p/>
-    <w:p>
       <w:r>
         <w:rPr>
           <w:rFonts w:eastAsia="Times New Roman" w:cs="Times New Roman"/>
         </w:rPr>
-        <w:t>E</w:t>
-      </w:r>
+        <w:t>Primero se encuentra el Front-</w:t>
+      </w:r>
+      <w:proofErr w:type="spellStart"/>
       <w:r>
         <w:rPr>
           <w:rFonts w:eastAsia="Times New Roman" w:cs="Times New Roman"/>
         </w:rPr>
-        <w:t>n la figura 5.3</w:t>
-      </w:r>
+        <w:t>end</w:t>
+      </w:r>
+      <w:proofErr w:type="spellEnd"/>
       <w:r>
         <w:rPr>
           <w:rFonts w:eastAsia="Times New Roman" w:cs="Times New Roman"/>
         </w:rPr>
-        <w:t xml:space="preserve"> diagrama </w:t>
-      </w:r>
+        <w:t xml:space="preserve">, que es la vista del usuario y la interfaz gráfica, construidos principalmente por CSS y JavaScript, apoyados por librerías como </w:t>
+      </w:r>
+      <w:proofErr w:type="spellStart"/>
       <w:r>
         <w:rPr>
           <w:rFonts w:eastAsia="Times New Roman" w:cs="Times New Roman"/>
         </w:rPr>
-        <w:t>se puede observar</w:t>
-      </w:r>
+        <w:t>Bootstrap</w:t>
+      </w:r>
+      <w:proofErr w:type="spellEnd"/>
       <w:r>
         <w:rPr>
           <w:rFonts w:eastAsia="Times New Roman" w:cs="Times New Roman"/>
         </w:rPr>
-        <w:t xml:space="preserve"> la arquitectura del sistema dividiéndolo en dos bloques: el Front-</w:t>
-      </w:r>
-      <w:proofErr w:type="spellStart"/>
-      <w:r>
-        <w:rPr>
-          <w:rFonts w:eastAsia="Times New Roman" w:cs="Times New Roman"/>
-        </w:rPr>
-        <w:t>end</w:t>
-      </w:r>
-      <w:proofErr w:type="spellEnd"/>
-      <w:r>
-        <w:rPr>
-          <w:rFonts w:eastAsia="Times New Roman" w:cs="Times New Roman"/>
-        </w:rPr>
-        <w:t xml:space="preserve"> y el Back-</w:t>
-      </w:r>
-      <w:proofErr w:type="spellStart"/>
-      <w:r>
-        <w:rPr>
-          <w:rFonts w:eastAsia="Times New Roman" w:cs="Times New Roman"/>
-        </w:rPr>
-        <w:t>end</w:t>
-      </w:r>
-      <w:proofErr w:type="spellEnd"/>
-      <w:r>
-        <w:rPr>
-          <w:rFonts w:eastAsia="Times New Roman" w:cs="Times New Roman"/>
-        </w:rPr>
-        <w:t>.</w:t>
-      </w:r>
-    </w:p>
-    <w:p/>
-    <w:p>
-      <w:r>
-        <w:rPr>
-          <w:rFonts w:eastAsia="Times New Roman" w:cs="Times New Roman"/>
-        </w:rPr>
-        <w:t>Primero se encuentra el Front-</w:t>
-      </w:r>
-      <w:proofErr w:type="spellStart"/>
-      <w:r>
-        <w:rPr>
-          <w:rFonts w:eastAsia="Times New Roman" w:cs="Times New Roman"/>
-        </w:rPr>
-        <w:t>end</w:t>
-      </w:r>
-      <w:proofErr w:type="spellEnd"/>
-      <w:r>
-        <w:rPr>
-          <w:rFonts w:eastAsia="Times New Roman" w:cs="Times New Roman"/>
-        </w:rPr>
-        <w:t xml:space="preserve">, que es la vista del usuario y la interfaz gráfica, construidos principalmente por CSS y JavaScript, apoyados por librerías como Bootstrap, </w:t>
+        <w:t xml:space="preserve">, </w:t>
       </w:r>
       <w:proofErr w:type="spellStart"/>
       <w:r>
@@ -12253,13 +12265,13 @@
         <w:pStyle w:val="Descripcin"/>
         <w:keepNext/>
       </w:pPr>
-      <w:bookmarkStart w:id="109" w:name="_Toc200854218"/>
-      <w:bookmarkStart w:id="110" w:name="_Toc201172435"/>
-      <w:bookmarkStart w:id="111" w:name="_Toc201199616"/>
-      <w:bookmarkStart w:id="112" w:name="_Toc201199705"/>
-      <w:bookmarkStart w:id="113" w:name="_Toc211609256"/>
-      <w:bookmarkStart w:id="114" w:name="_Toc212539462"/>
-      <w:bookmarkStart w:id="115" w:name="_Toc212539516"/>
+      <w:bookmarkStart w:id="108" w:name="_Toc200854218"/>
+      <w:bookmarkStart w:id="109" w:name="_Toc201172435"/>
+      <w:bookmarkStart w:id="110" w:name="_Toc201199616"/>
+      <w:bookmarkStart w:id="111" w:name="_Toc201199705"/>
+      <w:bookmarkStart w:id="112" w:name="_Toc211609256"/>
+      <w:bookmarkStart w:id="113" w:name="_Toc212539462"/>
+      <w:bookmarkStart w:id="114" w:name="_Toc212539516"/>
       <w:r>
         <w:t xml:space="preserve">Figura </w:t>
       </w:r>
@@ -12339,13 +12351,13 @@
       <w:r>
         <w:t>EugCom</w:t>
       </w:r>
+      <w:bookmarkEnd w:id="108"/>
       <w:bookmarkEnd w:id="109"/>
       <w:bookmarkEnd w:id="110"/>
       <w:bookmarkEnd w:id="111"/>
       <w:bookmarkEnd w:id="112"/>
       <w:bookmarkEnd w:id="113"/>
       <w:bookmarkEnd w:id="114"/>
-      <w:bookmarkEnd w:id="115"/>
       <w:proofErr w:type="spellEnd"/>
     </w:p>
     <w:p>
@@ -12429,7 +12441,7 @@
       <w:pPr>
         <w:pStyle w:val="Ttulo2"/>
       </w:pPr>
-      <w:bookmarkStart w:id="116" w:name="_Toc213146855"/>
+      <w:bookmarkStart w:id="115" w:name="_Toc213146855"/>
       <w:r>
         <w:lastRenderedPageBreak/>
         <w:t xml:space="preserve">Vista </w:t>
@@ -12437,24 +12449,24 @@
       <w:r>
         <w:t>física</w:t>
       </w:r>
+      <w:bookmarkEnd w:id="115"/>
+    </w:p>
+    <w:p/>
+    <w:p>
+      <w:r>
+        <w:t>La vista física describe asignaciones del software al hardware</w:t>
+      </w:r>
+    </w:p>
+    <w:p/>
+    <w:p>
+      <w:pPr>
+        <w:pStyle w:val="Ttulo3"/>
+      </w:pPr>
+      <w:bookmarkStart w:id="116" w:name="_Toc213146856"/>
+      <w:r>
+        <w:t>Diagrama de despliegue</w:t>
+      </w:r>
       <w:bookmarkEnd w:id="116"/>
-    </w:p>
-    <w:p/>
-    <w:p>
-      <w:r>
-        <w:t>La vista física describe asignaciones del software al hardware</w:t>
-      </w:r>
-    </w:p>
-    <w:p/>
-    <w:p>
-      <w:pPr>
-        <w:pStyle w:val="Ttulo3"/>
-      </w:pPr>
-      <w:bookmarkStart w:id="117" w:name="_Toc213146856"/>
-      <w:r>
-        <w:t>Diagrama de despliegue</w:t>
-      </w:r>
-      <w:bookmarkEnd w:id="117"/>
     </w:p>
     <w:p/>
     <w:p>
@@ -12487,13 +12499,13 @@
         <w:pStyle w:val="Descripcin"/>
         <w:keepNext/>
       </w:pPr>
-      <w:bookmarkStart w:id="118" w:name="_Toc200854219"/>
-      <w:bookmarkStart w:id="119" w:name="_Toc201172436"/>
-      <w:bookmarkStart w:id="120" w:name="_Toc201199617"/>
-      <w:bookmarkStart w:id="121" w:name="_Toc201199706"/>
-      <w:bookmarkStart w:id="122" w:name="_Toc211609257"/>
-      <w:bookmarkStart w:id="123" w:name="_Toc212539463"/>
-      <w:bookmarkStart w:id="124" w:name="_Toc212539517"/>
+      <w:bookmarkStart w:id="117" w:name="_Toc200854219"/>
+      <w:bookmarkStart w:id="118" w:name="_Toc201172436"/>
+      <w:bookmarkStart w:id="119" w:name="_Toc201199617"/>
+      <w:bookmarkStart w:id="120" w:name="_Toc201199706"/>
+      <w:bookmarkStart w:id="121" w:name="_Toc211609257"/>
+      <w:bookmarkStart w:id="122" w:name="_Toc212539463"/>
+      <w:bookmarkStart w:id="123" w:name="_Toc212539517"/>
       <w:r>
         <w:lastRenderedPageBreak/>
         <w:t xml:space="preserve">Figura </w:t>
@@ -12568,13 +12580,13 @@
       <w:r>
         <w:t>EugCOM</w:t>
       </w:r>
+      <w:bookmarkEnd w:id="117"/>
       <w:bookmarkEnd w:id="118"/>
       <w:bookmarkEnd w:id="119"/>
       <w:bookmarkEnd w:id="120"/>
       <w:bookmarkEnd w:id="121"/>
       <w:bookmarkEnd w:id="122"/>
       <w:bookmarkEnd w:id="123"/>
-      <w:bookmarkEnd w:id="124"/>
       <w:proofErr w:type="spellEnd"/>
     </w:p>
     <w:p>
@@ -12650,12 +12662,12 @@
       <w:r>
         <w:br w:type="page"/>
       </w:r>
-      <w:bookmarkStart w:id="125" w:name="_Toc201199618"/>
-      <w:bookmarkStart w:id="126" w:name="_Toc201199707"/>
-      <w:bookmarkStart w:id="127" w:name="_Toc211609258"/>
-      <w:bookmarkStart w:id="128" w:name="_Toc212539464"/>
-      <w:bookmarkStart w:id="129" w:name="_Toc212539518"/>
-      <w:bookmarkStart w:id="130" w:name="_Toc213146857"/>
+      <w:bookmarkStart w:id="124" w:name="_Toc201199618"/>
+      <w:bookmarkStart w:id="125" w:name="_Toc201199707"/>
+      <w:bookmarkStart w:id="126" w:name="_Toc211609258"/>
+      <w:bookmarkStart w:id="127" w:name="_Toc212539464"/>
+      <w:bookmarkStart w:id="128" w:name="_Toc212539518"/>
+      <w:bookmarkStart w:id="129" w:name="_Toc213146857"/>
       <w:r>
         <w:lastRenderedPageBreak/>
         <w:t>MANUAL DE INSTALACI</w:t>
@@ -12669,12 +12681,12 @@
       <w:r>
         <w:t xml:space="preserve"> Y NAVEGACIÓN</w:t>
       </w:r>
+      <w:bookmarkEnd w:id="124"/>
       <w:bookmarkEnd w:id="125"/>
       <w:bookmarkEnd w:id="126"/>
       <w:bookmarkEnd w:id="127"/>
       <w:bookmarkEnd w:id="128"/>
       <w:bookmarkEnd w:id="129"/>
-      <w:bookmarkEnd w:id="130"/>
     </w:p>
     <w:p/>
     <w:p/>
@@ -12717,11 +12729,11 @@
       <w:pPr>
         <w:pStyle w:val="Ttulo2"/>
       </w:pPr>
-      <w:bookmarkStart w:id="131" w:name="_Toc213146858"/>
+      <w:bookmarkStart w:id="130" w:name="_Toc213146858"/>
       <w:r>
         <w:t>Requisitos de hardware</w:t>
       </w:r>
-      <w:bookmarkEnd w:id="131"/>
+      <w:bookmarkEnd w:id="130"/>
     </w:p>
     <w:p/>
     <w:p>
@@ -12782,11 +12794,11 @@
       <w:pPr>
         <w:pStyle w:val="Ttulo2"/>
       </w:pPr>
-      <w:bookmarkStart w:id="132" w:name="_Toc213146859"/>
+      <w:bookmarkStart w:id="131" w:name="_Toc213146859"/>
       <w:r>
         <w:t>Requisitos de Software</w:t>
       </w:r>
-      <w:bookmarkEnd w:id="132"/>
+      <w:bookmarkEnd w:id="131"/>
     </w:p>
     <w:p/>
     <w:p>
@@ -12881,7 +12893,7 @@
         <w:pStyle w:val="Prrafodelista"/>
         <w:ind w:left="1440" w:firstLine="0"/>
         <w:rPr>
-          <w:ins w:id="133" w:author="Microsoft Word" w:date="2025-06-15T03:56:00Z"/>
+          <w:ins w:id="132" w:author="Microsoft Word" w:date="2025-06-15T03:56:00Z"/>
         </w:rPr>
       </w:pPr>
     </w:p>
@@ -12925,11 +12937,11 @@
       <w:pPr>
         <w:pStyle w:val="Ttulo2"/>
       </w:pPr>
-      <w:bookmarkStart w:id="134" w:name="_Toc213146860"/>
+      <w:bookmarkStart w:id="133" w:name="_Toc213146860"/>
       <w:r>
         <w:t>Instalación de dependencias</w:t>
       </w:r>
-      <w:bookmarkEnd w:id="134"/>
+      <w:bookmarkEnd w:id="133"/>
     </w:p>
     <w:p/>
     <w:p>
@@ -13131,11 +13143,11 @@
       <w:pPr>
         <w:pStyle w:val="Ttulo2"/>
       </w:pPr>
-      <w:bookmarkStart w:id="135" w:name="_Toc213146861"/>
+      <w:bookmarkStart w:id="134" w:name="_Toc213146861"/>
       <w:r>
         <w:t>Pasos para la instalación</w:t>
       </w:r>
-      <w:bookmarkEnd w:id="135"/>
+      <w:bookmarkEnd w:id="134"/>
     </w:p>
     <w:p/>
     <w:p>
@@ -13309,11 +13321,11 @@
       <w:pPr>
         <w:pStyle w:val="Ttulo2"/>
       </w:pPr>
-      <w:bookmarkStart w:id="136" w:name="_Toc213146862"/>
+      <w:bookmarkStart w:id="135" w:name="_Toc213146862"/>
       <w:r>
         <w:t>Ejecución del sistema</w:t>
       </w:r>
-      <w:bookmarkEnd w:id="136"/>
+      <w:bookmarkEnd w:id="135"/>
     </w:p>
     <w:p/>
     <w:p>
@@ -13405,115 +13417,115 @@
       <w:pPr>
         <w:pStyle w:val="Ttulo2"/>
       </w:pPr>
-      <w:bookmarkStart w:id="137" w:name="_Toc213146863"/>
+      <w:bookmarkStart w:id="136" w:name="_Toc213146863"/>
       <w:r>
         <w:t>Solución de errores comunes</w:t>
       </w:r>
+      <w:bookmarkEnd w:id="136"/>
+    </w:p>
+    <w:p/>
+    <w:p>
+      <w:r>
+        <w:t>En la tabla 6.1 se observa</w:t>
+      </w:r>
+      <w:r>
+        <w:t>n</w:t>
+      </w:r>
+      <w:r>
+        <w:t xml:space="preserve"> errores comunes que suceden en el proceso de ejecución del sistema, donde se presentan posibles soluciones </w:t>
+      </w:r>
+      <w:r>
+        <w:t>para ello.</w:t>
+      </w:r>
+    </w:p>
+    <w:p/>
+    <w:p>
+      <w:pPr>
+        <w:pStyle w:val="Descripcin"/>
+      </w:pPr>
+      <w:bookmarkStart w:id="137" w:name="_Toc200854083"/>
+      <w:bookmarkStart w:id="138" w:name="_Toc201172364"/>
+      <w:bookmarkStart w:id="139" w:name="_Toc201199619"/>
+      <w:bookmarkStart w:id="140" w:name="_Toc201199708"/>
+      <w:bookmarkStart w:id="141" w:name="_Toc211609259"/>
+      <w:bookmarkStart w:id="142" w:name="_Toc212539465"/>
+      <w:bookmarkStart w:id="143" w:name="_Toc212539519"/>
+      <w:r>
+        <w:t xml:space="preserve">Tabla </w:t>
+      </w:r>
+      <w:r>
+        <w:rPr>
+          <w:noProof/>
+        </w:rPr>
+        <w:fldChar w:fldCharType="begin"/>
+      </w:r>
+      <w:r>
+        <w:rPr>
+          <w:noProof/>
+        </w:rPr>
+        <w:instrText xml:space="preserve"> STYLEREF 1 \s </w:instrText>
+      </w:r>
+      <w:r>
+        <w:rPr>
+          <w:noProof/>
+        </w:rPr>
+        <w:fldChar w:fldCharType="separate"/>
+      </w:r>
+      <w:r>
+        <w:rPr>
+          <w:noProof/>
+        </w:rPr>
+        <w:t>6</w:t>
+      </w:r>
+      <w:r>
+        <w:rPr>
+          <w:noProof/>
+        </w:rPr>
+        <w:fldChar w:fldCharType="end"/>
+      </w:r>
+      <w:r>
+        <w:t>.</w:t>
+      </w:r>
+      <w:r>
+        <w:rPr>
+          <w:noProof/>
+        </w:rPr>
+        <w:fldChar w:fldCharType="begin"/>
+      </w:r>
+      <w:r>
+        <w:rPr>
+          <w:noProof/>
+        </w:rPr>
+        <w:instrText xml:space="preserve"> SEQ Tabla \* ARABIC \s 1 </w:instrText>
+      </w:r>
+      <w:r>
+        <w:rPr>
+          <w:noProof/>
+        </w:rPr>
+        <w:fldChar w:fldCharType="separate"/>
+      </w:r>
+      <w:r>
+        <w:rPr>
+          <w:noProof/>
+        </w:rPr>
+        <w:t>1</w:t>
+      </w:r>
+      <w:r>
+        <w:rPr>
+          <w:noProof/>
+        </w:rPr>
+        <w:fldChar w:fldCharType="end"/>
+      </w:r>
+      <w:r>
+        <w:t xml:space="preserve"> solución de errores comunes</w:t>
+      </w:r>
       <w:bookmarkEnd w:id="137"/>
-    </w:p>
-    <w:p/>
-    <w:p>
-      <w:r>
-        <w:t>En la tabla 6.1 se observa</w:t>
-      </w:r>
-      <w:r>
-        <w:t>n</w:t>
-      </w:r>
-      <w:r>
-        <w:t xml:space="preserve"> errores comunes que suceden en el proceso de ejecución del sistema, donde se presentan posibles soluciones </w:t>
-      </w:r>
-      <w:r>
-        <w:t>para ello.</w:t>
-      </w:r>
-    </w:p>
-    <w:p/>
-    <w:p>
-      <w:pPr>
-        <w:pStyle w:val="Descripcin"/>
-      </w:pPr>
-      <w:bookmarkStart w:id="138" w:name="_Toc200854083"/>
-      <w:bookmarkStart w:id="139" w:name="_Toc201172364"/>
-      <w:bookmarkStart w:id="140" w:name="_Toc201199619"/>
-      <w:bookmarkStart w:id="141" w:name="_Toc201199708"/>
-      <w:bookmarkStart w:id="142" w:name="_Toc211609259"/>
-      <w:bookmarkStart w:id="143" w:name="_Toc212539465"/>
-      <w:bookmarkStart w:id="144" w:name="_Toc212539519"/>
-      <w:r>
-        <w:t xml:space="preserve">Tabla </w:t>
-      </w:r>
-      <w:r>
-        <w:rPr>
-          <w:noProof/>
-        </w:rPr>
-        <w:fldChar w:fldCharType="begin"/>
-      </w:r>
-      <w:r>
-        <w:rPr>
-          <w:noProof/>
-        </w:rPr>
-        <w:instrText xml:space="preserve"> STYLEREF 1 \s </w:instrText>
-      </w:r>
-      <w:r>
-        <w:rPr>
-          <w:noProof/>
-        </w:rPr>
-        <w:fldChar w:fldCharType="separate"/>
-      </w:r>
-      <w:r>
-        <w:rPr>
-          <w:noProof/>
-        </w:rPr>
-        <w:t>6</w:t>
-      </w:r>
-      <w:r>
-        <w:rPr>
-          <w:noProof/>
-        </w:rPr>
-        <w:fldChar w:fldCharType="end"/>
-      </w:r>
-      <w:r>
-        <w:t>.</w:t>
-      </w:r>
-      <w:r>
-        <w:rPr>
-          <w:noProof/>
-        </w:rPr>
-        <w:fldChar w:fldCharType="begin"/>
-      </w:r>
-      <w:r>
-        <w:rPr>
-          <w:noProof/>
-        </w:rPr>
-        <w:instrText xml:space="preserve"> SEQ Tabla \* ARABIC \s 1 </w:instrText>
-      </w:r>
-      <w:r>
-        <w:rPr>
-          <w:noProof/>
-        </w:rPr>
-        <w:fldChar w:fldCharType="separate"/>
-      </w:r>
-      <w:r>
-        <w:rPr>
-          <w:noProof/>
-        </w:rPr>
-        <w:t>1</w:t>
-      </w:r>
-      <w:r>
-        <w:rPr>
-          <w:noProof/>
-        </w:rPr>
-        <w:fldChar w:fldCharType="end"/>
-      </w:r>
-      <w:r>
-        <w:t xml:space="preserve"> solución de errores comunes</w:t>
-      </w:r>
       <w:bookmarkEnd w:id="138"/>
       <w:bookmarkEnd w:id="139"/>
       <w:bookmarkEnd w:id="140"/>
       <w:bookmarkEnd w:id="141"/>
       <w:bookmarkEnd w:id="142"/>
       <w:bookmarkEnd w:id="143"/>
-      <w:bookmarkEnd w:id="144"/>
     </w:p>
     <w:tbl>
       <w:tblPr>
@@ -13812,12 +13824,12 @@
       <w:pPr>
         <w:pStyle w:val="Ttulo2"/>
       </w:pPr>
-      <w:bookmarkStart w:id="145" w:name="_Toc213146864"/>
+      <w:bookmarkStart w:id="144" w:name="_Toc213146864"/>
       <w:r>
         <w:lastRenderedPageBreak/>
         <w:t>Árbol de navegación</w:t>
       </w:r>
-      <w:bookmarkEnd w:id="145"/>
+      <w:bookmarkEnd w:id="144"/>
     </w:p>
     <w:p/>
     <w:p>
@@ -13860,12 +13872,12 @@
         <w:pStyle w:val="Descripcin"/>
         <w:keepNext/>
       </w:pPr>
-      <w:bookmarkStart w:id="146" w:name="_Toc201172439"/>
-      <w:bookmarkStart w:id="147" w:name="_Toc201199620"/>
-      <w:bookmarkStart w:id="148" w:name="_Toc201199709"/>
-      <w:bookmarkStart w:id="149" w:name="_Toc211609260"/>
-      <w:bookmarkStart w:id="150" w:name="_Toc212539466"/>
-      <w:bookmarkStart w:id="151" w:name="_Toc212539520"/>
+      <w:bookmarkStart w:id="145" w:name="_Toc201172439"/>
+      <w:bookmarkStart w:id="146" w:name="_Toc201199620"/>
+      <w:bookmarkStart w:id="147" w:name="_Toc201199709"/>
+      <w:bookmarkStart w:id="148" w:name="_Toc211609260"/>
+      <w:bookmarkStart w:id="149" w:name="_Toc212539466"/>
+      <w:bookmarkStart w:id="150" w:name="_Toc212539520"/>
       <w:r>
         <w:t xml:space="preserve">Figura </w:t>
       </w:r>
@@ -13946,12 +13958,12 @@
       <w:r>
         <w:t>”</w:t>
       </w:r>
+      <w:bookmarkEnd w:id="145"/>
       <w:bookmarkEnd w:id="146"/>
       <w:bookmarkEnd w:id="147"/>
       <w:bookmarkEnd w:id="148"/>
       <w:bookmarkEnd w:id="149"/>
       <w:bookmarkEnd w:id="150"/>
-      <w:bookmarkEnd w:id="151"/>
     </w:p>
     <w:p>
       <w:pPr>
@@ -14052,12 +14064,12 @@
       <w:pPr>
         <w:pStyle w:val="Descripcin"/>
       </w:pPr>
-      <w:bookmarkStart w:id="152" w:name="_Toc201172440"/>
-      <w:bookmarkStart w:id="153" w:name="_Toc201199621"/>
-      <w:bookmarkStart w:id="154" w:name="_Toc201199710"/>
-      <w:bookmarkStart w:id="155" w:name="_Toc211609261"/>
-      <w:bookmarkStart w:id="156" w:name="_Toc212539467"/>
-      <w:bookmarkStart w:id="157" w:name="_Toc212539521"/>
+      <w:bookmarkStart w:id="151" w:name="_Toc201172440"/>
+      <w:bookmarkStart w:id="152" w:name="_Toc201199621"/>
+      <w:bookmarkStart w:id="153" w:name="_Toc201199710"/>
+      <w:bookmarkStart w:id="154" w:name="_Toc211609261"/>
+      <w:bookmarkStart w:id="155" w:name="_Toc212539467"/>
+      <w:bookmarkStart w:id="156" w:name="_Toc212539521"/>
       <w:r>
         <w:t xml:space="preserve">Figura </w:t>
       </w:r>
@@ -14127,12 +14139,12 @@
       <w:r>
         <w:t xml:space="preserve"> “Vista navegación menú desplegable externa”</w:t>
       </w:r>
+      <w:bookmarkEnd w:id="151"/>
       <w:bookmarkEnd w:id="152"/>
       <w:bookmarkEnd w:id="153"/>
       <w:bookmarkEnd w:id="154"/>
       <w:bookmarkEnd w:id="155"/>
       <w:bookmarkEnd w:id="156"/>
-      <w:bookmarkEnd w:id="157"/>
     </w:p>
     <w:p>
       <w:pPr>
@@ -14197,12 +14209,12 @@
       <w:pPr>
         <w:pStyle w:val="Ttulo1"/>
       </w:pPr>
-      <w:bookmarkStart w:id="158" w:name="_Toc201199622"/>
-      <w:bookmarkStart w:id="159" w:name="_Toc201199711"/>
-      <w:bookmarkStart w:id="160" w:name="_Toc211609262"/>
-      <w:bookmarkStart w:id="161" w:name="_Toc212539468"/>
-      <w:bookmarkStart w:id="162" w:name="_Toc212539522"/>
-      <w:bookmarkStart w:id="163" w:name="_Toc213146865"/>
+      <w:bookmarkStart w:id="157" w:name="_Toc201199622"/>
+      <w:bookmarkStart w:id="158" w:name="_Toc201199711"/>
+      <w:bookmarkStart w:id="159" w:name="_Toc211609262"/>
+      <w:bookmarkStart w:id="160" w:name="_Toc212539468"/>
+      <w:bookmarkStart w:id="161" w:name="_Toc212539522"/>
+      <w:bookmarkStart w:id="162" w:name="_Toc213146865"/>
       <w:r>
         <w:lastRenderedPageBreak/>
         <w:t>PRUEBAS</w:t>
@@ -14213,35 +14225,35 @@
       <w:r>
         <w:t>UNITARIAS</w:t>
       </w:r>
+      <w:bookmarkEnd w:id="157"/>
       <w:bookmarkEnd w:id="158"/>
       <w:bookmarkEnd w:id="159"/>
       <w:bookmarkEnd w:id="160"/>
       <w:bookmarkEnd w:id="161"/>
       <w:bookmarkEnd w:id="162"/>
+      <w:r>
+        <w:t xml:space="preserve"> </w:t>
+      </w:r>
+    </w:p>
+    <w:p/>
+    <w:p>
+      <w:r>
+        <w:t>A continuación, las pruebas unitarias por caso de uso:</w:t>
+      </w:r>
+    </w:p>
+    <w:p/>
+    <w:p>
+      <w:pPr>
+        <w:pStyle w:val="Ttulo2"/>
+      </w:pPr>
+      <w:bookmarkStart w:id="163" w:name="_Toc213146866"/>
+      <w:r>
+        <w:t>Prueba unitaria CU N°</w:t>
+      </w:r>
+      <w:r>
+        <w:t>7.1</w:t>
+      </w:r>
       <w:bookmarkEnd w:id="163"/>
-      <w:r>
-        <w:t xml:space="preserve"> </w:t>
-      </w:r>
-    </w:p>
-    <w:p/>
-    <w:p>
-      <w:r>
-        <w:t>A continuación, las pruebas unitarias por caso de uso:</w:t>
-      </w:r>
-    </w:p>
-    <w:p/>
-    <w:p>
-      <w:pPr>
-        <w:pStyle w:val="Ttulo2"/>
-      </w:pPr>
-      <w:bookmarkStart w:id="164" w:name="_Toc213146866"/>
-      <w:r>
-        <w:t>Prueba unitaria CU N°</w:t>
-      </w:r>
-      <w:r>
-        <w:t>7.1</w:t>
-      </w:r>
-      <w:bookmarkEnd w:id="164"/>
     </w:p>
     <w:p/>
     <w:p>
@@ -14358,7 +14370,15 @@
         </w:numPr>
       </w:pPr>
       <w:r>
-        <w:t xml:space="preserve">Verificar </w:t>
+        <w:t xml:space="preserve">Verificar la correcta validación y redirección a la vista </w:t>
+      </w:r>
+      <w:proofErr w:type="spellStart"/>
+      <w:r>
+        <w:t>dashboard</w:t>
+      </w:r>
+      <w:proofErr w:type="spellEnd"/>
+      <w:r>
+        <w:t>.</w:t>
       </w:r>
     </w:p>
     <w:p/>
@@ -14371,7 +14391,10 @@
         </w:numPr>
       </w:pPr>
       <w:r>
-        <w:t xml:space="preserve">Verificar </w:t>
+        <w:t>Verificar la correcta carga del grafico presentes vs ausentes</w:t>
+      </w:r>
+      <w:r>
+        <w:t>.</w:t>
       </w:r>
     </w:p>
     <w:p/>
@@ -14386,6 +14409,12 @@
       <w:r>
         <w:t xml:space="preserve">Verificar </w:t>
       </w:r>
+      <w:r>
+        <w:t>el correcto funcionamiento de los gráficos cumpliendo con los empleados</w:t>
+      </w:r>
+      <w:r>
+        <w:t>.</w:t>
+      </w:r>
     </w:p>
     <w:p/>
     <w:p>
@@ -14403,7 +14432,30 @@
         </w:numPr>
       </w:pPr>
       <w:r>
-        <w:t xml:space="preserve">El </w:t>
+        <w:t>El</w:t>
+      </w:r>
+      <w:r>
+        <w:t xml:space="preserve"> sistema tras el inicio de sesión valida y redirección </w:t>
+      </w:r>
+      <w:r>
+        <w:t xml:space="preserve">debe cargar </w:t>
+      </w:r>
+      <w:r>
+        <w:t xml:space="preserve">de manera correcta </w:t>
+      </w:r>
+      <w:r>
+        <w:t xml:space="preserve">a </w:t>
+      </w:r>
+      <w:r>
+        <w:t xml:space="preserve">la vista </w:t>
+      </w:r>
+      <w:proofErr w:type="spellStart"/>
+      <w:r>
+        <w:t>dashboard</w:t>
+      </w:r>
+      <w:proofErr w:type="spellEnd"/>
+      <w:r>
+        <w:t xml:space="preserve">. </w:t>
       </w:r>
     </w:p>
     <w:p>
@@ -14423,6 +14475,21 @@
       <w:r>
         <w:t xml:space="preserve">La </w:t>
       </w:r>
+      <w:r>
+        <w:t>página y el grafico de presentes vs ausentes</w:t>
+      </w:r>
+      <w:r>
+        <w:t xml:space="preserve"> deben</w:t>
+      </w:r>
+      <w:r>
+        <w:t xml:space="preserve"> carga</w:t>
+      </w:r>
+      <w:r>
+        <w:t>r</w:t>
+      </w:r>
+      <w:r>
+        <w:t xml:space="preserve"> correctamente.</w:t>
+      </w:r>
     </w:p>
     <w:p/>
     <w:p>
@@ -14434,7 +14501,13 @@
         </w:numPr>
       </w:pPr>
       <w:r>
-        <w:t xml:space="preserve">Al </w:t>
+        <w:t xml:space="preserve">El funcionamiento y cumplimiento de los gráficos </w:t>
+      </w:r>
+      <w:r>
+        <w:t>deben cumplir</w:t>
+      </w:r>
+      <w:r>
+        <w:t xml:space="preserve"> correctamente.</w:t>
       </w:r>
     </w:p>
     <w:p>
@@ -14457,7 +14530,13 @@
         </w:numPr>
       </w:pPr>
       <w:r>
-        <w:t xml:space="preserve">La </w:t>
+        <w:t xml:space="preserve">El sistema tras el inicio se valida y </w:t>
+      </w:r>
+      <w:r>
+        <w:t>se re direcciona</w:t>
+      </w:r>
+      <w:r>
+        <w:t xml:space="preserve"> de manera correcta cumpliendo con lo esperado.</w:t>
       </w:r>
     </w:p>
     <w:p/>
@@ -14470,7 +14549,7 @@
         </w:numPr>
       </w:pPr>
       <w:r>
-        <w:t xml:space="preserve">El </w:t>
+        <w:t>La página y el grafico de presentes vs ausentes cargo correctamente sin ningún fallo.</w:t>
       </w:r>
     </w:p>
     <w:p/>
@@ -14483,7 +14562,7 @@
         </w:numPr>
       </w:pPr>
       <w:r>
-        <w:t xml:space="preserve">El </w:t>
+        <w:t>Los gráficos y el funcionamiento cumplen de manera correcta mostrando la asistencia y ausentes cumpliendo con el cometido.</w:t>
       </w:r>
     </w:p>
     <w:p>
@@ -14499,7 +14578,46 @@
         <w:t>7.1</w:t>
       </w:r>
       <w:r>
-        <w:t xml:space="preserve">, </w:t>
+        <w:t>,</w:t>
+      </w:r>
+      <w:r>
+        <w:t xml:space="preserve"> El contenido central es un </w:t>
+      </w:r>
+      <w:r>
+        <w:rPr>
+          <w:bCs/>
+        </w:rPr>
+        <w:t>resumen visual de asistencia</w:t>
+      </w:r>
+      <w:r>
+        <w:t xml:space="preserve"> para la fecha, destacando las métricas de </w:t>
+      </w:r>
+      <w:r>
+        <w:rPr>
+          <w:bCs/>
+        </w:rPr>
+        <w:t>Asistente</w:t>
+      </w:r>
+      <w:r>
+        <w:rPr>
+          <w:bCs/>
+        </w:rPr>
+        <w:t>s</w:t>
+      </w:r>
+      <w:r>
+        <w:t xml:space="preserve"> y </w:t>
+      </w:r>
+      <w:r>
+        <w:rPr>
+          <w:bCs/>
+        </w:rPr>
+        <w:t>Ausentes</w:t>
+      </w:r>
+      <w:r>
+        <w:t xml:space="preserve"> mediante un gráfico de barras simple (barra verde para asistentes, roja para ausentes)</w:t>
+      </w:r>
+      <w:r>
+        <w:t xml:space="preserve"> </w:t>
       </w:r>
     </w:p>
     <w:p/>
@@ -14508,12 +14626,12 @@
         <w:pStyle w:val="Descripcin"/>
         <w:keepNext/>
       </w:pPr>
-      <w:bookmarkStart w:id="165" w:name="_Toc200854229"/>
-      <w:bookmarkStart w:id="166" w:name="_Toc201172448"/>
-      <w:bookmarkStart w:id="167" w:name="_Toc201199636"/>
-      <w:bookmarkStart w:id="168" w:name="_Toc201199725"/>
-      <w:bookmarkStart w:id="169" w:name="_Toc212539470"/>
-      <w:bookmarkStart w:id="170" w:name="_Toc212539524"/>
+      <w:bookmarkStart w:id="164" w:name="_Toc200854229"/>
+      <w:bookmarkStart w:id="165" w:name="_Toc201172448"/>
+      <w:bookmarkStart w:id="166" w:name="_Toc201199636"/>
+      <w:bookmarkStart w:id="167" w:name="_Toc201199725"/>
+      <w:bookmarkStart w:id="168" w:name="_Toc212539470"/>
+      <w:bookmarkStart w:id="169" w:name="_Toc212539524"/>
       <w:r>
         <w:t xml:space="preserve">Figura </w:t>
       </w:r>
@@ -14556,12 +14674,12 @@
       <w:r>
         <w:t>”</w:t>
       </w:r>
+      <w:bookmarkEnd w:id="164"/>
       <w:bookmarkEnd w:id="165"/>
       <w:bookmarkEnd w:id="166"/>
       <w:bookmarkEnd w:id="167"/>
       <w:bookmarkEnd w:id="168"/>
       <w:bookmarkEnd w:id="169"/>
-      <w:bookmarkEnd w:id="170"/>
     </w:p>
     <w:p/>
     <w:p>
@@ -14569,6 +14687,9 @@
         <w:pStyle w:val="Sinespaciado"/>
       </w:pPr>
       <w:r>
+        <w:rPr>
+          <w:noProof/>
+        </w:rPr>
         <w:drawing>
           <wp:inline distT="0" distB="0" distL="0" distR="0" wp14:anchorId="5630768A" wp14:editId="05B7432A">
             <wp:extent cx="5971540" cy="3034665"/>
@@ -14671,14 +14792,14 @@
       <w:pPr>
         <w:pStyle w:val="Ttulo2"/>
       </w:pPr>
-      <w:bookmarkStart w:id="171" w:name="_Toc213146867"/>
+      <w:bookmarkStart w:id="170" w:name="_Toc213146867"/>
       <w:r>
         <w:t>Prueba unitaria CU N°</w:t>
       </w:r>
       <w:r>
         <w:t>7.3</w:t>
       </w:r>
-      <w:bookmarkEnd w:id="171"/>
+      <w:bookmarkEnd w:id="170"/>
     </w:p>
     <w:p>
       <w:pPr>
@@ -14689,7 +14810,6 @@
     </w:p>
     <w:p>
       <w:r>
-        <w:lastRenderedPageBreak/>
         <w:t xml:space="preserve">En la </w:t>
       </w:r>
       <w:r>
@@ -14702,8 +14822,11 @@
         <w:t>se puede visualizar el Caso de uso N°7.3 que consiste en mostrar una tabla con los empleados que estén ausentes ese día, el proceso comienza cuando el usuario da clic en la casilla de generar tabla de inasistencia y luego el sistema genera la tabla del personal ausente.</w:t>
       </w:r>
     </w:p>
-    <w:p/>
-    <w:p/>
+    <w:p>
+      <w:pPr>
+        <w:ind w:firstLine="0"/>
+      </w:pPr>
+    </w:p>
     <w:p>
       <w:pPr>
         <w:pStyle w:val="Descripcin"/>
@@ -14750,9 +14873,9 @@
           <w:noProof/>
         </w:rPr>
         <w:drawing>
-          <wp:inline distT="114300" distB="114300" distL="114300" distR="114300" wp14:anchorId="61DCEB39" wp14:editId="7338D41A">
-            <wp:extent cx="5971540" cy="4648200"/>
-            <wp:effectExtent l="0" t="0" r="0" b="0"/>
+          <wp:inline distT="114300" distB="114300" distL="114300" distR="114300" wp14:anchorId="61DCEB39" wp14:editId="07CE87EE">
+            <wp:extent cx="4441371" cy="3847605"/>
+            <wp:effectExtent l="0" t="0" r="0" b="635"/>
             <wp:docPr id="151448936" name="image81.png" descr="Texto, Tabla&#10;&#10;El contenido generado por IA puede ser incorrecto."/>
             <wp:cNvGraphicFramePr/>
             <a:graphic xmlns:a="http://schemas.openxmlformats.org/drawingml/2006/main">
@@ -14772,7 +14895,7 @@
                   <pic:spPr>
                     <a:xfrm>
                       <a:off x="0" y="0"/>
-                      <a:ext cx="5971540" cy="4648200"/>
+                      <a:ext cx="4444236" cy="3850087"/>
                     </a:xfrm>
                     <a:prstGeom prst="rect">
                       <a:avLst/>
@@ -14834,6 +14957,17 @@
       <w:r>
         <w:t xml:space="preserve">Verificar </w:t>
       </w:r>
+      <w:r>
+        <w:t xml:space="preserve">la correcta validación y redirección al </w:t>
+      </w:r>
+      <w:proofErr w:type="spellStart"/>
+      <w:r>
+        <w:t>dashboard</w:t>
+      </w:r>
+      <w:proofErr w:type="spellEnd"/>
+      <w:r>
+        <w:t>.</w:t>
+      </w:r>
     </w:p>
     <w:p/>
     <w:p>
@@ -14847,6 +14981,9 @@
       <w:r>
         <w:t xml:space="preserve">Verificar </w:t>
       </w:r>
+      <w:r>
+        <w:t>la correcta carga de la interfaz y del botón generar tabla de inasistencia.</w:t>
+      </w:r>
     </w:p>
     <w:p/>
     <w:p>
@@ -14858,7 +14995,7 @@
         </w:numPr>
       </w:pPr>
       <w:r>
-        <w:t>Verifica</w:t>
+        <w:t>Verificar la correcta carga de la tabla de las personas ausentes del día actual.</w:t>
       </w:r>
     </w:p>
     <w:p>
@@ -14883,6 +15020,25 @@
       <w:r>
         <w:t xml:space="preserve">El </w:t>
       </w:r>
+      <w:r>
+        <w:t xml:space="preserve">sistema carga, valida y </w:t>
+      </w:r>
+      <w:proofErr w:type="spellStart"/>
+      <w:r>
+        <w:t>redirecciona</w:t>
+      </w:r>
+      <w:proofErr w:type="spellEnd"/>
+      <w:r>
+        <w:t xml:space="preserve"> de manera correcta al </w:t>
+      </w:r>
+      <w:proofErr w:type="spellStart"/>
+      <w:r>
+        <w:t>dashboard</w:t>
+      </w:r>
+      <w:proofErr w:type="spellEnd"/>
+      <w:r>
+        <w:t xml:space="preserve"> después del inicio de sesión</w:t>
+      </w:r>
     </w:p>
     <w:p>
       <w:pPr>
@@ -14900,6 +15056,9 @@
       <w:r>
         <w:t xml:space="preserve">El </w:t>
       </w:r>
+      <w:r>
+        <w:t>sistema debe cargar de manera correcta la interfaz y el botón “generar tabla de inasistencia”</w:t>
+      </w:r>
     </w:p>
     <w:p>
       <w:pPr>
@@ -14915,7 +15074,7 @@
         </w:numPr>
       </w:pPr>
       <w:r>
-        <w:t xml:space="preserve">Al </w:t>
+        <w:t>Al presionar el botón generar tabla de inasistencia, el sistema debe cargar de manera correcta la tabla de las personas ausentes del día actual.</w:t>
       </w:r>
     </w:p>
     <w:p>
@@ -14938,7 +15097,23 @@
         </w:numPr>
       </w:pPr>
       <w:r>
-        <w:t>La pes</w:t>
+        <w:t xml:space="preserve">El sistema carga, valida y se </w:t>
+      </w:r>
+      <w:proofErr w:type="spellStart"/>
+      <w:r>
+        <w:t>redirecciona</w:t>
+      </w:r>
+      <w:proofErr w:type="spellEnd"/>
+      <w:r>
+        <w:t xml:space="preserve"> de manera correcta al </w:t>
+      </w:r>
+      <w:proofErr w:type="spellStart"/>
+      <w:r>
+        <w:t>dashboard</w:t>
+      </w:r>
+      <w:proofErr w:type="spellEnd"/>
+      <w:r>
+        <w:t xml:space="preserve"> después del inicio de sesión.</w:t>
       </w:r>
     </w:p>
     <w:p>
@@ -14955,7 +15130,11 @@
         </w:numPr>
       </w:pPr>
       <w:r>
-        <w:t>E</w:t>
+        <w:lastRenderedPageBreak/>
+        <w:t>El sistema carga de manera correcta la interfaz y el botón “Generar tabla de inasistencia”</w:t>
+      </w:r>
+      <w:r>
+        <w:t xml:space="preserve"> es visible.</w:t>
       </w:r>
     </w:p>
     <w:p>
@@ -14971,6 +15150,17 @@
           <w:numId w:val="17"/>
         </w:numPr>
       </w:pPr>
+      <w:r>
+        <w:t xml:space="preserve">Al presionar el botón genera la tabla de inasistencia, el sistema carga de manera correcta la tabla de las persona ausentes del </w:t>
+      </w:r>
+      <w:proofErr w:type="spellStart"/>
+      <w:r>
+        <w:t>dia</w:t>
+      </w:r>
+      <w:proofErr w:type="spellEnd"/>
+      <w:r>
+        <w:t xml:space="preserve"> actual.</w:t>
+      </w:r>
     </w:p>
     <w:p>
       <w:pPr>
@@ -14988,7 +15178,70 @@
         <w:t>7.3</w:t>
       </w:r>
       <w:r>
+        <w:t xml:space="preserve">, la </w:t>
+      </w:r>
+      <w:r>
+        <w:rPr>
+          <w:bCs/>
+        </w:rPr>
+        <w:t>respuesta del sistema</w:t>
+      </w:r>
+      <w:r>
+        <w:t xml:space="preserve"> tras la acción de presionar el botón de la primera imagen ("Generar Tabla de Inasistencia"), lo que evidencia la ejecución exitosa del flujo para visualizar empleados ausentes. La pantalla se transforma para mostrar una tabla detallada bajo el título "Personal ausente del día </w:t>
+      </w:r>
+      <w:r>
+        <w:t>x</w:t>
+      </w:r>
+      <w:r>
+        <w:t xml:space="preserve">", listando </w:t>
+      </w:r>
+      <w:r>
+        <w:rPr>
+          <w:bCs/>
+        </w:rPr>
+        <w:t>empleados</w:t>
+      </w:r>
+      <w:r>
+        <w:t xml:space="preserve"> </w:t>
+      </w:r>
+      <w:r>
+        <w:t xml:space="preserve">con sus respectivos </w:t>
+      </w:r>
+      <w:r>
+        <w:rPr>
+          <w:bCs/>
+        </w:rPr>
+        <w:t>RUT</w:t>
+      </w:r>
+      <w:r>
         <w:t xml:space="preserve">, </w:t>
+      </w:r>
+      <w:r>
+        <w:rPr>
+          <w:bCs/>
+        </w:rPr>
+        <w:t>Nombre Completo</w:t>
+      </w:r>
+      <w:r>
+        <w:t xml:space="preserve"> y </w:t>
+      </w:r>
+      <w:r>
+        <w:rPr>
+          <w:bCs/>
+        </w:rPr>
+        <w:t>Departamento</w:t>
+      </w:r>
+      <w:r>
+        <w:t xml:space="preserve"> (Recursos Humanos, Contabilidad, Cobranza, etc.), y el botón superior ha cambiado a </w:t>
+      </w:r>
+      <w:r>
+        <w:rPr>
+          <w:bCs/>
+        </w:rPr>
+        <w:t>"Ocultar Tabla de Inasistencia"</w:t>
+      </w:r>
+      <w:r>
+        <w:t xml:space="preserve"> para permitir al usuario regresar a la vista de gráfico.</w:t>
       </w:r>
     </w:p>
     <w:p/>
@@ -14997,8 +15250,8 @@
         <w:pStyle w:val="Descripcin"/>
         <w:keepNext/>
       </w:pPr>
-      <w:bookmarkStart w:id="172" w:name="_Toc212539472"/>
-      <w:bookmarkStart w:id="173" w:name="_Toc212539526"/>
+      <w:bookmarkStart w:id="171" w:name="_Toc212539472"/>
+      <w:bookmarkStart w:id="172" w:name="_Toc212539526"/>
       <w:r>
         <w:t xml:space="preserve">Figura </w:t>
       </w:r>
@@ -15041,19 +15294,21 @@
       <w:r>
         <w:t>”</w:t>
       </w:r>
+      <w:bookmarkEnd w:id="171"/>
       <w:bookmarkEnd w:id="172"/>
-      <w:bookmarkEnd w:id="173"/>
-    </w:p>
-    <w:p/>
+    </w:p>
     <w:p>
       <w:pPr>
         <w:pStyle w:val="Sinespaciado"/>
       </w:pPr>
       <w:r>
+        <w:rPr>
+          <w:noProof/>
+        </w:rPr>
         <w:drawing>
-          <wp:inline distT="0" distB="0" distL="0" distR="0" wp14:anchorId="53DDBCDF" wp14:editId="23794688">
-            <wp:extent cx="5971540" cy="672465"/>
-            <wp:effectExtent l="0" t="0" r="0" b="0"/>
+          <wp:inline distT="0" distB="0" distL="0" distR="0" wp14:anchorId="53DDBCDF" wp14:editId="3DFE7EA7">
+            <wp:extent cx="5272687" cy="593766"/>
+            <wp:effectExtent l="0" t="0" r="4445" b="0"/>
             <wp:docPr id="4" name="Imagen 4"/>
             <wp:cNvGraphicFramePr>
               <a:graphicFrameLocks xmlns:a="http://schemas.openxmlformats.org/drawingml/2006/main" noChangeAspect="1"/>
@@ -15074,7 +15329,7 @@
                   <pic:spPr>
                     <a:xfrm>
                       <a:off x="0" y="0"/>
-                      <a:ext cx="5971540" cy="672465"/>
+                      <a:ext cx="5457627" cy="614592"/>
                     </a:xfrm>
                     <a:prstGeom prst="rect">
                       <a:avLst/>
@@ -15092,10 +15347,13 @@
         <w:pStyle w:val="Sinespaciado"/>
       </w:pPr>
       <w:r>
+        <w:rPr>
+          <w:noProof/>
+        </w:rPr>
         <w:drawing>
-          <wp:inline distT="0" distB="0" distL="0" distR="0" wp14:anchorId="05F11F98" wp14:editId="30200EA4">
-            <wp:extent cx="5971540" cy="2409825"/>
-            <wp:effectExtent l="0" t="0" r="0" b="9525"/>
+          <wp:inline distT="0" distB="0" distL="0" distR="0" wp14:anchorId="05F11F98" wp14:editId="0BFFE094">
+            <wp:extent cx="5272405" cy="2127689"/>
+            <wp:effectExtent l="0" t="0" r="4445" b="6350"/>
             <wp:docPr id="3" name="Imagen 3"/>
             <wp:cNvGraphicFramePr>
               <a:graphicFrameLocks xmlns:a="http://schemas.openxmlformats.org/drawingml/2006/main" noChangeAspect="1"/>
@@ -15116,7 +15374,7 @@
                   <pic:spPr>
                     <a:xfrm>
                       <a:off x="0" y="0"/>
-                      <a:ext cx="5971540" cy="2409825"/>
+                      <a:ext cx="5326484" cy="2149513"/>
                     </a:xfrm>
                     <a:prstGeom prst="rect">
                       <a:avLst/>
@@ -15141,31 +15399,22 @@
     </w:p>
     <w:p>
       <w:r>
-        <w:t>Fuente: Elaborado por el estudiante de acuerdo con el proyecto</w:t>
-      </w:r>
-    </w:p>
-    <w:p/>
-    <w:p/>
-    <w:p/>
-    <w:p/>
-    <w:p>
-      <w:pPr>
-        <w:pStyle w:val="Sinespaciado"/>
-      </w:pPr>
-      <w:r>
-        <w:br w:type="page"/>
+        <w:t>Fuente: Elaborado por el estud</w:t>
+      </w:r>
+      <w:r>
+        <w:t>iante de acuerdo con el proyecto.</w:t>
       </w:r>
     </w:p>
     <w:p>
       <w:pPr>
         <w:pStyle w:val="Ttulo1"/>
       </w:pPr>
-      <w:bookmarkStart w:id="174" w:name="_Toc201199654"/>
-      <w:bookmarkStart w:id="175" w:name="_Toc201199743"/>
-      <w:bookmarkStart w:id="176" w:name="_Toc211609263"/>
-      <w:bookmarkStart w:id="177" w:name="_Toc212539477"/>
-      <w:bookmarkStart w:id="178" w:name="_Toc212539531"/>
-      <w:bookmarkStart w:id="179" w:name="_Toc213146868"/>
+      <w:bookmarkStart w:id="173" w:name="_Toc201199654"/>
+      <w:bookmarkStart w:id="174" w:name="_Toc201199743"/>
+      <w:bookmarkStart w:id="175" w:name="_Toc211609263"/>
+      <w:bookmarkStart w:id="176" w:name="_Toc212539477"/>
+      <w:bookmarkStart w:id="177" w:name="_Toc212539531"/>
+      <w:bookmarkStart w:id="178" w:name="_Toc213146868"/>
       <w:r>
         <w:lastRenderedPageBreak/>
         <w:t xml:space="preserve">SPRINT </w:t>
@@ -15173,22 +15422,175 @@
       <w:r>
         <w:t>REVIEW</w:t>
       </w:r>
+      <w:bookmarkEnd w:id="173"/>
       <w:bookmarkEnd w:id="174"/>
       <w:bookmarkEnd w:id="175"/>
       <w:bookmarkEnd w:id="176"/>
       <w:bookmarkEnd w:id="177"/>
       <w:bookmarkEnd w:id="178"/>
+      <w:r>
+        <w:t xml:space="preserve"> </w:t>
+      </w:r>
+    </w:p>
+    <w:p/>
+    <w:p>
+      <w:pPr>
+        <w:pStyle w:val="Ttulo2"/>
+      </w:pPr>
+      <w:bookmarkStart w:id="179" w:name="_Toc213146869"/>
+      <w:proofErr w:type="spellStart"/>
+      <w:r>
+        <w:t>Backlog</w:t>
+      </w:r>
+      <w:proofErr w:type="spellEnd"/>
+      <w:r>
+        <w:t xml:space="preserve"> </w:t>
+      </w:r>
+      <w:proofErr w:type="spellStart"/>
+      <w:r>
+        <w:t>Review</w:t>
+      </w:r>
       <w:bookmarkEnd w:id="179"/>
+      <w:proofErr w:type="spellEnd"/>
+    </w:p>
+    <w:p>
+      <w:pPr>
+        <w:ind w:firstLine="0"/>
+      </w:pPr>
+    </w:p>
+    <w:p>
+      <w:r>
+        <w:t xml:space="preserve">En la tabla </w:t>
+      </w:r>
+      <w:r>
+        <w:t>8</w:t>
+      </w:r>
+      <w:r>
+        <w:t xml:space="preserve">.1 se aprecia el sprint </w:t>
+      </w:r>
+      <w:proofErr w:type="spellStart"/>
+      <w:r>
+        <w:t>backlog</w:t>
+      </w:r>
+      <w:proofErr w:type="spellEnd"/>
       <w:r>
         <w:t xml:space="preserve"> </w:t>
       </w:r>
-    </w:p>
-    <w:p/>
-    <w:p>
-      <w:pPr>
-        <w:pStyle w:val="Ttulo2"/>
-      </w:pPr>
-      <w:bookmarkStart w:id="180" w:name="_Toc213146869"/>
+      <w:proofErr w:type="spellStart"/>
+      <w:r>
+        <w:t>review</w:t>
+      </w:r>
+      <w:proofErr w:type="spellEnd"/>
+      <w:r>
+        <w:t xml:space="preserve"> con las respectivas horas efectivas del proyecto </w:t>
+      </w:r>
+      <w:r>
+        <w:t>y tareas</w:t>
+      </w:r>
+      <w:r>
+        <w:t xml:space="preserve"> del incremento </w:t>
+      </w:r>
+      <w:r>
+        <w:t>4</w:t>
+      </w:r>
+      <w:r>
+        <w:t xml:space="preserve"> </w:t>
+      </w:r>
+      <w:r>
+        <w:t xml:space="preserve">con sus respectivas horas estimadas, donde cada tarea se encuentra </w:t>
+      </w:r>
+      <w:r>
+        <w:t>completada por parte de los responsables</w:t>
+      </w:r>
+      <w:r>
+        <w:t>.</w:t>
+      </w:r>
+    </w:p>
+    <w:p>
+      <w:pPr>
+        <w:ind w:firstLine="0"/>
+      </w:pPr>
+    </w:p>
+    <w:p>
+      <w:pPr>
+        <w:pStyle w:val="Descripcin"/>
+      </w:pPr>
+      <w:bookmarkStart w:id="180" w:name="_Toc200854101"/>
+      <w:bookmarkStart w:id="181" w:name="_Toc201172385"/>
+      <w:bookmarkStart w:id="182" w:name="_Toc201199655"/>
+      <w:bookmarkStart w:id="183" w:name="_Toc201199744"/>
+      <w:bookmarkStart w:id="184" w:name="_Toc211609264"/>
+      <w:bookmarkStart w:id="185" w:name="_Toc212539478"/>
+      <w:bookmarkStart w:id="186" w:name="_Toc212539532"/>
+      <w:r>
+        <w:t xml:space="preserve">Tabla </w:t>
+      </w:r>
+      <w:r>
+        <w:rPr>
+          <w:noProof/>
+        </w:rPr>
+        <w:fldChar w:fldCharType="begin"/>
+      </w:r>
+      <w:r>
+        <w:rPr>
+          <w:noProof/>
+        </w:rPr>
+        <w:instrText xml:space="preserve"> STYLEREF 1 \s </w:instrText>
+      </w:r>
+      <w:r>
+        <w:rPr>
+          <w:noProof/>
+        </w:rPr>
+        <w:fldChar w:fldCharType="separate"/>
+      </w:r>
+      <w:r>
+        <w:rPr>
+          <w:noProof/>
+        </w:rPr>
+        <w:t>8</w:t>
+      </w:r>
+      <w:r>
+        <w:rPr>
+          <w:noProof/>
+        </w:rPr>
+        <w:fldChar w:fldCharType="end"/>
+      </w:r>
+      <w:r>
+        <w:t>.</w:t>
+      </w:r>
+      <w:r>
+        <w:rPr>
+          <w:noProof/>
+        </w:rPr>
+        <w:fldChar w:fldCharType="begin"/>
+      </w:r>
+      <w:r>
+        <w:rPr>
+          <w:noProof/>
+        </w:rPr>
+        <w:instrText xml:space="preserve"> SEQ Tabla \* ARABIC \s 1 </w:instrText>
+      </w:r>
+      <w:r>
+        <w:rPr>
+          <w:noProof/>
+        </w:rPr>
+        <w:fldChar w:fldCharType="separate"/>
+      </w:r>
+      <w:r>
+        <w:rPr>
+          <w:noProof/>
+        </w:rPr>
+        <w:t>1</w:t>
+      </w:r>
+      <w:r>
+        <w:rPr>
+          <w:noProof/>
+        </w:rPr>
+        <w:fldChar w:fldCharType="end"/>
+      </w:r>
+      <w:r>
+        <w:t xml:space="preserve"> Sprint </w:t>
+      </w:r>
       <w:proofErr w:type="spellStart"/>
       <w:r>
         <w:t>Backlog</w:t>
@@ -15202,321 +15604,209 @@
         <w:t>Review</w:t>
       </w:r>
       <w:bookmarkEnd w:id="180"/>
-      <w:proofErr w:type="spellEnd"/>
-    </w:p>
-    <w:p>
-      <w:pPr>
-        <w:ind w:firstLine="0"/>
-      </w:pPr>
-    </w:p>
-    <w:p>
-      <w:r>
-        <w:t xml:space="preserve">En la tabla </w:t>
-      </w:r>
-      <w:r>
-        <w:t>8</w:t>
-      </w:r>
-      <w:r>
-        <w:t xml:space="preserve">.1 se aprecia el sprint </w:t>
-      </w:r>
-      <w:proofErr w:type="spellStart"/>
-      <w:r>
-        <w:t>backlog</w:t>
-      </w:r>
-      <w:proofErr w:type="spellEnd"/>
-      <w:r>
-        <w:t xml:space="preserve"> </w:t>
-      </w:r>
-      <w:proofErr w:type="spellStart"/>
-      <w:r>
-        <w:t>review</w:t>
-      </w:r>
-      <w:proofErr w:type="spellEnd"/>
-      <w:r>
-        <w:t xml:space="preserve"> con las respectivas horas efectivas del proyecto </w:t>
-      </w:r>
-      <w:r>
-        <w:t>y tareas</w:t>
-      </w:r>
-      <w:r>
-        <w:t xml:space="preserve"> del incremento </w:t>
-      </w:r>
-      <w:r>
-        <w:t>4</w:t>
-      </w:r>
-      <w:r>
-        <w:t xml:space="preserve"> </w:t>
-      </w:r>
-      <w:r>
-        <w:t xml:space="preserve">con sus respectivas horas estimadas, donde cada tarea se encuentra </w:t>
-      </w:r>
-      <w:r>
-        <w:t>completada por parte de los responsables</w:t>
-      </w:r>
-      <w:r>
-        <w:t>.</w:t>
-      </w:r>
-    </w:p>
-    <w:p>
-      <w:pPr>
-        <w:ind w:firstLine="0"/>
-      </w:pPr>
-    </w:p>
-    <w:p>
-      <w:pPr>
-        <w:pStyle w:val="Descripcin"/>
-      </w:pPr>
-      <w:bookmarkStart w:id="181" w:name="_Toc200854101"/>
-      <w:bookmarkStart w:id="182" w:name="_Toc201172385"/>
-      <w:bookmarkStart w:id="183" w:name="_Toc201199655"/>
-      <w:bookmarkStart w:id="184" w:name="_Toc201199744"/>
-      <w:bookmarkStart w:id="185" w:name="_Toc211609264"/>
-      <w:bookmarkStart w:id="186" w:name="_Toc212539478"/>
-      <w:bookmarkStart w:id="187" w:name="_Toc212539532"/>
-      <w:r>
-        <w:t xml:space="preserve">Tabla </w:t>
-      </w:r>
-      <w:r>
-        <w:rPr>
-          <w:noProof/>
-        </w:rPr>
-        <w:fldChar w:fldCharType="begin"/>
-      </w:r>
-      <w:r>
-        <w:rPr>
-          <w:noProof/>
-        </w:rPr>
-        <w:instrText xml:space="preserve"> STYLEREF 1 \s </w:instrText>
-      </w:r>
-      <w:r>
-        <w:rPr>
-          <w:noProof/>
-        </w:rPr>
-        <w:fldChar w:fldCharType="separate"/>
-      </w:r>
-      <w:r>
-        <w:rPr>
-          <w:noProof/>
-        </w:rPr>
-        <w:t>8</w:t>
-      </w:r>
-      <w:r>
-        <w:rPr>
-          <w:noProof/>
-        </w:rPr>
-        <w:fldChar w:fldCharType="end"/>
-      </w:r>
-      <w:r>
-        <w:t>.</w:t>
-      </w:r>
-      <w:r>
-        <w:rPr>
-          <w:noProof/>
-        </w:rPr>
-        <w:fldChar w:fldCharType="begin"/>
-      </w:r>
-      <w:r>
-        <w:rPr>
-          <w:noProof/>
-        </w:rPr>
-        <w:instrText xml:space="preserve"> SEQ Tabla \* ARABIC \s 1 </w:instrText>
-      </w:r>
-      <w:r>
-        <w:rPr>
-          <w:noProof/>
-        </w:rPr>
-        <w:fldChar w:fldCharType="separate"/>
-      </w:r>
-      <w:r>
-        <w:rPr>
-          <w:noProof/>
-        </w:rPr>
-        <w:t>1</w:t>
-      </w:r>
-      <w:r>
-        <w:rPr>
-          <w:noProof/>
-        </w:rPr>
-        <w:fldChar w:fldCharType="end"/>
-      </w:r>
-      <w:r>
-        <w:t xml:space="preserve"> Sprint </w:t>
-      </w:r>
-      <w:proofErr w:type="spellStart"/>
-      <w:r>
-        <w:t>Backlog</w:t>
-      </w:r>
-      <w:proofErr w:type="spellEnd"/>
-      <w:r>
-        <w:t xml:space="preserve"> </w:t>
-      </w:r>
-      <w:proofErr w:type="spellStart"/>
-      <w:r>
-        <w:t>Review</w:t>
-      </w:r>
       <w:bookmarkEnd w:id="181"/>
       <w:bookmarkEnd w:id="182"/>
       <w:bookmarkEnd w:id="183"/>
       <w:bookmarkEnd w:id="184"/>
       <w:bookmarkEnd w:id="185"/>
       <w:bookmarkEnd w:id="186"/>
+      <w:proofErr w:type="spellEnd"/>
+    </w:p>
+    <w:p>
+      <w:pPr>
+        <w:pStyle w:val="Sinespaciado"/>
+      </w:pPr>
+      <w:r>
+        <w:drawing>
+          <wp:inline distT="0" distB="0" distL="0" distR="0" wp14:anchorId="088167CD" wp14:editId="3E551101">
+            <wp:extent cx="5971540" cy="555625"/>
+            <wp:effectExtent l="0" t="0" r="0" b="0"/>
+            <wp:docPr id="2" name="Imagen 2"/>
+            <wp:cNvGraphicFramePr>
+              <a:graphicFrameLocks xmlns:a="http://schemas.openxmlformats.org/drawingml/2006/main" noChangeAspect="1"/>
+            </wp:cNvGraphicFramePr>
+            <a:graphic xmlns:a="http://schemas.openxmlformats.org/drawingml/2006/main">
+              <a:graphicData uri="http://schemas.openxmlformats.org/drawingml/2006/picture">
+                <pic:pic xmlns:pic="http://schemas.openxmlformats.org/drawingml/2006/picture">
+                  <pic:nvPicPr>
+                    <pic:cNvPr id="1" name=""/>
+                    <pic:cNvPicPr/>
+                  </pic:nvPicPr>
+                  <pic:blipFill>
+                    <a:blip r:embed="rId29"/>
+                    <a:stretch>
+                      <a:fillRect/>
+                    </a:stretch>
+                  </pic:blipFill>
+                  <pic:spPr>
+                    <a:xfrm>
+                      <a:off x="0" y="0"/>
+                      <a:ext cx="5971540" cy="555625"/>
+                    </a:xfrm>
+                    <a:prstGeom prst="rect">
+                      <a:avLst/>
+                    </a:prstGeom>
+                  </pic:spPr>
+                </pic:pic>
+              </a:graphicData>
+            </a:graphic>
+          </wp:inline>
+        </w:drawing>
+      </w:r>
+    </w:p>
+    <w:p>
+      <w:pPr>
+        <w:pStyle w:val="Sinespaciado"/>
+      </w:pPr>
+    </w:p>
+    <w:p>
+      <w:pPr>
+        <w:ind w:firstLine="0"/>
+      </w:pPr>
+    </w:p>
+    <w:p>
+      <w:r>
+        <w:t>Fuente: Elaborado por el estudiante de acuerdo con el proyecto</w:t>
+      </w:r>
+    </w:p>
+    <w:p/>
+    <w:p>
+      <w:pPr>
+        <w:pStyle w:val="Ttulo2"/>
+      </w:pPr>
+      <w:bookmarkStart w:id="187" w:name="_Toc213146870"/>
+      <w:r>
+        <w:t>Tabla</w:t>
+      </w:r>
+      <w:r>
+        <w:t xml:space="preserve"> de </w:t>
+      </w:r>
+      <w:r>
+        <w:t>esfuerzo</w:t>
+      </w:r>
       <w:bookmarkEnd w:id="187"/>
-      <w:proofErr w:type="spellEnd"/>
     </w:p>
     <w:p/>
     <w:p>
-      <w:pPr>
-        <w:pStyle w:val="Sinespaciado"/>
-      </w:pPr>
-    </w:p>
-    <w:p>
-      <w:pPr>
-        <w:ind w:firstLine="0"/>
-      </w:pPr>
-    </w:p>
-    <w:p>
-      <w:r>
-        <w:t>Fuente: Elaborado por el estudiante de acuerdo con el proyecto</w:t>
+      <w:r>
+        <w:t xml:space="preserve">En la tabla </w:t>
+      </w:r>
+      <w:r>
+        <w:t>8</w:t>
+      </w:r>
+      <w:r>
+        <w:t>.</w:t>
+      </w:r>
+      <w:r>
+        <w:t>2</w:t>
+      </w:r>
+      <w:r>
+        <w:t xml:space="preserve"> se r</w:t>
+      </w:r>
+      <w:r>
+        <w:t>epresentan las horas trabajadas (</w:t>
+      </w:r>
+      <w:r>
+        <w:t>x</w:t>
+      </w:r>
+      <w:r>
+        <w:t xml:space="preserve"> horas) por cantidad de Tareas (</w:t>
+      </w:r>
+      <w:r>
+        <w:t xml:space="preserve">x </w:t>
+      </w:r>
+      <w:r>
+        <w:t>Tareas), como van generando una tabla de esfuerzo que muestra como por cantidad de horas invertidas en un día para ir resolviendo las tareas programadas.</w:t>
       </w:r>
     </w:p>
     <w:p/>
     <w:p>
       <w:pPr>
-        <w:pStyle w:val="Ttulo2"/>
-      </w:pPr>
-      <w:bookmarkStart w:id="188" w:name="_Toc213146870"/>
-      <w:r>
-        <w:t>Tabla</w:t>
-      </w:r>
-      <w:r>
-        <w:t xml:space="preserve"> de </w:t>
-      </w:r>
-      <w:r>
-        <w:t>esfuerzo</w:t>
+        <w:pStyle w:val="Descripcin"/>
+      </w:pPr>
+      <w:bookmarkStart w:id="188" w:name="_Toc200854102"/>
+      <w:bookmarkStart w:id="189" w:name="_Toc201172386"/>
+      <w:bookmarkStart w:id="190" w:name="_Toc201199656"/>
+      <w:bookmarkStart w:id="191" w:name="_Toc201199745"/>
+      <w:bookmarkStart w:id="192" w:name="_Toc211609265"/>
+      <w:bookmarkStart w:id="193" w:name="_Toc212539479"/>
+      <w:bookmarkStart w:id="194" w:name="_Toc212539533"/>
+      <w:r>
+        <w:t xml:space="preserve">Tabla </w:t>
+      </w:r>
+      <w:r>
+        <w:rPr>
+          <w:noProof/>
+        </w:rPr>
+        <w:fldChar w:fldCharType="begin"/>
+      </w:r>
+      <w:r>
+        <w:rPr>
+          <w:noProof/>
+        </w:rPr>
+        <w:instrText xml:space="preserve"> STYLEREF 1 \s </w:instrText>
+      </w:r>
+      <w:r>
+        <w:rPr>
+          <w:noProof/>
+        </w:rPr>
+        <w:fldChar w:fldCharType="separate"/>
+      </w:r>
+      <w:r>
+        <w:rPr>
+          <w:noProof/>
+        </w:rPr>
+        <w:t>8</w:t>
+      </w:r>
+      <w:r>
+        <w:rPr>
+          <w:noProof/>
+        </w:rPr>
+        <w:fldChar w:fldCharType="end"/>
+      </w:r>
+      <w:r>
+        <w:t>.</w:t>
+      </w:r>
+      <w:r>
+        <w:rPr>
+          <w:noProof/>
+        </w:rPr>
+        <w:fldChar w:fldCharType="begin"/>
+      </w:r>
+      <w:r>
+        <w:rPr>
+          <w:noProof/>
+        </w:rPr>
+        <w:instrText xml:space="preserve"> SEQ Tabla \* ARABIC \s 1 </w:instrText>
+      </w:r>
+      <w:r>
+        <w:rPr>
+          <w:noProof/>
+        </w:rPr>
+        <w:fldChar w:fldCharType="separate"/>
+      </w:r>
+      <w:r>
+        <w:rPr>
+          <w:noProof/>
+        </w:rPr>
+        <w:t>2</w:t>
+      </w:r>
+      <w:r>
+        <w:rPr>
+          <w:noProof/>
+        </w:rPr>
+        <w:fldChar w:fldCharType="end"/>
+      </w:r>
+      <w:r>
+        <w:t xml:space="preserve"> Tabla de esfuerzo</w:t>
       </w:r>
       <w:bookmarkEnd w:id="188"/>
-    </w:p>
-    <w:p/>
-    <w:p>
-      <w:r>
-        <w:t xml:space="preserve">En la tabla </w:t>
-      </w:r>
-      <w:r>
-        <w:t>8</w:t>
-      </w:r>
-      <w:r>
-        <w:t>.</w:t>
-      </w:r>
-      <w:r>
-        <w:t>2</w:t>
-      </w:r>
-      <w:r>
-        <w:t xml:space="preserve"> se r</w:t>
-      </w:r>
-      <w:r>
-        <w:t>epresentan las horas trabajadas (</w:t>
-      </w:r>
-      <w:r>
-        <w:t>x</w:t>
-      </w:r>
-      <w:r>
-        <w:t xml:space="preserve"> horas) por cantidad de Tareas (</w:t>
-      </w:r>
-      <w:r>
-        <w:t xml:space="preserve">x </w:t>
-      </w:r>
-      <w:r>
-        <w:t>Tareas), como van generando una tabla de esfuerzo que muestra como por cantidad de horas invertidas en un día para ir resolviendo las tareas programadas.</w:t>
-      </w:r>
-    </w:p>
-    <w:p/>
-    <w:p>
-      <w:pPr>
-        <w:pStyle w:val="Descripcin"/>
-      </w:pPr>
-      <w:bookmarkStart w:id="189" w:name="_Toc200854102"/>
-      <w:bookmarkStart w:id="190" w:name="_Toc201172386"/>
-      <w:bookmarkStart w:id="191" w:name="_Toc201199656"/>
-      <w:bookmarkStart w:id="192" w:name="_Toc201199745"/>
-      <w:bookmarkStart w:id="193" w:name="_Toc211609265"/>
-      <w:bookmarkStart w:id="194" w:name="_Toc212539479"/>
-      <w:bookmarkStart w:id="195" w:name="_Toc212539533"/>
-      <w:r>
-        <w:t xml:space="preserve">Tabla </w:t>
-      </w:r>
-      <w:r>
-        <w:rPr>
-          <w:noProof/>
-        </w:rPr>
-        <w:fldChar w:fldCharType="begin"/>
-      </w:r>
-      <w:r>
-        <w:rPr>
-          <w:noProof/>
-        </w:rPr>
-        <w:instrText xml:space="preserve"> STYLEREF 1 \s </w:instrText>
-      </w:r>
-      <w:r>
-        <w:rPr>
-          <w:noProof/>
-        </w:rPr>
-        <w:fldChar w:fldCharType="separate"/>
-      </w:r>
-      <w:r>
-        <w:rPr>
-          <w:noProof/>
-        </w:rPr>
-        <w:t>8</w:t>
-      </w:r>
-      <w:r>
-        <w:rPr>
-          <w:noProof/>
-        </w:rPr>
-        <w:fldChar w:fldCharType="end"/>
-      </w:r>
-      <w:r>
-        <w:t>.</w:t>
-      </w:r>
-      <w:r>
-        <w:rPr>
-          <w:noProof/>
-        </w:rPr>
-        <w:fldChar w:fldCharType="begin"/>
-      </w:r>
-      <w:r>
-        <w:rPr>
-          <w:noProof/>
-        </w:rPr>
-        <w:instrText xml:space="preserve"> SEQ Tabla \* ARABIC \s 1 </w:instrText>
-      </w:r>
-      <w:r>
-        <w:rPr>
-          <w:noProof/>
-        </w:rPr>
-        <w:fldChar w:fldCharType="separate"/>
-      </w:r>
-      <w:r>
-        <w:rPr>
-          <w:noProof/>
-        </w:rPr>
-        <w:t>2</w:t>
-      </w:r>
-      <w:r>
-        <w:rPr>
-          <w:noProof/>
-        </w:rPr>
-        <w:fldChar w:fldCharType="end"/>
-      </w:r>
-      <w:r>
-        <w:t xml:space="preserve"> Tabla de esfuerzo</w:t>
-      </w:r>
       <w:bookmarkEnd w:id="189"/>
       <w:bookmarkEnd w:id="190"/>
       <w:bookmarkEnd w:id="191"/>
       <w:bookmarkEnd w:id="192"/>
       <w:bookmarkEnd w:id="193"/>
       <w:bookmarkEnd w:id="194"/>
-      <w:bookmarkEnd w:id="195"/>
     </w:p>
     <w:p>
       <w:pPr>
@@ -15533,21 +15823,19 @@
         <w:t>Fuente: Elaborado por el estudiante de acuerdo con el proyecto</w:t>
       </w:r>
     </w:p>
-    <w:p/>
-    <w:p/>
     <w:p>
       <w:pPr>
         <w:spacing w:line="278" w:lineRule="auto"/>
         <w:ind w:firstLine="0"/>
-        <w:jc w:val="center"/>
       </w:pPr>
     </w:p>
     <w:p>
       <w:pPr>
         <w:pStyle w:val="Ttulo2"/>
       </w:pPr>
-      <w:bookmarkStart w:id="196" w:name="_Toc213146871"/>
-      <w:r>
+      <w:bookmarkStart w:id="195" w:name="_Toc213146871"/>
+      <w:r>
+        <w:lastRenderedPageBreak/>
         <w:t>Gráfico</w:t>
       </w:r>
       <w:r>
@@ -15559,39 +15847,114 @@
       <w:r>
         <w:t>seguimiento</w:t>
       </w:r>
+      <w:bookmarkEnd w:id="195"/>
+    </w:p>
+    <w:p/>
+    <w:p>
+      <w:r>
+        <w:t xml:space="preserve">Los siguientes gráficos nos ayudan para el </w:t>
+      </w:r>
+      <w:r>
+        <w:t>seguimiento ágil</w:t>
+      </w:r>
+      <w:r>
+        <w:t xml:space="preserve"> del proyecto, estos gráficos son fundamentales porque permiten visualizar el avance real </w:t>
+      </w:r>
+      <w:r>
+        <w:t>del</w:t>
+      </w:r>
+      <w:r>
+        <w:t xml:space="preserve"> equipo en comparación con lo planificado</w:t>
+      </w:r>
+      <w:r>
+        <w:t xml:space="preserve">, facilitando </w:t>
+      </w:r>
+      <w:r>
+        <w:t>la toma de decisiones y posibles mejoras continuas del proceso de desarrollo</w:t>
+      </w:r>
+      <w:r>
+        <w:t xml:space="preserve">, a </w:t>
+      </w:r>
+      <w:r>
+        <w:t>continuación,</w:t>
+      </w:r>
+      <w:r>
+        <w:t xml:space="preserve"> los gráficos</w:t>
+      </w:r>
+      <w:r>
+        <w:t>.</w:t>
+      </w:r>
+    </w:p>
+    <w:p/>
+    <w:p>
+      <w:pPr>
+        <w:pStyle w:val="Ttulo3"/>
+      </w:pPr>
+      <w:r>
+        <w:t xml:space="preserve"> </w:t>
+      </w:r>
+      <w:bookmarkStart w:id="196" w:name="_Toc213146872"/>
+      <w:proofErr w:type="spellStart"/>
+      <w:r>
+        <w:t>Burn</w:t>
+      </w:r>
+      <w:proofErr w:type="spellEnd"/>
+      <w:r>
+        <w:t xml:space="preserve"> </w:t>
+      </w:r>
+      <w:proofErr w:type="spellStart"/>
+      <w:r>
+        <w:t>down</w:t>
+      </w:r>
+      <w:proofErr w:type="spellEnd"/>
+      <w:r>
+        <w:t xml:space="preserve"> chart</w:t>
+      </w:r>
       <w:bookmarkEnd w:id="196"/>
     </w:p>
     <w:p/>
     <w:p>
       <w:r>
-        <w:t xml:space="preserve">Los siguientes gráficos nos ayudan para el </w:t>
-      </w:r>
-      <w:r>
-        <w:t>seguimiento ágil</w:t>
-      </w:r>
-      <w:r>
-        <w:t xml:space="preserve"> del proyecto, estos gráficos son fundamentales porque permiten visualizar el avance real </w:t>
-      </w:r>
-      <w:r>
-        <w:t>del</w:t>
-      </w:r>
-      <w:r>
-        <w:t xml:space="preserve"> equipo en comparación con lo planificado</w:t>
-      </w:r>
-      <w:r>
-        <w:t xml:space="preserve">, facilitando </w:t>
-      </w:r>
-      <w:r>
-        <w:t>la toma de decisiones y posibles mejoras continuas del proceso de desarrollo</w:t>
-      </w:r>
-      <w:r>
-        <w:t xml:space="preserve">, a </w:t>
-      </w:r>
-      <w:r>
-        <w:t>continuación,</w:t>
-      </w:r>
-      <w:r>
-        <w:t xml:space="preserve"> los gráficos</w:t>
+        <w:t>E</w:t>
+      </w:r>
+      <w:r>
+        <w:t xml:space="preserve">n la figura </w:t>
+      </w:r>
+      <w:r>
+        <w:t>8</w:t>
+      </w:r>
+      <w:r>
+        <w:t xml:space="preserve">.1 se observa un </w:t>
+      </w:r>
+      <w:r>
+        <w:t xml:space="preserve">gráfico </w:t>
+      </w:r>
+      <w:r>
+        <w:t>que d</w:t>
+      </w:r>
+      <w:r>
+        <w:t xml:space="preserve">emuestra más explícitamente como la cantidad de </w:t>
+      </w:r>
+      <w:r>
+        <w:t>horas estimadas</w:t>
+      </w:r>
+      <w:r>
+        <w:t xml:space="preserve"> </w:t>
+      </w:r>
+      <w:r>
+        <w:t xml:space="preserve">(Línea Naranja) van disminuyendo, así mismo como las </w:t>
+      </w:r>
+      <w:r>
+        <w:t>horas</w:t>
+      </w:r>
+      <w:r>
+        <w:t xml:space="preserve"> </w:t>
+      </w:r>
+      <w:r>
+        <w:t>reales</w:t>
+      </w:r>
+      <w:r>
+        <w:t xml:space="preserve"> (Línea Azul) van disminuyendo con relación al tiempo invertido</w:t>
       </w:r>
       <w:r>
         <w:t>.</w:t>
@@ -15600,252 +15963,177 @@
     <w:p/>
     <w:p>
       <w:pPr>
-        <w:pStyle w:val="Ttulo3"/>
-      </w:pPr>
+        <w:pStyle w:val="Descripcin"/>
+      </w:pPr>
+      <w:bookmarkStart w:id="197" w:name="_Toc200854241"/>
+      <w:bookmarkStart w:id="198" w:name="_Toc201172461"/>
+      <w:bookmarkStart w:id="199" w:name="_Toc201199657"/>
+      <w:bookmarkStart w:id="200" w:name="_Toc201199746"/>
+      <w:bookmarkStart w:id="201" w:name="_Toc211609266"/>
+      <w:bookmarkStart w:id="202" w:name="_Toc212539480"/>
+      <w:bookmarkStart w:id="203" w:name="_Toc212539534"/>
+      <w:r>
+        <w:t xml:space="preserve">Figura </w:t>
+      </w:r>
+      <w:r>
+        <w:rPr>
+          <w:noProof/>
+        </w:rPr>
+        <w:fldChar w:fldCharType="begin"/>
+      </w:r>
+      <w:r>
+        <w:rPr>
+          <w:noProof/>
+        </w:rPr>
+        <w:instrText xml:space="preserve"> STYLEREF 1 \s </w:instrText>
+      </w:r>
+      <w:r>
+        <w:rPr>
+          <w:noProof/>
+        </w:rPr>
+        <w:fldChar w:fldCharType="separate"/>
+      </w:r>
+      <w:r>
+        <w:rPr>
+          <w:noProof/>
+        </w:rPr>
+        <w:t>8</w:t>
+      </w:r>
+      <w:r>
+        <w:rPr>
+          <w:noProof/>
+        </w:rPr>
+        <w:fldChar w:fldCharType="end"/>
+      </w:r>
+      <w:r>
+        <w:t>.</w:t>
+      </w:r>
+      <w:r>
+        <w:rPr>
+          <w:noProof/>
+        </w:rPr>
+        <w:fldChar w:fldCharType="begin"/>
+      </w:r>
+      <w:r>
+        <w:rPr>
+          <w:noProof/>
+        </w:rPr>
+        <w:instrText xml:space="preserve"> SEQ Figura \* ARABIC \s 1 </w:instrText>
+      </w:r>
+      <w:r>
+        <w:rPr>
+          <w:noProof/>
+        </w:rPr>
+        <w:fldChar w:fldCharType="separate"/>
+      </w:r>
+      <w:r>
+        <w:rPr>
+          <w:noProof/>
+        </w:rPr>
+        <w:t>1</w:t>
+      </w:r>
+      <w:r>
+        <w:rPr>
+          <w:noProof/>
+        </w:rPr>
+        <w:fldChar w:fldCharType="end"/>
+      </w:r>
+      <w:r>
+        <w:t xml:space="preserve"> Gr</w:t>
+      </w:r>
+      <w:r>
+        <w:t>á</w:t>
+      </w:r>
+      <w:r>
+        <w:t>fica</w:t>
+      </w:r>
       <w:r>
         <w:t xml:space="preserve"> </w:t>
       </w:r>
-      <w:bookmarkStart w:id="197" w:name="_Toc213146872"/>
       <w:proofErr w:type="spellStart"/>
       <w:r>
         <w:t>Burn</w:t>
       </w:r>
       <w:proofErr w:type="spellEnd"/>
       <w:r>
-        <w:t xml:space="preserve"> </w:t>
-      </w:r>
-      <w:proofErr w:type="spellStart"/>
-      <w:r>
-        <w:t>down</w:t>
-      </w:r>
-      <w:proofErr w:type="spellEnd"/>
-      <w:r>
-        <w:t xml:space="preserve"> chart</w:t>
+        <w:t xml:space="preserve">-Down </w:t>
+      </w:r>
+      <w:r>
+        <w:t>del esfuerzo del equipo</w:t>
       </w:r>
       <w:bookmarkEnd w:id="197"/>
-    </w:p>
-    <w:p/>
-    <w:p>
-      <w:r>
-        <w:t>E</w:t>
-      </w:r>
-      <w:r>
-        <w:t xml:space="preserve">n la figura </w:t>
-      </w:r>
-      <w:r>
-        <w:t>8</w:t>
-      </w:r>
-      <w:r>
-        <w:t xml:space="preserve">.1 se observa un </w:t>
-      </w:r>
-      <w:r>
-        <w:t xml:space="preserve">gráfico </w:t>
-      </w:r>
-      <w:r>
-        <w:t>que d</w:t>
-      </w:r>
-      <w:r>
-        <w:t xml:space="preserve">emuestra más explícitamente como la cantidad de </w:t>
-      </w:r>
-      <w:r>
-        <w:t>horas estimadas</w:t>
-      </w:r>
-      <w:r>
-        <w:t xml:space="preserve"> </w:t>
-      </w:r>
-      <w:r>
-        <w:t xml:space="preserve">(Línea Naranja) van disminuyendo, así mismo como las </w:t>
-      </w:r>
-      <w:r>
-        <w:t>horas</w:t>
-      </w:r>
-      <w:r>
-        <w:t xml:space="preserve"> </w:t>
-      </w:r>
-      <w:r>
-        <w:t>reales</w:t>
-      </w:r>
-      <w:r>
-        <w:t xml:space="preserve"> (Línea Azul) van disminuyendo con relación al tiempo invertido</w:t>
-      </w:r>
-      <w:r>
-        <w:t>.</w:t>
-      </w:r>
-    </w:p>
-    <w:p/>
-    <w:p>
-      <w:pPr>
-        <w:pStyle w:val="Descripcin"/>
-      </w:pPr>
-      <w:bookmarkStart w:id="198" w:name="_Toc200854241"/>
-      <w:bookmarkStart w:id="199" w:name="_Toc201172461"/>
-      <w:bookmarkStart w:id="200" w:name="_Toc201199657"/>
-      <w:bookmarkStart w:id="201" w:name="_Toc201199746"/>
-      <w:bookmarkStart w:id="202" w:name="_Toc211609266"/>
-      <w:bookmarkStart w:id="203" w:name="_Toc212539480"/>
-      <w:bookmarkStart w:id="204" w:name="_Toc212539534"/>
-      <w:r>
-        <w:t xml:space="preserve">Figura </w:t>
-      </w:r>
-      <w:r>
-        <w:rPr>
-          <w:noProof/>
-        </w:rPr>
-        <w:fldChar w:fldCharType="begin"/>
-      </w:r>
-      <w:r>
-        <w:rPr>
-          <w:noProof/>
-        </w:rPr>
-        <w:instrText xml:space="preserve"> STYLEREF 1 \s </w:instrText>
-      </w:r>
-      <w:r>
-        <w:rPr>
-          <w:noProof/>
-        </w:rPr>
-        <w:fldChar w:fldCharType="separate"/>
-      </w:r>
-      <w:r>
-        <w:rPr>
-          <w:noProof/>
-        </w:rPr>
-        <w:t>8</w:t>
-      </w:r>
-      <w:r>
-        <w:rPr>
-          <w:noProof/>
-        </w:rPr>
-        <w:fldChar w:fldCharType="end"/>
-      </w:r>
-      <w:r>
-        <w:t>.</w:t>
-      </w:r>
-      <w:r>
-        <w:rPr>
-          <w:noProof/>
-        </w:rPr>
-        <w:fldChar w:fldCharType="begin"/>
-      </w:r>
-      <w:r>
-        <w:rPr>
-          <w:noProof/>
-        </w:rPr>
-        <w:instrText xml:space="preserve"> SEQ Figura \* ARABIC \s 1 </w:instrText>
-      </w:r>
-      <w:r>
-        <w:rPr>
-          <w:noProof/>
-        </w:rPr>
-        <w:fldChar w:fldCharType="separate"/>
-      </w:r>
-      <w:r>
-        <w:rPr>
-          <w:noProof/>
-        </w:rPr>
-        <w:t>1</w:t>
-      </w:r>
-      <w:r>
-        <w:rPr>
-          <w:noProof/>
-        </w:rPr>
-        <w:fldChar w:fldCharType="end"/>
-      </w:r>
-      <w:r>
-        <w:t xml:space="preserve"> Gr</w:t>
-      </w:r>
-      <w:r>
-        <w:t>á</w:t>
-      </w:r>
-      <w:r>
-        <w:t>fica</w:t>
-      </w:r>
-      <w:r>
-        <w:t xml:space="preserve"> </w:t>
-      </w:r>
-      <w:proofErr w:type="spellStart"/>
-      <w:r>
-        <w:t>Burn</w:t>
-      </w:r>
-      <w:proofErr w:type="spellEnd"/>
-      <w:r>
-        <w:t xml:space="preserve">-Down </w:t>
-      </w:r>
-      <w:r>
-        <w:t>del esfuerzo del equipo</w:t>
-      </w:r>
       <w:bookmarkEnd w:id="198"/>
       <w:bookmarkEnd w:id="199"/>
       <w:bookmarkEnd w:id="200"/>
       <w:bookmarkEnd w:id="201"/>
       <w:bookmarkEnd w:id="202"/>
       <w:bookmarkEnd w:id="203"/>
+    </w:p>
+    <w:p>
+      <w:pPr>
+        <w:pStyle w:val="Sinespaciado"/>
+      </w:pPr>
+    </w:p>
+    <w:p>
+      <w:pPr>
+        <w:pStyle w:val="Sinespaciado"/>
+      </w:pPr>
+    </w:p>
+    <w:p>
+      <w:pPr>
+        <w:pStyle w:val="Sinespaciado"/>
+        <w:rPr>
+          <w:noProof/>
+        </w:rPr>
+      </w:pPr>
+    </w:p>
+    <w:p>
+      <w:pPr>
+        <w:pStyle w:val="Sinespaciado"/>
+        <w:rPr>
+          <w:noProof/>
+        </w:rPr>
+      </w:pPr>
+    </w:p>
+    <w:p>
+      <w:pPr>
+        <w:pStyle w:val="Sinespaciado"/>
+        <w:rPr>
+          <w:noProof/>
+        </w:rPr>
+      </w:pPr>
+    </w:p>
+    <w:p>
+      <w:pPr>
+        <w:pStyle w:val="Sinespaciado"/>
+      </w:pPr>
+    </w:p>
+    <w:p>
+      <w:r>
+        <w:t>Fuente: Elaborado por el estudiante de acuerdo con el proyecto</w:t>
+      </w:r>
+    </w:p>
+    <w:p/>
+    <w:p>
+      <w:pPr>
+        <w:pStyle w:val="Ttulo3"/>
+      </w:pPr>
+      <w:bookmarkStart w:id="204" w:name="_Toc213146873"/>
+      <w:proofErr w:type="spellStart"/>
+      <w:r>
+        <w:t>Burn</w:t>
+      </w:r>
+      <w:proofErr w:type="spellEnd"/>
+      <w:r>
+        <w:t xml:space="preserve"> </w:t>
+      </w:r>
+      <w:r>
+        <w:t>U</w:t>
+      </w:r>
+      <w:r>
+        <w:t>p chart</w:t>
+      </w:r>
       <w:bookmarkEnd w:id="204"/>
-    </w:p>
-    <w:p>
-      <w:pPr>
-        <w:pStyle w:val="Sinespaciado"/>
-      </w:pPr>
-    </w:p>
-    <w:p>
-      <w:pPr>
-        <w:pStyle w:val="Sinespaciado"/>
-      </w:pPr>
-    </w:p>
-    <w:p>
-      <w:pPr>
-        <w:pStyle w:val="Sinespaciado"/>
-        <w:rPr>
-          <w:noProof/>
-        </w:rPr>
-      </w:pPr>
-    </w:p>
-    <w:p>
-      <w:pPr>
-        <w:pStyle w:val="Sinespaciado"/>
-        <w:rPr>
-          <w:noProof/>
-        </w:rPr>
-      </w:pPr>
-    </w:p>
-    <w:p>
-      <w:pPr>
-        <w:pStyle w:val="Sinespaciado"/>
-        <w:rPr>
-          <w:noProof/>
-        </w:rPr>
-      </w:pPr>
-    </w:p>
-    <w:p>
-      <w:pPr>
-        <w:pStyle w:val="Sinespaciado"/>
-      </w:pPr>
-    </w:p>
-    <w:p>
-      <w:r>
-        <w:t>Fuente: Elaborado por el estudiante de acuerdo con el proyecto</w:t>
-      </w:r>
-    </w:p>
-    <w:p/>
-    <w:p>
-      <w:pPr>
-        <w:pStyle w:val="Ttulo3"/>
-      </w:pPr>
-      <w:bookmarkStart w:id="205" w:name="_Toc213146873"/>
-      <w:proofErr w:type="spellStart"/>
-      <w:r>
-        <w:t>Burn</w:t>
-      </w:r>
-      <w:proofErr w:type="spellEnd"/>
-      <w:r>
-        <w:t xml:space="preserve"> </w:t>
-      </w:r>
-      <w:r>
-        <w:t>U</w:t>
-      </w:r>
-      <w:r>
-        <w:t>p chart</w:t>
-      </w:r>
-      <w:bookmarkEnd w:id="205"/>
     </w:p>
     <w:p/>
     <w:p>
@@ -15891,14 +16179,15 @@
         <w:pStyle w:val="Descripcin"/>
         <w:keepNext/>
       </w:pPr>
-      <w:bookmarkStart w:id="206" w:name="_Toc200854242"/>
-      <w:bookmarkStart w:id="207" w:name="_Toc201172462"/>
-      <w:bookmarkStart w:id="208" w:name="_Toc201199658"/>
-      <w:bookmarkStart w:id="209" w:name="_Toc201199747"/>
-      <w:bookmarkStart w:id="210" w:name="_Toc211609267"/>
-      <w:bookmarkStart w:id="211" w:name="_Toc212539481"/>
-      <w:bookmarkStart w:id="212" w:name="_Toc212539535"/>
-      <w:r>
+      <w:bookmarkStart w:id="205" w:name="_Toc200854242"/>
+      <w:bookmarkStart w:id="206" w:name="_Toc201172462"/>
+      <w:bookmarkStart w:id="207" w:name="_Toc201199658"/>
+      <w:bookmarkStart w:id="208" w:name="_Toc201199747"/>
+      <w:bookmarkStart w:id="209" w:name="_Toc211609267"/>
+      <w:bookmarkStart w:id="210" w:name="_Toc212539481"/>
+      <w:bookmarkStart w:id="211" w:name="_Toc212539535"/>
+      <w:r>
+        <w:lastRenderedPageBreak/>
         <w:t xml:space="preserve">Figura </w:t>
       </w:r>
       <w:r>
@@ -15984,13 +16273,13 @@
       <w:r>
         <w:t>-Up del esfuerzo del equipo</w:t>
       </w:r>
+      <w:bookmarkEnd w:id="205"/>
       <w:bookmarkEnd w:id="206"/>
       <w:bookmarkEnd w:id="207"/>
       <w:bookmarkEnd w:id="208"/>
       <w:bookmarkEnd w:id="209"/>
       <w:bookmarkEnd w:id="210"/>
       <w:bookmarkEnd w:id="211"/>
-      <w:bookmarkEnd w:id="212"/>
     </w:p>
     <w:p>
       <w:pPr>
@@ -16044,11 +16333,11 @@
       <w:pPr>
         <w:pStyle w:val="Ttulo3"/>
       </w:pPr>
-      <w:bookmarkStart w:id="213" w:name="_Toc213146874"/>
+      <w:bookmarkStart w:id="212" w:name="_Toc213146874"/>
       <w:r>
         <w:t>Velocidad del equipó</w:t>
       </w:r>
-      <w:bookmarkEnd w:id="213"/>
+      <w:bookmarkEnd w:id="212"/>
     </w:p>
     <w:p/>
     <w:p>
@@ -16089,13 +16378,13 @@
         <w:pStyle w:val="Descripcin"/>
         <w:keepNext/>
       </w:pPr>
-      <w:bookmarkStart w:id="214" w:name="_Toc200854243"/>
-      <w:bookmarkStart w:id="215" w:name="_Toc201172463"/>
-      <w:bookmarkStart w:id="216" w:name="_Toc201199659"/>
-      <w:bookmarkStart w:id="217" w:name="_Toc201199748"/>
-      <w:bookmarkStart w:id="218" w:name="_Toc211609268"/>
-      <w:bookmarkStart w:id="219" w:name="_Toc212539482"/>
-      <w:bookmarkStart w:id="220" w:name="_Toc212539536"/>
+      <w:bookmarkStart w:id="213" w:name="_Toc200854243"/>
+      <w:bookmarkStart w:id="214" w:name="_Toc201172463"/>
+      <w:bookmarkStart w:id="215" w:name="_Toc201199659"/>
+      <w:bookmarkStart w:id="216" w:name="_Toc201199748"/>
+      <w:bookmarkStart w:id="217" w:name="_Toc211609268"/>
+      <w:bookmarkStart w:id="218" w:name="_Toc212539482"/>
+      <w:bookmarkStart w:id="219" w:name="_Toc212539536"/>
       <w:r>
         <w:t xml:space="preserve">Figura </w:t>
       </w:r>
@@ -16165,13 +16454,13 @@
       <w:r>
         <w:t xml:space="preserve"> Velocidad del equipo</w:t>
       </w:r>
+      <w:bookmarkEnd w:id="213"/>
       <w:bookmarkEnd w:id="214"/>
       <w:bookmarkEnd w:id="215"/>
       <w:bookmarkEnd w:id="216"/>
       <w:bookmarkEnd w:id="217"/>
       <w:bookmarkEnd w:id="218"/>
       <w:bookmarkEnd w:id="219"/>
-      <w:bookmarkEnd w:id="220"/>
     </w:p>
     <w:p>
       <w:pPr>
@@ -16209,47 +16498,47 @@
       <w:r>
         <w:br w:type="page"/>
       </w:r>
-      <w:bookmarkStart w:id="221" w:name="_Toc213146875"/>
+      <w:bookmarkStart w:id="220" w:name="_Toc213146875"/>
       <w:r>
         <w:lastRenderedPageBreak/>
         <w:t>Retrospectiva</w:t>
       </w:r>
+      <w:bookmarkEnd w:id="220"/>
+    </w:p>
+    <w:p/>
+    <w:p>
+      <w:r>
+        <w:t xml:space="preserve">La retrospectiva del proyecto se llevó a cabo como una instancia fundamental para la inspección y adaptación continua de los procesos y el desempeño del Equipo Scrum. Esta sesión se enfocó en analizar el trabajo realizado durante los </w:t>
+      </w:r>
+      <w:proofErr w:type="spellStart"/>
+      <w:r>
+        <w:t>sprints</w:t>
+      </w:r>
+      <w:proofErr w:type="spellEnd"/>
+      <w:r>
+        <w:t xml:space="preserve"> anteriores con el objetivo de identificar tanto los logros alcanzados como las áreas de oportunidad que permitan optimizar la eficiencia y calidad en los futuros ciclos de desarrollo.</w:t>
+      </w:r>
+    </w:p>
+    <w:p>
+      <w:pPr>
+        <w:ind w:firstLine="0"/>
+      </w:pPr>
+    </w:p>
+    <w:p>
+      <w:r>
+        <w:t>El resultado de esta sesión de reflexión es un compromiso colectivo para implementar los cambios que se detallan en el siguiente plan, buscando fortalecer la capacidad del equipo para entregar valor de manera más eficaz y sostenible.</w:t>
+      </w:r>
+    </w:p>
+    <w:p/>
+    <w:p>
+      <w:pPr>
+        <w:pStyle w:val="Ttulo3"/>
+      </w:pPr>
+      <w:bookmarkStart w:id="221" w:name="_Toc213146876"/>
+      <w:r>
+        <w:t>Plan de mejora</w:t>
+      </w:r>
       <w:bookmarkEnd w:id="221"/>
-    </w:p>
-    <w:p/>
-    <w:p>
-      <w:r>
-        <w:t xml:space="preserve">La retrospectiva del proyecto se llevó a cabo como una instancia fundamental para la inspección y adaptación continua de los procesos y el desempeño del Equipo Scrum. Esta sesión se enfocó en analizar el trabajo realizado durante los </w:t>
-      </w:r>
-      <w:proofErr w:type="spellStart"/>
-      <w:r>
-        <w:t>sprints</w:t>
-      </w:r>
-      <w:proofErr w:type="spellEnd"/>
-      <w:r>
-        <w:t xml:space="preserve"> anteriores con el objetivo de identificar tanto los logros alcanzados como las áreas de oportunidad que permitan optimizar la eficiencia y calidad en los futuros ciclos de desarrollo.</w:t>
-      </w:r>
-    </w:p>
-    <w:p>
-      <w:pPr>
-        <w:ind w:firstLine="0"/>
-      </w:pPr>
-    </w:p>
-    <w:p>
-      <w:r>
-        <w:t>El resultado de esta sesión de reflexión es un compromiso colectivo para implementar los cambios que se detallan en el siguiente plan, buscando fortalecer la capacidad del equipo para entregar valor de manera más eficaz y sostenible.</w:t>
-      </w:r>
-    </w:p>
-    <w:p/>
-    <w:p>
-      <w:pPr>
-        <w:pStyle w:val="Ttulo3"/>
-      </w:pPr>
-      <w:bookmarkStart w:id="222" w:name="_Toc213146876"/>
-      <w:r>
-        <w:t>Plan de mejora</w:t>
-      </w:r>
-      <w:bookmarkEnd w:id="222"/>
     </w:p>
     <w:p/>
     <w:p>
@@ -16276,13 +16565,13 @@
         <w:pStyle w:val="Descripcin"/>
         <w:keepNext/>
       </w:pPr>
-      <w:bookmarkStart w:id="223" w:name="_Toc200854106"/>
-      <w:bookmarkStart w:id="224" w:name="_Toc201172390"/>
-      <w:bookmarkStart w:id="225" w:name="_Toc201199660"/>
-      <w:bookmarkStart w:id="226" w:name="_Toc201199749"/>
-      <w:bookmarkStart w:id="227" w:name="_Toc211609269"/>
-      <w:bookmarkStart w:id="228" w:name="_Toc212539483"/>
-      <w:bookmarkStart w:id="229" w:name="_Toc212539537"/>
+      <w:bookmarkStart w:id="222" w:name="_Toc200854106"/>
+      <w:bookmarkStart w:id="223" w:name="_Toc201172390"/>
+      <w:bookmarkStart w:id="224" w:name="_Toc201199660"/>
+      <w:bookmarkStart w:id="225" w:name="_Toc201199749"/>
+      <w:bookmarkStart w:id="226" w:name="_Toc211609269"/>
+      <w:bookmarkStart w:id="227" w:name="_Toc212539483"/>
+      <w:bookmarkStart w:id="228" w:name="_Toc212539537"/>
       <w:r>
         <w:lastRenderedPageBreak/>
         <w:t xml:space="preserve">Tabla </w:t>
@@ -16353,13 +16642,13 @@
       <w:r>
         <w:t xml:space="preserve"> “Plan de mejora”</w:t>
       </w:r>
+      <w:bookmarkEnd w:id="222"/>
       <w:bookmarkEnd w:id="223"/>
       <w:bookmarkEnd w:id="224"/>
       <w:bookmarkEnd w:id="225"/>
       <w:bookmarkEnd w:id="226"/>
       <w:bookmarkEnd w:id="227"/>
       <w:bookmarkEnd w:id="228"/>
-      <w:bookmarkEnd w:id="229"/>
     </w:p>
     <w:p>
       <w:pPr>
@@ -16385,7 +16674,7 @@
                     <pic:cNvPicPr/>
                   </pic:nvPicPr>
                   <pic:blipFill>
-                    <a:blip r:embed="rId29"/>
+                    <a:blip r:embed="rId30"/>
                     <a:stretch>
                       <a:fillRect/>
                     </a:stretch>
@@ -16423,22 +16712,22 @@
       <w:pPr>
         <w:pStyle w:val="Ttulo1"/>
       </w:pPr>
-      <w:bookmarkStart w:id="230" w:name="_Toc201199661"/>
-      <w:bookmarkStart w:id="231" w:name="_Toc201199750"/>
-      <w:bookmarkStart w:id="232" w:name="_Toc211609270"/>
-      <w:bookmarkStart w:id="233" w:name="_Toc212539484"/>
-      <w:bookmarkStart w:id="234" w:name="_Toc212539538"/>
-      <w:bookmarkStart w:id="235" w:name="_Toc213146877"/>
+      <w:bookmarkStart w:id="229" w:name="_Toc201199661"/>
+      <w:bookmarkStart w:id="230" w:name="_Toc201199750"/>
+      <w:bookmarkStart w:id="231" w:name="_Toc211609270"/>
+      <w:bookmarkStart w:id="232" w:name="_Toc212539484"/>
+      <w:bookmarkStart w:id="233" w:name="_Toc212539538"/>
+      <w:bookmarkStart w:id="234" w:name="_Toc213146877"/>
       <w:r>
         <w:lastRenderedPageBreak/>
         <w:t>ANEXO</w:t>
       </w:r>
+      <w:bookmarkEnd w:id="229"/>
       <w:bookmarkEnd w:id="230"/>
       <w:bookmarkEnd w:id="231"/>
       <w:bookmarkEnd w:id="232"/>
       <w:bookmarkEnd w:id="233"/>
       <w:bookmarkEnd w:id="234"/>
-      <w:bookmarkEnd w:id="235"/>
     </w:p>
     <w:p/>
     <w:p/>
@@ -16446,14 +16735,14 @@
       <w:pPr>
         <w:pStyle w:val="Ttulo2"/>
       </w:pPr>
-      <w:bookmarkStart w:id="236" w:name="_Toc213146878"/>
+      <w:bookmarkStart w:id="235" w:name="_Toc213146878"/>
       <w:r>
         <w:t>Propuesta de solución</w:t>
       </w:r>
       <w:r>
         <w:t xml:space="preserve"> detallada</w:t>
       </w:r>
-      <w:bookmarkEnd w:id="236"/>
+      <w:bookmarkEnd w:id="235"/>
     </w:p>
     <w:p/>
     <w:p>
@@ -16618,11 +16907,11 @@
       <w:pPr>
         <w:pStyle w:val="Ttulo3"/>
       </w:pPr>
-      <w:bookmarkStart w:id="237" w:name="_Toc213146879"/>
+      <w:bookmarkStart w:id="236" w:name="_Toc213146879"/>
       <w:r>
         <w:t>Pila Tecnológica</w:t>
       </w:r>
-      <w:bookmarkEnd w:id="237"/>
+      <w:bookmarkEnd w:id="236"/>
       <w:r>
         <w:t xml:space="preserve"> </w:t>
       </w:r>
@@ -16677,7 +16966,7 @@
       <w:pPr>
         <w:pStyle w:val="Ttulo2"/>
       </w:pPr>
-      <w:bookmarkStart w:id="238" w:name="_Toc213146880"/>
+      <w:bookmarkStart w:id="237" w:name="_Toc213146880"/>
       <w:proofErr w:type="spellStart"/>
       <w:r>
         <w:lastRenderedPageBreak/>
@@ -16693,7 +16982,7 @@
       <w:r>
         <w:t>:</w:t>
       </w:r>
-      <w:bookmarkEnd w:id="238"/>
+      <w:bookmarkEnd w:id="237"/>
     </w:p>
     <w:p/>
     <w:p>
@@ -16719,17 +17008,17 @@
             <o:lock v:ext="edit" aspectratio="t"/>
           </v:shapetype>
           <v:shape id="_x0000_i1025" type="#_x0000_t75" style="width:79.5pt;height:49.55pt" o:ole="">
-            <v:imagedata r:id="rId30" o:title=""/>
+            <v:imagedata r:id="rId31" o:title=""/>
           </v:shape>
-          <o:OLEObject Type="Embed" ProgID="Package" ShapeID="_x0000_i1025" DrawAspect="Icon" ObjectID="_1823858548" r:id="rId31"/>
+          <o:OLEObject Type="Embed" ProgID="Package" ShapeID="_x0000_i1025" DrawAspect="Icon" ObjectID="_1823861797" r:id="rId32"/>
         </w:object>
       </w:r>
       <w:r>
         <w:object w:dxaOrig="1530" w:dyaOrig="995" w14:anchorId="7318620E">
           <v:shape id="_x0000_i1026" type="#_x0000_t75" style="width:79.5pt;height:49.55pt" o:ole="">
-            <v:imagedata r:id="rId32" o:title=""/>
+            <v:imagedata r:id="rId33" o:title=""/>
           </v:shape>
-          <o:OLEObject Type="Embed" ProgID="Package" ShapeID="_x0000_i1026" DrawAspect="Icon" ObjectID="_1823858549" r:id="rId33"/>
+          <o:OLEObject Type="Embed" ProgID="Package" ShapeID="_x0000_i1026" DrawAspect="Icon" ObjectID="_1823861798" r:id="rId34"/>
         </w:object>
       </w:r>
     </w:p>
@@ -16744,7 +17033,7 @@
       <w:pPr>
         <w:pStyle w:val="Ttulo2"/>
       </w:pPr>
-      <w:bookmarkStart w:id="239" w:name="_Toc213146881"/>
+      <w:bookmarkStart w:id="238" w:name="_Toc213146881"/>
       <w:proofErr w:type="spellStart"/>
       <w:r>
         <w:t>Pdf</w:t>
@@ -16756,15 +17045,15 @@
       <w:r>
         <w:t>de proceso</w:t>
       </w:r>
-      <w:bookmarkEnd w:id="239"/>
+      <w:bookmarkEnd w:id="238"/>
     </w:p>
     <w:p>
       <w:r>
         <w:object w:dxaOrig="1530" w:dyaOrig="995" w14:anchorId="0F22C1AE">
           <v:shape id="_x0000_i1027" type="#_x0000_t75" style="width:79.5pt;height:49.55pt" o:ole="">
-            <v:imagedata r:id="rId34" o:title=""/>
+            <v:imagedata r:id="rId35" o:title=""/>
           </v:shape>
-          <o:OLEObject Type="Embed" ProgID="Package" ShapeID="_x0000_i1027" DrawAspect="Icon" ObjectID="_1823858550" r:id="rId35"/>
+          <o:OLEObject Type="Embed" ProgID="Package" ShapeID="_x0000_i1027" DrawAspect="Icon" ObjectID="_1823861799" r:id="rId36"/>
         </w:object>
       </w:r>
     </w:p>
@@ -16772,7 +17061,7 @@
       <w:pPr>
         <w:pStyle w:val="Ttulo2"/>
       </w:pPr>
-      <w:bookmarkStart w:id="240" w:name="_Toc213146882"/>
+      <w:bookmarkStart w:id="239" w:name="_Toc213146882"/>
       <w:proofErr w:type="spellStart"/>
       <w:r>
         <w:t>Pdf</w:t>
@@ -16781,15 +17070,15 @@
       <w:r>
         <w:t xml:space="preserve"> vista componentes</w:t>
       </w:r>
-      <w:bookmarkEnd w:id="240"/>
+      <w:bookmarkEnd w:id="239"/>
     </w:p>
     <w:p>
       <w:r>
         <w:object w:dxaOrig="1530" w:dyaOrig="995" w14:anchorId="3BF7DF28">
           <v:shape id="_x0000_i1028" type="#_x0000_t75" style="width:79.5pt;height:49.55pt" o:ole="">
-            <v:imagedata r:id="rId36" o:title=""/>
+            <v:imagedata r:id="rId37" o:title=""/>
           </v:shape>
-          <o:OLEObject Type="Embed" ProgID="Package" ShapeID="_x0000_i1028" DrawAspect="Icon" ObjectID="_1823858551" r:id="rId37"/>
+          <o:OLEObject Type="Embed" ProgID="Package" ShapeID="_x0000_i1028" DrawAspect="Icon" ObjectID="_1823861800" r:id="rId38"/>
         </w:object>
       </w:r>
     </w:p>
@@ -16797,7 +17086,9 @@
       <w:pPr>
         <w:pStyle w:val="Ttulo2"/>
       </w:pPr>
-      <w:bookmarkStart w:id="241" w:name="_Toc213146883"/>
+      <w:bookmarkStart w:id="240" w:name="_Toc213146883"/>
+      <w:bookmarkStart w:id="241" w:name="_GoBack"/>
+      <w:bookmarkEnd w:id="241"/>
       <w:proofErr w:type="spellStart"/>
       <w:r>
         <w:t>Pdf</w:t>
@@ -16809,15 +17100,15 @@
       <w:r>
         <w:t>despliegue</w:t>
       </w:r>
-      <w:bookmarkEnd w:id="241"/>
+      <w:bookmarkEnd w:id="240"/>
     </w:p>
     <w:p>
       <w:r>
         <w:object w:dxaOrig="1530" w:dyaOrig="995" w14:anchorId="4B2FF5B7">
           <v:shape id="_x0000_i1029" type="#_x0000_t75" style="width:79.5pt;height:49.55pt" o:ole="">
-            <v:imagedata r:id="rId38" o:title=""/>
+            <v:imagedata r:id="rId39" o:title=""/>
           </v:shape>
-          <o:OLEObject Type="Embed" ProgID="Package" ShapeID="_x0000_i1029" DrawAspect="Icon" ObjectID="_1823858552" r:id="rId39"/>
+          <o:OLEObject Type="Embed" ProgID="Package" ShapeID="_x0000_i1029" DrawAspect="Icon" ObjectID="_1823861801" r:id="rId40"/>
         </w:object>
       </w:r>
     </w:p>
@@ -19069,9 +19360,9 @@
       <w:r>
         <w:object w:dxaOrig="1530" w:dyaOrig="995" w14:anchorId="0E4E0928">
           <v:shape id="_x0000_i1030" type="#_x0000_t75" style="width:79.5pt;height:49.55pt" o:ole="">
-            <v:imagedata r:id="rId40" o:title=""/>
+            <v:imagedata r:id="rId41" o:title=""/>
           </v:shape>
-          <o:OLEObject Type="Embed" ProgID="Package" ShapeID="_x0000_i1030" DrawAspect="Icon" ObjectID="_1823858553" r:id="rId41"/>
+          <o:OLEObject Type="Embed" ProgID="Package" ShapeID="_x0000_i1030" DrawAspect="Icon" ObjectID="_1823861802" r:id="rId42"/>
         </w:object>
       </w:r>
     </w:p>
@@ -19206,6 +19497,7 @@
             <w:id w:val="-573587230"/>
             <w:bibliography/>
           </w:sdtPr>
+          <w:sdtEndPr/>
           <w:sdtContent>
             <w:p>
               <w:pPr>
@@ -19322,8 +19614,8 @@
       </w:pPr>
     </w:p>
     <w:sectPr>
-      <w:headerReference w:type="default" r:id="rId42"/>
-      <w:footerReference w:type="default" r:id="rId43"/>
+      <w:headerReference w:type="default" r:id="rId43"/>
+      <w:footerReference w:type="default" r:id="rId44"/>
       <w:pgSz w:w="12240" w:h="15840" w:code="1"/>
       <w:pgMar w:top="1418" w:right="1418" w:bottom="1418" w:left="1418" w:header="709" w:footer="851" w:gutter="0"/>
       <w:pgNumType w:start="1"/>
@@ -19409,7 +19701,7 @@
         <w:noProof/>
         <w:color w:val="0A1D30"/>
       </w:rPr>
-      <w:t>22</w:t>
+      <w:t>45</w:t>
     </w:r>
     <w:r>
       <w:rPr>
@@ -23056,7 +23348,7 @@
 </file>
 
 <file path=customXml/itemProps2.xml><?xml version="1.0" encoding="utf-8"?>
-<ds:datastoreItem xmlns:ds="http://schemas.openxmlformats.org/officeDocument/2006/customXml" ds:itemID="{A5567A8A-45E0-4EB9-AB44-38EB2B7DC70A}">
+<ds:datastoreItem xmlns:ds="http://schemas.openxmlformats.org/officeDocument/2006/customXml" ds:itemID="{EB10F990-7A7D-4726-AEA3-90D2BEBD607E}">
   <ds:schemaRefs>
     <ds:schemaRef ds:uri="http://schemas.openxmlformats.org/officeDocument/2006/bibliography"/>
   </ds:schemaRefs>

--- a/INCREMENTO4/Documentos/Cuarto incremento Scrum++.docx
+++ b/INCREMENTO4/Documentos/Cuarto incremento Scrum++.docx
@@ -15510,18 +15510,20 @@
       <w:pPr>
         <w:ind w:firstLine="0"/>
       </w:pPr>
+      <w:bookmarkStart w:id="180" w:name="_GoBack"/>
+      <w:bookmarkEnd w:id="180"/>
     </w:p>
     <w:p>
       <w:pPr>
         <w:pStyle w:val="Descripcin"/>
       </w:pPr>
-      <w:bookmarkStart w:id="180" w:name="_Toc200854101"/>
-      <w:bookmarkStart w:id="181" w:name="_Toc201172385"/>
-      <w:bookmarkStart w:id="182" w:name="_Toc201199655"/>
-      <w:bookmarkStart w:id="183" w:name="_Toc201199744"/>
-      <w:bookmarkStart w:id="184" w:name="_Toc211609264"/>
-      <w:bookmarkStart w:id="185" w:name="_Toc212539478"/>
-      <w:bookmarkStart w:id="186" w:name="_Toc212539532"/>
+      <w:bookmarkStart w:id="181" w:name="_Toc200854101"/>
+      <w:bookmarkStart w:id="182" w:name="_Toc201172385"/>
+      <w:bookmarkStart w:id="183" w:name="_Toc201199655"/>
+      <w:bookmarkStart w:id="184" w:name="_Toc201199744"/>
+      <w:bookmarkStart w:id="185" w:name="_Toc211609264"/>
+      <w:bookmarkStart w:id="186" w:name="_Toc212539478"/>
+      <w:bookmarkStart w:id="187" w:name="_Toc212539532"/>
       <w:r>
         <w:t xml:space="preserve">Tabla </w:t>
       </w:r>
@@ -15603,13 +15605,13 @@
       <w:r>
         <w:t>Review</w:t>
       </w:r>
-      <w:bookmarkEnd w:id="180"/>
       <w:bookmarkEnd w:id="181"/>
       <w:bookmarkEnd w:id="182"/>
       <w:bookmarkEnd w:id="183"/>
       <w:bookmarkEnd w:id="184"/>
       <w:bookmarkEnd w:id="185"/>
       <w:bookmarkEnd w:id="186"/>
+      <w:bookmarkEnd w:id="187"/>
       <w:proofErr w:type="spellEnd"/>
     </w:p>
     <w:p>
@@ -15618,10 +15620,10 @@
       </w:pPr>
       <w:r>
         <w:drawing>
-          <wp:inline distT="0" distB="0" distL="0" distR="0" wp14:anchorId="088167CD" wp14:editId="3E551101">
-            <wp:extent cx="5971540" cy="555625"/>
+          <wp:inline distT="0" distB="0" distL="0" distR="0" wp14:anchorId="2C258D79" wp14:editId="7206A395">
+            <wp:extent cx="5971540" cy="559435"/>
             <wp:effectExtent l="0" t="0" r="0" b="0"/>
-            <wp:docPr id="2" name="Imagen 2"/>
+            <wp:docPr id="5" name="Imagen 5"/>
             <wp:cNvGraphicFramePr>
               <a:graphicFrameLocks xmlns:a="http://schemas.openxmlformats.org/drawingml/2006/main" noChangeAspect="1"/>
             </wp:cNvGraphicFramePr>
@@ -15641,7 +15643,7 @@
                   <pic:spPr>
                     <a:xfrm>
                       <a:off x="0" y="0"/>
-                      <a:ext cx="5971540" cy="555625"/>
+                      <a:ext cx="5971540" cy="559435"/>
                     </a:xfrm>
                     <a:prstGeom prst="rect">
                       <a:avLst/>
@@ -15674,7 +15676,7 @@
       <w:pPr>
         <w:pStyle w:val="Ttulo2"/>
       </w:pPr>
-      <w:bookmarkStart w:id="187" w:name="_Toc213146870"/>
+      <w:bookmarkStart w:id="188" w:name="_Toc213146870"/>
       <w:r>
         <w:t>Tabla</w:t>
       </w:r>
@@ -15684,7 +15686,7 @@
       <w:r>
         <w:t>esfuerzo</w:t>
       </w:r>
-      <w:bookmarkEnd w:id="187"/>
+      <w:bookmarkEnd w:id="188"/>
     </w:p>
     <w:p/>
     <w:p>
@@ -15724,13 +15726,13 @@
       <w:pPr>
         <w:pStyle w:val="Descripcin"/>
       </w:pPr>
-      <w:bookmarkStart w:id="188" w:name="_Toc200854102"/>
-      <w:bookmarkStart w:id="189" w:name="_Toc201172386"/>
-      <w:bookmarkStart w:id="190" w:name="_Toc201199656"/>
-      <w:bookmarkStart w:id="191" w:name="_Toc201199745"/>
-      <w:bookmarkStart w:id="192" w:name="_Toc211609265"/>
-      <w:bookmarkStart w:id="193" w:name="_Toc212539479"/>
-      <w:bookmarkStart w:id="194" w:name="_Toc212539533"/>
+      <w:bookmarkStart w:id="189" w:name="_Toc200854102"/>
+      <w:bookmarkStart w:id="190" w:name="_Toc201172386"/>
+      <w:bookmarkStart w:id="191" w:name="_Toc201199656"/>
+      <w:bookmarkStart w:id="192" w:name="_Toc201199745"/>
+      <w:bookmarkStart w:id="193" w:name="_Toc211609265"/>
+      <w:bookmarkStart w:id="194" w:name="_Toc212539479"/>
+      <w:bookmarkStart w:id="195" w:name="_Toc212539533"/>
       <w:r>
         <w:t xml:space="preserve">Tabla </w:t>
       </w:r>
@@ -15800,13 +15802,13 @@
       <w:r>
         <w:t xml:space="preserve"> Tabla de esfuerzo</w:t>
       </w:r>
-      <w:bookmarkEnd w:id="188"/>
       <w:bookmarkEnd w:id="189"/>
       <w:bookmarkEnd w:id="190"/>
       <w:bookmarkEnd w:id="191"/>
       <w:bookmarkEnd w:id="192"/>
       <w:bookmarkEnd w:id="193"/>
       <w:bookmarkEnd w:id="194"/>
+      <w:bookmarkEnd w:id="195"/>
     </w:p>
     <w:p>
       <w:pPr>
@@ -15833,7 +15835,7 @@
       <w:pPr>
         <w:pStyle w:val="Ttulo2"/>
       </w:pPr>
-      <w:bookmarkStart w:id="195" w:name="_Toc213146871"/>
+      <w:bookmarkStart w:id="196" w:name="_Toc213146871"/>
       <w:r>
         <w:lastRenderedPageBreak/>
         <w:t>Gráfico</w:t>
@@ -15847,7 +15849,7 @@
       <w:r>
         <w:t>seguimiento</w:t>
       </w:r>
-      <w:bookmarkEnd w:id="195"/>
+      <w:bookmarkEnd w:id="196"/>
     </w:p>
     <w:p/>
     <w:p>
@@ -15893,7 +15895,7 @@
       <w:r>
         <w:t xml:space="preserve"> </w:t>
       </w:r>
-      <w:bookmarkStart w:id="196" w:name="_Toc213146872"/>
+      <w:bookmarkStart w:id="197" w:name="_Toc213146872"/>
       <w:proofErr w:type="spellStart"/>
       <w:r>
         <w:t>Burn</w:t>
@@ -15910,7 +15912,7 @@
       <w:r>
         <w:t xml:space="preserve"> chart</w:t>
       </w:r>
-      <w:bookmarkEnd w:id="196"/>
+      <w:bookmarkEnd w:id="197"/>
     </w:p>
     <w:p/>
     <w:p>
@@ -15965,13 +15967,13 @@
       <w:pPr>
         <w:pStyle w:val="Descripcin"/>
       </w:pPr>
-      <w:bookmarkStart w:id="197" w:name="_Toc200854241"/>
-      <w:bookmarkStart w:id="198" w:name="_Toc201172461"/>
-      <w:bookmarkStart w:id="199" w:name="_Toc201199657"/>
-      <w:bookmarkStart w:id="200" w:name="_Toc201199746"/>
-      <w:bookmarkStart w:id="201" w:name="_Toc211609266"/>
-      <w:bookmarkStart w:id="202" w:name="_Toc212539480"/>
-      <w:bookmarkStart w:id="203" w:name="_Toc212539534"/>
+      <w:bookmarkStart w:id="198" w:name="_Toc200854241"/>
+      <w:bookmarkStart w:id="199" w:name="_Toc201172461"/>
+      <w:bookmarkStart w:id="200" w:name="_Toc201199657"/>
+      <w:bookmarkStart w:id="201" w:name="_Toc201199746"/>
+      <w:bookmarkStart w:id="202" w:name="_Toc211609266"/>
+      <w:bookmarkStart w:id="203" w:name="_Toc212539480"/>
+      <w:bookmarkStart w:id="204" w:name="_Toc212539534"/>
       <w:r>
         <w:t xml:space="preserve">Figura </w:t>
       </w:r>
@@ -16061,13 +16063,13 @@
       <w:r>
         <w:t>del esfuerzo del equipo</w:t>
       </w:r>
-      <w:bookmarkEnd w:id="197"/>
       <w:bookmarkEnd w:id="198"/>
       <w:bookmarkEnd w:id="199"/>
       <w:bookmarkEnd w:id="200"/>
       <w:bookmarkEnd w:id="201"/>
       <w:bookmarkEnd w:id="202"/>
       <w:bookmarkEnd w:id="203"/>
+      <w:bookmarkEnd w:id="204"/>
     </w:p>
     <w:p>
       <w:pPr>
@@ -16118,7 +16120,7 @@
       <w:pPr>
         <w:pStyle w:val="Ttulo3"/>
       </w:pPr>
-      <w:bookmarkStart w:id="204" w:name="_Toc213146873"/>
+      <w:bookmarkStart w:id="205" w:name="_Toc213146873"/>
       <w:proofErr w:type="spellStart"/>
       <w:r>
         <w:t>Burn</w:t>
@@ -16133,7 +16135,7 @@
       <w:r>
         <w:t>p chart</w:t>
       </w:r>
-      <w:bookmarkEnd w:id="204"/>
+      <w:bookmarkEnd w:id="205"/>
     </w:p>
     <w:p/>
     <w:p>
@@ -16179,13 +16181,13 @@
         <w:pStyle w:val="Descripcin"/>
         <w:keepNext/>
       </w:pPr>
-      <w:bookmarkStart w:id="205" w:name="_Toc200854242"/>
-      <w:bookmarkStart w:id="206" w:name="_Toc201172462"/>
-      <w:bookmarkStart w:id="207" w:name="_Toc201199658"/>
-      <w:bookmarkStart w:id="208" w:name="_Toc201199747"/>
-      <w:bookmarkStart w:id="209" w:name="_Toc211609267"/>
-      <w:bookmarkStart w:id="210" w:name="_Toc212539481"/>
-      <w:bookmarkStart w:id="211" w:name="_Toc212539535"/>
+      <w:bookmarkStart w:id="206" w:name="_Toc200854242"/>
+      <w:bookmarkStart w:id="207" w:name="_Toc201172462"/>
+      <w:bookmarkStart w:id="208" w:name="_Toc201199658"/>
+      <w:bookmarkStart w:id="209" w:name="_Toc201199747"/>
+      <w:bookmarkStart w:id="210" w:name="_Toc211609267"/>
+      <w:bookmarkStart w:id="211" w:name="_Toc212539481"/>
+      <w:bookmarkStart w:id="212" w:name="_Toc212539535"/>
       <w:r>
         <w:lastRenderedPageBreak/>
         <w:t xml:space="preserve">Figura </w:t>
@@ -16273,13 +16275,13 @@
       <w:r>
         <w:t>-Up del esfuerzo del equipo</w:t>
       </w:r>
-      <w:bookmarkEnd w:id="205"/>
       <w:bookmarkEnd w:id="206"/>
       <w:bookmarkEnd w:id="207"/>
       <w:bookmarkEnd w:id="208"/>
       <w:bookmarkEnd w:id="209"/>
       <w:bookmarkEnd w:id="210"/>
       <w:bookmarkEnd w:id="211"/>
+      <w:bookmarkEnd w:id="212"/>
     </w:p>
     <w:p>
       <w:pPr>
@@ -16333,11 +16335,11 @@
       <w:pPr>
         <w:pStyle w:val="Ttulo3"/>
       </w:pPr>
-      <w:bookmarkStart w:id="212" w:name="_Toc213146874"/>
+      <w:bookmarkStart w:id="213" w:name="_Toc213146874"/>
       <w:r>
         <w:t>Velocidad del equipó</w:t>
       </w:r>
-      <w:bookmarkEnd w:id="212"/>
+      <w:bookmarkEnd w:id="213"/>
     </w:p>
     <w:p/>
     <w:p>
@@ -16378,13 +16380,13 @@
         <w:pStyle w:val="Descripcin"/>
         <w:keepNext/>
       </w:pPr>
-      <w:bookmarkStart w:id="213" w:name="_Toc200854243"/>
-      <w:bookmarkStart w:id="214" w:name="_Toc201172463"/>
-      <w:bookmarkStart w:id="215" w:name="_Toc201199659"/>
-      <w:bookmarkStart w:id="216" w:name="_Toc201199748"/>
-      <w:bookmarkStart w:id="217" w:name="_Toc211609268"/>
-      <w:bookmarkStart w:id="218" w:name="_Toc212539482"/>
-      <w:bookmarkStart w:id="219" w:name="_Toc212539536"/>
+      <w:bookmarkStart w:id="214" w:name="_Toc200854243"/>
+      <w:bookmarkStart w:id="215" w:name="_Toc201172463"/>
+      <w:bookmarkStart w:id="216" w:name="_Toc201199659"/>
+      <w:bookmarkStart w:id="217" w:name="_Toc201199748"/>
+      <w:bookmarkStart w:id="218" w:name="_Toc211609268"/>
+      <w:bookmarkStart w:id="219" w:name="_Toc212539482"/>
+      <w:bookmarkStart w:id="220" w:name="_Toc212539536"/>
       <w:r>
         <w:t xml:space="preserve">Figura </w:t>
       </w:r>
@@ -16454,13 +16456,13 @@
       <w:r>
         <w:t xml:space="preserve"> Velocidad del equipo</w:t>
       </w:r>
-      <w:bookmarkEnd w:id="213"/>
       <w:bookmarkEnd w:id="214"/>
       <w:bookmarkEnd w:id="215"/>
       <w:bookmarkEnd w:id="216"/>
       <w:bookmarkEnd w:id="217"/>
       <w:bookmarkEnd w:id="218"/>
       <w:bookmarkEnd w:id="219"/>
+      <w:bookmarkEnd w:id="220"/>
     </w:p>
     <w:p>
       <w:pPr>
@@ -16498,12 +16500,12 @@
       <w:r>
         <w:br w:type="page"/>
       </w:r>
-      <w:bookmarkStart w:id="220" w:name="_Toc213146875"/>
+      <w:bookmarkStart w:id="221" w:name="_Toc213146875"/>
       <w:r>
         <w:lastRenderedPageBreak/>
         <w:t>Retrospectiva</w:t>
       </w:r>
-      <w:bookmarkEnd w:id="220"/>
+      <w:bookmarkEnd w:id="221"/>
     </w:p>
     <w:p/>
     <w:p>
@@ -16534,11 +16536,11 @@
       <w:pPr>
         <w:pStyle w:val="Ttulo3"/>
       </w:pPr>
-      <w:bookmarkStart w:id="221" w:name="_Toc213146876"/>
+      <w:bookmarkStart w:id="222" w:name="_Toc213146876"/>
       <w:r>
         <w:t>Plan de mejora</w:t>
       </w:r>
-      <w:bookmarkEnd w:id="221"/>
+      <w:bookmarkEnd w:id="222"/>
     </w:p>
     <w:p/>
     <w:p>
@@ -16565,13 +16567,13 @@
         <w:pStyle w:val="Descripcin"/>
         <w:keepNext/>
       </w:pPr>
-      <w:bookmarkStart w:id="222" w:name="_Toc200854106"/>
-      <w:bookmarkStart w:id="223" w:name="_Toc201172390"/>
-      <w:bookmarkStart w:id="224" w:name="_Toc201199660"/>
-      <w:bookmarkStart w:id="225" w:name="_Toc201199749"/>
-      <w:bookmarkStart w:id="226" w:name="_Toc211609269"/>
-      <w:bookmarkStart w:id="227" w:name="_Toc212539483"/>
-      <w:bookmarkStart w:id="228" w:name="_Toc212539537"/>
+      <w:bookmarkStart w:id="223" w:name="_Toc200854106"/>
+      <w:bookmarkStart w:id="224" w:name="_Toc201172390"/>
+      <w:bookmarkStart w:id="225" w:name="_Toc201199660"/>
+      <w:bookmarkStart w:id="226" w:name="_Toc201199749"/>
+      <w:bookmarkStart w:id="227" w:name="_Toc211609269"/>
+      <w:bookmarkStart w:id="228" w:name="_Toc212539483"/>
+      <w:bookmarkStart w:id="229" w:name="_Toc212539537"/>
       <w:r>
         <w:lastRenderedPageBreak/>
         <w:t xml:space="preserve">Tabla </w:t>
@@ -16642,13 +16644,13 @@
       <w:r>
         <w:t xml:space="preserve"> “Plan de mejora”</w:t>
       </w:r>
-      <w:bookmarkEnd w:id="222"/>
       <w:bookmarkEnd w:id="223"/>
       <w:bookmarkEnd w:id="224"/>
       <w:bookmarkEnd w:id="225"/>
       <w:bookmarkEnd w:id="226"/>
       <w:bookmarkEnd w:id="227"/>
       <w:bookmarkEnd w:id="228"/>
+      <w:bookmarkEnd w:id="229"/>
     </w:p>
     <w:p>
       <w:pPr>
@@ -16712,22 +16714,22 @@
       <w:pPr>
         <w:pStyle w:val="Ttulo1"/>
       </w:pPr>
-      <w:bookmarkStart w:id="229" w:name="_Toc201199661"/>
-      <w:bookmarkStart w:id="230" w:name="_Toc201199750"/>
-      <w:bookmarkStart w:id="231" w:name="_Toc211609270"/>
-      <w:bookmarkStart w:id="232" w:name="_Toc212539484"/>
-      <w:bookmarkStart w:id="233" w:name="_Toc212539538"/>
-      <w:bookmarkStart w:id="234" w:name="_Toc213146877"/>
+      <w:bookmarkStart w:id="230" w:name="_Toc201199661"/>
+      <w:bookmarkStart w:id="231" w:name="_Toc201199750"/>
+      <w:bookmarkStart w:id="232" w:name="_Toc211609270"/>
+      <w:bookmarkStart w:id="233" w:name="_Toc212539484"/>
+      <w:bookmarkStart w:id="234" w:name="_Toc212539538"/>
+      <w:bookmarkStart w:id="235" w:name="_Toc213146877"/>
       <w:r>
         <w:lastRenderedPageBreak/>
         <w:t>ANEXO</w:t>
       </w:r>
-      <w:bookmarkEnd w:id="229"/>
       <w:bookmarkEnd w:id="230"/>
       <w:bookmarkEnd w:id="231"/>
       <w:bookmarkEnd w:id="232"/>
       <w:bookmarkEnd w:id="233"/>
       <w:bookmarkEnd w:id="234"/>
+      <w:bookmarkEnd w:id="235"/>
     </w:p>
     <w:p/>
     <w:p/>
@@ -16735,14 +16737,14 @@
       <w:pPr>
         <w:pStyle w:val="Ttulo2"/>
       </w:pPr>
-      <w:bookmarkStart w:id="235" w:name="_Toc213146878"/>
+      <w:bookmarkStart w:id="236" w:name="_Toc213146878"/>
       <w:r>
         <w:t>Propuesta de solución</w:t>
       </w:r>
       <w:r>
         <w:t xml:space="preserve"> detallada</w:t>
       </w:r>
-      <w:bookmarkEnd w:id="235"/>
+      <w:bookmarkEnd w:id="236"/>
     </w:p>
     <w:p/>
     <w:p>
@@ -16907,11 +16909,11 @@
       <w:pPr>
         <w:pStyle w:val="Ttulo3"/>
       </w:pPr>
-      <w:bookmarkStart w:id="236" w:name="_Toc213146879"/>
+      <w:bookmarkStart w:id="237" w:name="_Toc213146879"/>
       <w:r>
         <w:t>Pila Tecnológica</w:t>
       </w:r>
-      <w:bookmarkEnd w:id="236"/>
+      <w:bookmarkEnd w:id="237"/>
       <w:r>
         <w:t xml:space="preserve"> </w:t>
       </w:r>
@@ -16966,7 +16968,7 @@
       <w:pPr>
         <w:pStyle w:val="Ttulo2"/>
       </w:pPr>
-      <w:bookmarkStart w:id="237" w:name="_Toc213146880"/>
+      <w:bookmarkStart w:id="238" w:name="_Toc213146880"/>
       <w:proofErr w:type="spellStart"/>
       <w:r>
         <w:lastRenderedPageBreak/>
@@ -16982,7 +16984,7 @@
       <w:r>
         <w:t>:</w:t>
       </w:r>
-      <w:bookmarkEnd w:id="237"/>
+      <w:bookmarkEnd w:id="238"/>
     </w:p>
     <w:p/>
     <w:p>
@@ -17010,7 +17012,7 @@
           <v:shape id="_x0000_i1025" type="#_x0000_t75" style="width:79.5pt;height:49.55pt" o:ole="">
             <v:imagedata r:id="rId31" o:title=""/>
           </v:shape>
-          <o:OLEObject Type="Embed" ProgID="Package" ShapeID="_x0000_i1025" DrawAspect="Icon" ObjectID="_1823861797" r:id="rId32"/>
+          <o:OLEObject Type="Embed" ProgID="Package" ShapeID="_x0000_i1025" DrawAspect="Icon" ObjectID="_1823861968" r:id="rId32"/>
         </w:object>
       </w:r>
       <w:r>
@@ -17018,7 +17020,7 @@
           <v:shape id="_x0000_i1026" type="#_x0000_t75" style="width:79.5pt;height:49.55pt" o:ole="">
             <v:imagedata r:id="rId33" o:title=""/>
           </v:shape>
-          <o:OLEObject Type="Embed" ProgID="Package" ShapeID="_x0000_i1026" DrawAspect="Icon" ObjectID="_1823861798" r:id="rId34"/>
+          <o:OLEObject Type="Embed" ProgID="Package" ShapeID="_x0000_i1026" DrawAspect="Icon" ObjectID="_1823861969" r:id="rId34"/>
         </w:object>
       </w:r>
     </w:p>
@@ -17033,7 +17035,7 @@
       <w:pPr>
         <w:pStyle w:val="Ttulo2"/>
       </w:pPr>
-      <w:bookmarkStart w:id="238" w:name="_Toc213146881"/>
+      <w:bookmarkStart w:id="239" w:name="_Toc213146881"/>
       <w:proofErr w:type="spellStart"/>
       <w:r>
         <w:t>Pdf</w:t>
@@ -17045,7 +17047,7 @@
       <w:r>
         <w:t>de proceso</w:t>
       </w:r>
-      <w:bookmarkEnd w:id="238"/>
+      <w:bookmarkEnd w:id="239"/>
     </w:p>
     <w:p>
       <w:r>
@@ -17053,7 +17055,7 @@
           <v:shape id="_x0000_i1027" type="#_x0000_t75" style="width:79.5pt;height:49.55pt" o:ole="">
             <v:imagedata r:id="rId35" o:title=""/>
           </v:shape>
-          <o:OLEObject Type="Embed" ProgID="Package" ShapeID="_x0000_i1027" DrawAspect="Icon" ObjectID="_1823861799" r:id="rId36"/>
+          <o:OLEObject Type="Embed" ProgID="Package" ShapeID="_x0000_i1027" DrawAspect="Icon" ObjectID="_1823861970" r:id="rId36"/>
         </w:object>
       </w:r>
     </w:p>
@@ -17061,7 +17063,7 @@
       <w:pPr>
         <w:pStyle w:val="Ttulo2"/>
       </w:pPr>
-      <w:bookmarkStart w:id="239" w:name="_Toc213146882"/>
+      <w:bookmarkStart w:id="240" w:name="_Toc213146882"/>
       <w:proofErr w:type="spellStart"/>
       <w:r>
         <w:t>Pdf</w:t>
@@ -17070,7 +17072,7 @@
       <w:r>
         <w:t xml:space="preserve"> vista componentes</w:t>
       </w:r>
-      <w:bookmarkEnd w:id="239"/>
+      <w:bookmarkEnd w:id="240"/>
     </w:p>
     <w:p>
       <w:r>
@@ -17078,7 +17080,7 @@
           <v:shape id="_x0000_i1028" type="#_x0000_t75" style="width:79.5pt;height:49.55pt" o:ole="">
             <v:imagedata r:id="rId37" o:title=""/>
           </v:shape>
-          <o:OLEObject Type="Embed" ProgID="Package" ShapeID="_x0000_i1028" DrawAspect="Icon" ObjectID="_1823861800" r:id="rId38"/>
+          <o:OLEObject Type="Embed" ProgID="Package" ShapeID="_x0000_i1028" DrawAspect="Icon" ObjectID="_1823861971" r:id="rId38"/>
         </w:object>
       </w:r>
     </w:p>
@@ -17086,21 +17088,19 @@
       <w:pPr>
         <w:pStyle w:val="Ttulo2"/>
       </w:pPr>
-      <w:bookmarkStart w:id="240" w:name="_Toc213146883"/>
-      <w:bookmarkStart w:id="241" w:name="_GoBack"/>
+      <w:bookmarkStart w:id="241" w:name="_Toc213146883"/>
+      <w:proofErr w:type="spellStart"/>
+      <w:r>
+        <w:t>Pdf</w:t>
+      </w:r>
+      <w:proofErr w:type="spellEnd"/>
+      <w:r>
+        <w:t xml:space="preserve"> vista </w:t>
+      </w:r>
+      <w:r>
+        <w:t>despliegue</w:t>
+      </w:r>
       <w:bookmarkEnd w:id="241"/>
-      <w:proofErr w:type="spellStart"/>
-      <w:r>
-        <w:t>Pdf</w:t>
-      </w:r>
-      <w:proofErr w:type="spellEnd"/>
-      <w:r>
-        <w:t xml:space="preserve"> vista </w:t>
-      </w:r>
-      <w:r>
-        <w:t>despliegue</w:t>
-      </w:r>
-      <w:bookmarkEnd w:id="240"/>
     </w:p>
     <w:p>
       <w:r>
@@ -17108,7 +17108,7 @@
           <v:shape id="_x0000_i1029" type="#_x0000_t75" style="width:79.5pt;height:49.55pt" o:ole="">
             <v:imagedata r:id="rId39" o:title=""/>
           </v:shape>
-          <o:OLEObject Type="Embed" ProgID="Package" ShapeID="_x0000_i1029" DrawAspect="Icon" ObjectID="_1823861801" r:id="rId40"/>
+          <o:OLEObject Type="Embed" ProgID="Package" ShapeID="_x0000_i1029" DrawAspect="Icon" ObjectID="_1823861972" r:id="rId40"/>
         </w:object>
       </w:r>
     </w:p>
@@ -19362,7 +19362,7 @@
           <v:shape id="_x0000_i1030" type="#_x0000_t75" style="width:79.5pt;height:49.55pt" o:ole="">
             <v:imagedata r:id="rId41" o:title=""/>
           </v:shape>
-          <o:OLEObject Type="Embed" ProgID="Package" ShapeID="_x0000_i1030" DrawAspect="Icon" ObjectID="_1823861802" r:id="rId42"/>
+          <o:OLEObject Type="Embed" ProgID="Package" ShapeID="_x0000_i1030" DrawAspect="Icon" ObjectID="_1823861973" r:id="rId42"/>
         </w:object>
       </w:r>
     </w:p>
@@ -19701,7 +19701,7 @@
         <w:noProof/>
         <w:color w:val="0A1D30"/>
       </w:rPr>
-      <w:t>45</w:t>
+      <w:t>40</w:t>
     </w:r>
     <w:r>
       <w:rPr>
@@ -23348,7 +23348,7 @@
 </file>
 
 <file path=customXml/itemProps2.xml><?xml version="1.0" encoding="utf-8"?>
-<ds:datastoreItem xmlns:ds="http://schemas.openxmlformats.org/officeDocument/2006/customXml" ds:itemID="{EB10F990-7A7D-4726-AEA3-90D2BEBD607E}">
+<ds:datastoreItem xmlns:ds="http://schemas.openxmlformats.org/officeDocument/2006/customXml" ds:itemID="{030A59DB-B586-4A73-8AC7-DC8CCB90EE24}">
   <ds:schemaRefs>
     <ds:schemaRef ds:uri="http://schemas.openxmlformats.org/officeDocument/2006/bibliography"/>
   </ds:schemaRefs>

--- a/INCREMENTO4/Documentos/Cuarto incremento Scrum++.docx
+++ b/INCREMENTO4/Documentos/Cuarto incremento Scrum++.docx
@@ -1,6 +1,6 @@
 
 <file path=word/document.xml><?xml version="1.0" encoding="utf-8"?>
-<w:document xmlns:wpc="http://schemas.microsoft.com/office/word/2010/wordprocessingCanvas" xmlns:mc="http://schemas.openxmlformats.org/markup-compatibility/2006" xmlns:o="urn:schemas-microsoft-com:office:office" xmlns:r="http://schemas.openxmlformats.org/officeDocument/2006/relationships" xmlns:m="http://schemas.openxmlformats.org/officeDocument/2006/math" xmlns:v="urn:schemas-microsoft-com:vml" xmlns:wp14="http://schemas.microsoft.com/office/word/2010/wordprocessingDrawing" xmlns:wp="http://schemas.openxmlformats.org/drawingml/2006/wordprocessingDrawing" xmlns:w10="urn:schemas-microsoft-com:office:word" xmlns:w="http://schemas.openxmlformats.org/wordprocessingml/2006/main" xmlns:w14="http://schemas.microsoft.com/office/word/2010/wordml" xmlns:w15="http://schemas.microsoft.com/office/word/2012/wordml" xmlns:wpg="http://schemas.microsoft.com/office/word/2010/wordprocessingGroup" xmlns:wpi="http://schemas.microsoft.com/office/word/2010/wordprocessingInk" xmlns:wne="http://schemas.microsoft.com/office/word/2006/wordml" xmlns:wps="http://schemas.microsoft.com/office/word/2010/wordprocessingShape" mc:Ignorable="w14 w15 wp14">
+<w:document xmlns:wpc="http://schemas.microsoft.com/office/word/2010/wordprocessingCanvas" xmlns:cx="http://schemas.microsoft.com/office/drawing/2014/chartex" xmlns:cx1="http://schemas.microsoft.com/office/drawing/2015/9/8/chartex" xmlns:cx2="http://schemas.microsoft.com/office/drawing/2015/10/21/chartex" xmlns:cx3="http://schemas.microsoft.com/office/drawing/2016/5/9/chartex" xmlns:cx4="http://schemas.microsoft.com/office/drawing/2016/5/10/chartex" xmlns:cx5="http://schemas.microsoft.com/office/drawing/2016/5/11/chartex" xmlns:cx6="http://schemas.microsoft.com/office/drawing/2016/5/12/chartex" xmlns:cx7="http://schemas.microsoft.com/office/drawing/2016/5/13/chartex" xmlns:cx8="http://schemas.microsoft.com/office/drawing/2016/5/14/chartex" xmlns:mc="http://schemas.openxmlformats.org/markup-compatibility/2006" xmlns:aink="http://schemas.microsoft.com/office/drawing/2016/ink" xmlns:am3d="http://schemas.microsoft.com/office/drawing/2017/model3d" xmlns:o="urn:schemas-microsoft-com:office:office" xmlns:oel="http://schemas.microsoft.com/office/2019/extlst" xmlns:r="http://schemas.openxmlformats.org/officeDocument/2006/relationships" xmlns:m="http://schemas.openxmlformats.org/officeDocument/2006/math" xmlns:v="urn:schemas-microsoft-com:vml" xmlns:wp14="http://schemas.microsoft.com/office/word/2010/wordprocessingDrawing" xmlns:wp="http://schemas.openxmlformats.org/drawingml/2006/wordprocessingDrawing" xmlns:w10="urn:schemas-microsoft-com:office:word" xmlns:w="http://schemas.openxmlformats.org/wordprocessingml/2006/main" xmlns:w14="http://schemas.microsoft.com/office/word/2010/wordml" xmlns:w15="http://schemas.microsoft.com/office/word/2012/wordml" xmlns:w16cex="http://schemas.microsoft.com/office/word/2018/wordml/cex" xmlns:w16cid="http://schemas.microsoft.com/office/word/2016/wordml/cid" xmlns:w16="http://schemas.microsoft.com/office/word/2018/wordml" xmlns:w16du="http://schemas.microsoft.com/office/word/2023/wordml/word16du" xmlns:w16sdtdh="http://schemas.microsoft.com/office/word/2020/wordml/sdtdatahash" xmlns:w16sdtfl="http://schemas.microsoft.com/office/word/2024/wordml/sdtformatlock" xmlns:w16se="http://schemas.microsoft.com/office/word/2015/wordml/symex" xmlns:wpg="http://schemas.microsoft.com/office/word/2010/wordprocessingGroup" xmlns:wpi="http://schemas.microsoft.com/office/word/2010/wordprocessingInk" xmlns:wne="http://schemas.microsoft.com/office/word/2006/wordml" xmlns:wps="http://schemas.microsoft.com/office/word/2010/wordprocessingShape" mc:Ignorable="w14 w15 w16se w16cid w16 w16cex w16sdtdh w16sdtfl w16du wp14">
   <w:body>
     <w:p>
       <w:pPr>
@@ -294,13 +294,8 @@
       </w:r>
       <w:proofErr w:type="spellEnd"/>
       <w:r>
-        <w:t xml:space="preserve"> </w:t>
-      </w:r>
-      <w:proofErr w:type="spellStart"/>
-      <w:r>
-        <w:t>Jofré</w:t>
-      </w:r>
-      <w:proofErr w:type="spellEnd"/>
+        <w:t xml:space="preserve"> Jofré</w:t>
+      </w:r>
     </w:p>
     <w:p>
       <w:pPr>
@@ -8946,15 +8941,7 @@
     <w:p/>
     <w:p>
       <w:r>
-        <w:t xml:space="preserve">La propuesta de solución para el sistema de gestión de RRHH de EUGCOM se basa en una Arquitectura Cliente-Servidor en Capas, la cual será implementada con un enfoque de </w:t>
-      </w:r>
-      <w:proofErr w:type="spellStart"/>
-      <w:r>
-        <w:t>Microservicios</w:t>
-      </w:r>
-      <w:proofErr w:type="spellEnd"/>
-      <w:r>
-        <w:t xml:space="preserve"> para el </w:t>
+        <w:t xml:space="preserve">La propuesta de solución para el sistema de gestión de RRHH de EUGCOM se basa en una Arquitectura Cliente-Servidor en Capas, la cual será implementada con un enfoque de Microservicios para el </w:t>
       </w:r>
       <w:proofErr w:type="spellStart"/>
       <w:r>
@@ -8968,13 +8955,8 @@
     <w:p/>
     <w:p>
       <w:r>
-        <w:t xml:space="preserve">La persistencia de datos se gestionará mediante una base de datos utilizando el gestor de base de datos </w:t>
-      </w:r>
-      <w:proofErr w:type="spellStart"/>
-      <w:r>
-        <w:t>MySQL</w:t>
-      </w:r>
-      <w:proofErr w:type="spellEnd"/>
+        <w:t>La persistencia de datos se gestionará mediante una base de datos utilizando el gestor de base de datos MySQL</w:t>
+      </w:r>
       <w:r>
         <w:t>/</w:t>
       </w:r>
@@ -9821,15 +9803,7 @@
       </w:r>
       <w:proofErr w:type="spellEnd"/>
       <w:r>
-        <w:t xml:space="preserve"> </w:t>
-      </w:r>
-      <w:proofErr w:type="spellStart"/>
-      <w:r>
-        <w:t>Backlog</w:t>
-      </w:r>
-      <w:proofErr w:type="spellEnd"/>
-      <w:r>
-        <w:t xml:space="preserve"> que contiene los requerimientos priorizados del sistema</w:t>
+        <w:t xml:space="preserve"> Backlog que contiene los requerimientos priorizados del sistema</w:t>
       </w:r>
       <w:r>
         <w:t>, u</w:t>
@@ -9956,11 +9930,7 @@
       </w:r>
       <w:proofErr w:type="spellEnd"/>
       <w:r>
-        <w:t xml:space="preserve"> </w:t>
-      </w:r>
-      <w:proofErr w:type="spellStart"/>
-      <w:r>
-        <w:t>backlog</w:t>
+        <w:t xml:space="preserve"> backlog</w:t>
       </w:r>
       <w:bookmarkEnd w:id="49"/>
       <w:bookmarkEnd w:id="50"/>
@@ -9969,7 +9939,6 @@
       <w:bookmarkEnd w:id="53"/>
       <w:bookmarkEnd w:id="54"/>
       <w:bookmarkEnd w:id="55"/>
-      <w:proofErr w:type="spellEnd"/>
     </w:p>
     <w:tbl>
       <w:tblPr>
@@ -12057,86 +12026,44 @@
         <w:rPr>
           <w:rFonts w:eastAsia="Times New Roman" w:cs="Times New Roman"/>
         </w:rPr>
-        <w:t xml:space="preserve">, que es la vista del usuario y la interfaz gráfica, construidos principalmente por CSS y JavaScript, apoyados por librerías como </w:t>
+        <w:t xml:space="preserve">, que es la vista del usuario y la interfaz gráfica, construidos principalmente por CSS y JavaScript, apoyados por librerías como Bootstrap, jQuery, Chart.js y </w:t>
       </w:r>
       <w:proofErr w:type="spellStart"/>
       <w:r>
         <w:rPr>
           <w:rFonts w:eastAsia="Times New Roman" w:cs="Times New Roman"/>
         </w:rPr>
-        <w:t>Bootstrap</w:t>
+        <w:t>DataTables</w:t>
       </w:r>
       <w:proofErr w:type="spellEnd"/>
       <w:r>
         <w:rPr>
           <w:rFonts w:eastAsia="Times New Roman" w:cs="Times New Roman"/>
         </w:rPr>
-        <w:t xml:space="preserve">, </w:t>
-      </w:r>
-      <w:proofErr w:type="spellStart"/>
+        <w:t xml:space="preserve"> para mejorar la presentación y experiencia de usuario.</w:t>
+      </w:r>
+    </w:p>
+    <w:p/>
+    <w:p>
       <w:r>
         <w:rPr>
           <w:rFonts w:eastAsia="Times New Roman" w:cs="Times New Roman"/>
         </w:rPr>
-        <w:t>jQuery</w:t>
-      </w:r>
-      <w:proofErr w:type="spellEnd"/>
+        <w:t>El Back-</w:t>
+      </w:r>
+      <w:proofErr w:type="spellStart"/>
       <w:r>
         <w:rPr>
           <w:rFonts w:eastAsia="Times New Roman" w:cs="Times New Roman"/>
         </w:rPr>
-        <w:t xml:space="preserve">, Chart.js y </w:t>
-      </w:r>
-      <w:proofErr w:type="spellStart"/>
+        <w:t>end</w:t>
+      </w:r>
+      <w:proofErr w:type="spellEnd"/>
       <w:r>
         <w:rPr>
           <w:rFonts w:eastAsia="Times New Roman" w:cs="Times New Roman"/>
         </w:rPr>
-        <w:t>DataTables</w:t>
-      </w:r>
-      <w:proofErr w:type="spellEnd"/>
-      <w:r>
-        <w:rPr>
-          <w:rFonts w:eastAsia="Times New Roman" w:cs="Times New Roman"/>
-        </w:rPr>
-        <w:t xml:space="preserve"> para mejorar la presentación y experiencia de usuario.</w:t>
-      </w:r>
-    </w:p>
-    <w:p/>
-    <w:p>
-      <w:r>
-        <w:rPr>
-          <w:rFonts w:eastAsia="Times New Roman" w:cs="Times New Roman"/>
-        </w:rPr>
-        <w:t>El Back-</w:t>
-      </w:r>
-      <w:proofErr w:type="spellStart"/>
-      <w:r>
-        <w:rPr>
-          <w:rFonts w:eastAsia="Times New Roman" w:cs="Times New Roman"/>
-        </w:rPr>
-        <w:t>end</w:t>
-      </w:r>
-      <w:proofErr w:type="spellEnd"/>
-      <w:r>
-        <w:rPr>
-          <w:rFonts w:eastAsia="Times New Roman" w:cs="Times New Roman"/>
-        </w:rPr>
-        <w:t xml:space="preserve">, desarrollado en PHP, se encarga de gestionar la lógica del sistema, procesar los formularios, conectarse a la base de datos </w:t>
-      </w:r>
-      <w:proofErr w:type="spellStart"/>
-      <w:r>
-        <w:rPr>
-          <w:rFonts w:eastAsia="Times New Roman" w:cs="Times New Roman"/>
-        </w:rPr>
-        <w:t>MySQL</w:t>
-      </w:r>
-      <w:proofErr w:type="spellEnd"/>
-      <w:r>
-        <w:rPr>
-          <w:rFonts w:eastAsia="Times New Roman" w:cs="Times New Roman"/>
-        </w:rPr>
-        <w:t>/</w:t>
+        <w:t>, desarrollado en PHP, se encarga de gestionar la lógica del sistema, procesar los formularios, conectarse a la base de datos MySQL/</w:t>
       </w:r>
       <w:proofErr w:type="spellStart"/>
       <w:r>
@@ -12428,17 +12355,6 @@
     </w:p>
     <w:p>
       <w:pPr>
-        <w:spacing w:line="278" w:lineRule="auto"/>
-        <w:ind w:firstLine="0"/>
-        <w:jc w:val="left"/>
-      </w:pPr>
-      <w:r>
-        <w:lastRenderedPageBreak/>
-        <w:br w:type="page"/>
-      </w:r>
-    </w:p>
-    <w:p>
-      <w:pPr>
         <w:pStyle w:val="Ttulo2"/>
       </w:pPr>
       <w:bookmarkStart w:id="115" w:name="_Toc213146855"/>
@@ -12868,11 +12784,9 @@
           <w:numId w:val="6"/>
         </w:numPr>
       </w:pPr>
-      <w:proofErr w:type="spellStart"/>
       <w:r>
         <w:t>MySQL</w:t>
       </w:r>
-      <w:proofErr w:type="spellEnd"/>
       <w:r>
         <w:t xml:space="preserve">/ </w:t>
       </w:r>
@@ -15021,15 +14935,7 @@
         <w:t xml:space="preserve">El </w:t>
       </w:r>
       <w:r>
-        <w:t xml:space="preserve">sistema carga, valida y </w:t>
-      </w:r>
-      <w:proofErr w:type="spellStart"/>
-      <w:r>
-        <w:t>redirecciona</w:t>
-      </w:r>
-      <w:proofErr w:type="spellEnd"/>
-      <w:r>
-        <w:t xml:space="preserve"> de manera correcta al </w:t>
+        <w:t xml:space="preserve">sistema carga, valida y redirecciona de manera correcta al </w:t>
       </w:r>
       <w:proofErr w:type="spellStart"/>
       <w:r>
@@ -15097,15 +15003,7 @@
         </w:numPr>
       </w:pPr>
       <w:r>
-        <w:t xml:space="preserve">El sistema carga, valida y se </w:t>
-      </w:r>
-      <w:proofErr w:type="spellStart"/>
-      <w:r>
-        <w:t>redirecciona</w:t>
-      </w:r>
-      <w:proofErr w:type="spellEnd"/>
-      <w:r>
-        <w:t xml:space="preserve"> de manera correcta al </w:t>
+        <w:t xml:space="preserve">El sistema carga, valida y se redirecciona de manera correcta al </w:t>
       </w:r>
       <w:proofErr w:type="spellStart"/>
       <w:r>
@@ -15438,180 +15336,157 @@
         <w:pStyle w:val="Ttulo2"/>
       </w:pPr>
       <w:bookmarkStart w:id="179" w:name="_Toc213146869"/>
-      <w:proofErr w:type="spellStart"/>
-      <w:r>
-        <w:t>Backlog</w:t>
-      </w:r>
-      <w:proofErr w:type="spellEnd"/>
+      <w:r>
+        <w:t xml:space="preserve">Backlog </w:t>
+      </w:r>
+      <w:proofErr w:type="spellStart"/>
+      <w:r>
+        <w:t>Review</w:t>
+      </w:r>
+      <w:bookmarkEnd w:id="179"/>
+      <w:proofErr w:type="spellEnd"/>
+    </w:p>
+    <w:p>
+      <w:pPr>
+        <w:ind w:firstLine="0"/>
+      </w:pPr>
+    </w:p>
+    <w:p>
+      <w:r>
+        <w:t xml:space="preserve">En la tabla </w:t>
+      </w:r>
+      <w:r>
+        <w:t>8</w:t>
+      </w:r>
+      <w:r>
+        <w:t xml:space="preserve">.1 se aprecia el sprint backlog </w:t>
+      </w:r>
+      <w:proofErr w:type="spellStart"/>
+      <w:r>
+        <w:t>review</w:t>
+      </w:r>
+      <w:proofErr w:type="spellEnd"/>
+      <w:r>
+        <w:t xml:space="preserve"> con las respectivas horas efectivas del proyecto </w:t>
+      </w:r>
+      <w:r>
+        <w:t>y tareas</w:t>
+      </w:r>
+      <w:r>
+        <w:t xml:space="preserve"> del incremento </w:t>
+      </w:r>
+      <w:r>
+        <w:t>4</w:t>
+      </w:r>
       <w:r>
         <w:t xml:space="preserve"> </w:t>
       </w:r>
+      <w:r>
+        <w:t xml:space="preserve">con sus respectivas horas estimadas, donde cada tarea se encuentra </w:t>
+      </w:r>
+      <w:r>
+        <w:t>completada por parte de los responsables</w:t>
+      </w:r>
+      <w:r>
+        <w:t>.</w:t>
+      </w:r>
+    </w:p>
+    <w:p>
+      <w:pPr>
+        <w:ind w:firstLine="0"/>
+      </w:pPr>
+    </w:p>
+    <w:p>
+      <w:pPr>
+        <w:pStyle w:val="Descripcin"/>
+      </w:pPr>
+      <w:bookmarkStart w:id="180" w:name="_Toc200854101"/>
+      <w:bookmarkStart w:id="181" w:name="_Toc201172385"/>
+      <w:bookmarkStart w:id="182" w:name="_Toc201199655"/>
+      <w:bookmarkStart w:id="183" w:name="_Toc201199744"/>
+      <w:bookmarkStart w:id="184" w:name="_Toc211609264"/>
+      <w:bookmarkStart w:id="185" w:name="_Toc212539478"/>
+      <w:bookmarkStart w:id="186" w:name="_Toc212539532"/>
+      <w:r>
+        <w:t xml:space="preserve">Tabla </w:t>
+      </w:r>
+      <w:r>
+        <w:rPr>
+          <w:noProof/>
+        </w:rPr>
+        <w:fldChar w:fldCharType="begin"/>
+      </w:r>
+      <w:r>
+        <w:rPr>
+          <w:noProof/>
+        </w:rPr>
+        <w:instrText xml:space="preserve"> STYLEREF 1 \s </w:instrText>
+      </w:r>
+      <w:r>
+        <w:rPr>
+          <w:noProof/>
+        </w:rPr>
+        <w:fldChar w:fldCharType="separate"/>
+      </w:r>
+      <w:r>
+        <w:rPr>
+          <w:noProof/>
+        </w:rPr>
+        <w:t>8</w:t>
+      </w:r>
+      <w:r>
+        <w:rPr>
+          <w:noProof/>
+        </w:rPr>
+        <w:fldChar w:fldCharType="end"/>
+      </w:r>
+      <w:r>
+        <w:t>.</w:t>
+      </w:r>
+      <w:r>
+        <w:rPr>
+          <w:noProof/>
+        </w:rPr>
+        <w:fldChar w:fldCharType="begin"/>
+      </w:r>
+      <w:r>
+        <w:rPr>
+          <w:noProof/>
+        </w:rPr>
+        <w:instrText xml:space="preserve"> SEQ Tabla \* ARABIC \s 1 </w:instrText>
+      </w:r>
+      <w:r>
+        <w:rPr>
+          <w:noProof/>
+        </w:rPr>
+        <w:fldChar w:fldCharType="separate"/>
+      </w:r>
+      <w:r>
+        <w:rPr>
+          <w:noProof/>
+        </w:rPr>
+        <w:t>1</w:t>
+      </w:r>
+      <w:r>
+        <w:rPr>
+          <w:noProof/>
+        </w:rPr>
+        <w:fldChar w:fldCharType="end"/>
+      </w:r>
+      <w:r>
+        <w:t xml:space="preserve"> Sprint Backlog </w:t>
+      </w:r>
       <w:proofErr w:type="spellStart"/>
       <w:r>
         <w:t>Review</w:t>
       </w:r>
-      <w:bookmarkEnd w:id="179"/>
-      <w:proofErr w:type="spellEnd"/>
-    </w:p>
-    <w:p>
-      <w:pPr>
-        <w:ind w:firstLine="0"/>
-      </w:pPr>
-    </w:p>
-    <w:p>
-      <w:r>
-        <w:t xml:space="preserve">En la tabla </w:t>
-      </w:r>
-      <w:r>
-        <w:t>8</w:t>
-      </w:r>
-      <w:r>
-        <w:t xml:space="preserve">.1 se aprecia el sprint </w:t>
-      </w:r>
-      <w:proofErr w:type="spellStart"/>
-      <w:r>
-        <w:t>backlog</w:t>
-      </w:r>
-      <w:proofErr w:type="spellEnd"/>
-      <w:r>
-        <w:t xml:space="preserve"> </w:t>
-      </w:r>
-      <w:proofErr w:type="spellStart"/>
-      <w:r>
-        <w:t>review</w:t>
-      </w:r>
-      <w:proofErr w:type="spellEnd"/>
-      <w:r>
-        <w:t xml:space="preserve"> con las respectivas horas efectivas del proyecto </w:t>
-      </w:r>
-      <w:r>
-        <w:t>y tareas</w:t>
-      </w:r>
-      <w:r>
-        <w:t xml:space="preserve"> del incremento </w:t>
-      </w:r>
-      <w:r>
-        <w:t>4</w:t>
-      </w:r>
-      <w:r>
-        <w:t xml:space="preserve"> </w:t>
-      </w:r>
-      <w:r>
-        <w:t xml:space="preserve">con sus respectivas horas estimadas, donde cada tarea se encuentra </w:t>
-      </w:r>
-      <w:r>
-        <w:t>completada por parte de los responsables</w:t>
-      </w:r>
-      <w:r>
-        <w:t>.</w:t>
-      </w:r>
-    </w:p>
-    <w:p>
-      <w:pPr>
-        <w:ind w:firstLine="0"/>
-      </w:pPr>
-      <w:bookmarkStart w:id="180" w:name="_GoBack"/>
       <w:bookmarkEnd w:id="180"/>
-    </w:p>
-    <w:p>
-      <w:pPr>
-        <w:pStyle w:val="Descripcin"/>
-      </w:pPr>
-      <w:bookmarkStart w:id="181" w:name="_Toc200854101"/>
-      <w:bookmarkStart w:id="182" w:name="_Toc201172385"/>
-      <w:bookmarkStart w:id="183" w:name="_Toc201199655"/>
-      <w:bookmarkStart w:id="184" w:name="_Toc201199744"/>
-      <w:bookmarkStart w:id="185" w:name="_Toc211609264"/>
-      <w:bookmarkStart w:id="186" w:name="_Toc212539478"/>
-      <w:bookmarkStart w:id="187" w:name="_Toc212539532"/>
-      <w:r>
-        <w:t xml:space="preserve">Tabla </w:t>
-      </w:r>
-      <w:r>
-        <w:rPr>
-          <w:noProof/>
-        </w:rPr>
-        <w:fldChar w:fldCharType="begin"/>
-      </w:r>
-      <w:r>
-        <w:rPr>
-          <w:noProof/>
-        </w:rPr>
-        <w:instrText xml:space="preserve"> STYLEREF 1 \s </w:instrText>
-      </w:r>
-      <w:r>
-        <w:rPr>
-          <w:noProof/>
-        </w:rPr>
-        <w:fldChar w:fldCharType="separate"/>
-      </w:r>
-      <w:r>
-        <w:rPr>
-          <w:noProof/>
-        </w:rPr>
-        <w:t>8</w:t>
-      </w:r>
-      <w:r>
-        <w:rPr>
-          <w:noProof/>
-        </w:rPr>
-        <w:fldChar w:fldCharType="end"/>
-      </w:r>
-      <w:r>
-        <w:t>.</w:t>
-      </w:r>
-      <w:r>
-        <w:rPr>
-          <w:noProof/>
-        </w:rPr>
-        <w:fldChar w:fldCharType="begin"/>
-      </w:r>
-      <w:r>
-        <w:rPr>
-          <w:noProof/>
-        </w:rPr>
-        <w:instrText xml:space="preserve"> SEQ Tabla \* ARABIC \s 1 </w:instrText>
-      </w:r>
-      <w:r>
-        <w:rPr>
-          <w:noProof/>
-        </w:rPr>
-        <w:fldChar w:fldCharType="separate"/>
-      </w:r>
-      <w:r>
-        <w:rPr>
-          <w:noProof/>
-        </w:rPr>
-        <w:t>1</w:t>
-      </w:r>
-      <w:r>
-        <w:rPr>
-          <w:noProof/>
-        </w:rPr>
-        <w:fldChar w:fldCharType="end"/>
-      </w:r>
-      <w:r>
-        <w:t xml:space="preserve"> Sprint </w:t>
-      </w:r>
-      <w:proofErr w:type="spellStart"/>
-      <w:r>
-        <w:t>Backlog</w:t>
-      </w:r>
-      <w:proofErr w:type="spellEnd"/>
-      <w:r>
-        <w:t xml:space="preserve"> </w:t>
-      </w:r>
-      <w:proofErr w:type="spellStart"/>
-      <w:r>
-        <w:t>Review</w:t>
-      </w:r>
       <w:bookmarkEnd w:id="181"/>
       <w:bookmarkEnd w:id="182"/>
       <w:bookmarkEnd w:id="183"/>
       <w:bookmarkEnd w:id="184"/>
       <w:bookmarkEnd w:id="185"/>
       <w:bookmarkEnd w:id="186"/>
-      <w:bookmarkEnd w:id="187"/>
       <w:proofErr w:type="spellEnd"/>
     </w:p>
     <w:p>
@@ -15619,6 +15494,9 @@
         <w:pStyle w:val="Sinespaciado"/>
       </w:pPr>
       <w:r>
+        <w:rPr>
+          <w:noProof/>
+        </w:rPr>
         <w:drawing>
           <wp:inline distT="0" distB="0" distL="0" distR="0" wp14:anchorId="2C258D79" wp14:editId="7206A395">
             <wp:extent cx="5971540" cy="559435"/>
@@ -15676,7 +15554,7 @@
       <w:pPr>
         <w:pStyle w:val="Ttulo2"/>
       </w:pPr>
-      <w:bookmarkStart w:id="188" w:name="_Toc213146870"/>
+      <w:bookmarkStart w:id="187" w:name="_Toc213146870"/>
       <w:r>
         <w:t>Tabla</w:t>
       </w:r>
@@ -15686,129 +15564,129 @@
       <w:r>
         <w:t>esfuerzo</w:t>
       </w:r>
+      <w:bookmarkEnd w:id="187"/>
+    </w:p>
+    <w:p/>
+    <w:p>
+      <w:r>
+        <w:t xml:space="preserve">En la tabla </w:t>
+      </w:r>
+      <w:r>
+        <w:t>8</w:t>
+      </w:r>
+      <w:r>
+        <w:t>.</w:t>
+      </w:r>
+      <w:r>
+        <w:t>2</w:t>
+      </w:r>
+      <w:r>
+        <w:t xml:space="preserve"> se r</w:t>
+      </w:r>
+      <w:r>
+        <w:t>epresentan las horas trabajadas (</w:t>
+      </w:r>
+      <w:r>
+        <w:t>x</w:t>
+      </w:r>
+      <w:r>
+        <w:t xml:space="preserve"> horas) por cantidad de Tareas (</w:t>
+      </w:r>
+      <w:r>
+        <w:t xml:space="preserve">x </w:t>
+      </w:r>
+      <w:r>
+        <w:t>Tareas), como van generando una tabla de esfuerzo que muestra como por cantidad de horas invertidas en un día para ir resolviendo las tareas programadas.</w:t>
+      </w:r>
+    </w:p>
+    <w:p/>
+    <w:p>
+      <w:pPr>
+        <w:pStyle w:val="Descripcin"/>
+      </w:pPr>
+      <w:bookmarkStart w:id="188" w:name="_Toc200854102"/>
+      <w:bookmarkStart w:id="189" w:name="_Toc201172386"/>
+      <w:bookmarkStart w:id="190" w:name="_Toc201199656"/>
+      <w:bookmarkStart w:id="191" w:name="_Toc201199745"/>
+      <w:bookmarkStart w:id="192" w:name="_Toc211609265"/>
+      <w:bookmarkStart w:id="193" w:name="_Toc212539479"/>
+      <w:bookmarkStart w:id="194" w:name="_Toc212539533"/>
+      <w:r>
+        <w:t xml:space="preserve">Tabla </w:t>
+      </w:r>
+      <w:r>
+        <w:rPr>
+          <w:noProof/>
+        </w:rPr>
+        <w:fldChar w:fldCharType="begin"/>
+      </w:r>
+      <w:r>
+        <w:rPr>
+          <w:noProof/>
+        </w:rPr>
+        <w:instrText xml:space="preserve"> STYLEREF 1 \s </w:instrText>
+      </w:r>
+      <w:r>
+        <w:rPr>
+          <w:noProof/>
+        </w:rPr>
+        <w:fldChar w:fldCharType="separate"/>
+      </w:r>
+      <w:r>
+        <w:rPr>
+          <w:noProof/>
+        </w:rPr>
+        <w:t>8</w:t>
+      </w:r>
+      <w:r>
+        <w:rPr>
+          <w:noProof/>
+        </w:rPr>
+        <w:fldChar w:fldCharType="end"/>
+      </w:r>
+      <w:r>
+        <w:t>.</w:t>
+      </w:r>
+      <w:r>
+        <w:rPr>
+          <w:noProof/>
+        </w:rPr>
+        <w:fldChar w:fldCharType="begin"/>
+      </w:r>
+      <w:r>
+        <w:rPr>
+          <w:noProof/>
+        </w:rPr>
+        <w:instrText xml:space="preserve"> SEQ Tabla \* ARABIC \s 1 </w:instrText>
+      </w:r>
+      <w:r>
+        <w:rPr>
+          <w:noProof/>
+        </w:rPr>
+        <w:fldChar w:fldCharType="separate"/>
+      </w:r>
+      <w:r>
+        <w:rPr>
+          <w:noProof/>
+        </w:rPr>
+        <w:t>2</w:t>
+      </w:r>
+      <w:r>
+        <w:rPr>
+          <w:noProof/>
+        </w:rPr>
+        <w:fldChar w:fldCharType="end"/>
+      </w:r>
+      <w:r>
+        <w:t xml:space="preserve"> Tabla de esfuerzo</w:t>
+      </w:r>
       <w:bookmarkEnd w:id="188"/>
-    </w:p>
-    <w:p/>
-    <w:p>
-      <w:r>
-        <w:t xml:space="preserve">En la tabla </w:t>
-      </w:r>
-      <w:r>
-        <w:t>8</w:t>
-      </w:r>
-      <w:r>
-        <w:t>.</w:t>
-      </w:r>
-      <w:r>
-        <w:t>2</w:t>
-      </w:r>
-      <w:r>
-        <w:t xml:space="preserve"> se r</w:t>
-      </w:r>
-      <w:r>
-        <w:t>epresentan las horas trabajadas (</w:t>
-      </w:r>
-      <w:r>
-        <w:t>x</w:t>
-      </w:r>
-      <w:r>
-        <w:t xml:space="preserve"> horas) por cantidad de Tareas (</w:t>
-      </w:r>
-      <w:r>
-        <w:t xml:space="preserve">x </w:t>
-      </w:r>
-      <w:r>
-        <w:t>Tareas), como van generando una tabla de esfuerzo que muestra como por cantidad de horas invertidas en un día para ir resolviendo las tareas programadas.</w:t>
-      </w:r>
-    </w:p>
-    <w:p/>
-    <w:p>
-      <w:pPr>
-        <w:pStyle w:val="Descripcin"/>
-      </w:pPr>
-      <w:bookmarkStart w:id="189" w:name="_Toc200854102"/>
-      <w:bookmarkStart w:id="190" w:name="_Toc201172386"/>
-      <w:bookmarkStart w:id="191" w:name="_Toc201199656"/>
-      <w:bookmarkStart w:id="192" w:name="_Toc201199745"/>
-      <w:bookmarkStart w:id="193" w:name="_Toc211609265"/>
-      <w:bookmarkStart w:id="194" w:name="_Toc212539479"/>
-      <w:bookmarkStart w:id="195" w:name="_Toc212539533"/>
-      <w:r>
-        <w:t xml:space="preserve">Tabla </w:t>
-      </w:r>
-      <w:r>
-        <w:rPr>
-          <w:noProof/>
-        </w:rPr>
-        <w:fldChar w:fldCharType="begin"/>
-      </w:r>
-      <w:r>
-        <w:rPr>
-          <w:noProof/>
-        </w:rPr>
-        <w:instrText xml:space="preserve"> STYLEREF 1 \s </w:instrText>
-      </w:r>
-      <w:r>
-        <w:rPr>
-          <w:noProof/>
-        </w:rPr>
-        <w:fldChar w:fldCharType="separate"/>
-      </w:r>
-      <w:r>
-        <w:rPr>
-          <w:noProof/>
-        </w:rPr>
-        <w:t>8</w:t>
-      </w:r>
-      <w:r>
-        <w:rPr>
-          <w:noProof/>
-        </w:rPr>
-        <w:fldChar w:fldCharType="end"/>
-      </w:r>
-      <w:r>
-        <w:t>.</w:t>
-      </w:r>
-      <w:r>
-        <w:rPr>
-          <w:noProof/>
-        </w:rPr>
-        <w:fldChar w:fldCharType="begin"/>
-      </w:r>
-      <w:r>
-        <w:rPr>
-          <w:noProof/>
-        </w:rPr>
-        <w:instrText xml:space="preserve"> SEQ Tabla \* ARABIC \s 1 </w:instrText>
-      </w:r>
-      <w:r>
-        <w:rPr>
-          <w:noProof/>
-        </w:rPr>
-        <w:fldChar w:fldCharType="separate"/>
-      </w:r>
-      <w:r>
-        <w:rPr>
-          <w:noProof/>
-        </w:rPr>
-        <w:t>2</w:t>
-      </w:r>
-      <w:r>
-        <w:rPr>
-          <w:noProof/>
-        </w:rPr>
-        <w:fldChar w:fldCharType="end"/>
-      </w:r>
-      <w:r>
-        <w:t xml:space="preserve"> Tabla de esfuerzo</w:t>
-      </w:r>
       <w:bookmarkEnd w:id="189"/>
       <w:bookmarkEnd w:id="190"/>
       <w:bookmarkEnd w:id="191"/>
       <w:bookmarkEnd w:id="192"/>
       <w:bookmarkEnd w:id="193"/>
       <w:bookmarkEnd w:id="194"/>
-      <w:bookmarkEnd w:id="195"/>
     </w:p>
     <w:p>
       <w:pPr>
@@ -15835,7 +15713,7 @@
       <w:pPr>
         <w:pStyle w:val="Ttulo2"/>
       </w:pPr>
-      <w:bookmarkStart w:id="196" w:name="_Toc213146871"/>
+      <w:bookmarkStart w:id="195" w:name="_Toc213146871"/>
       <w:r>
         <w:lastRenderedPageBreak/>
         <w:t>Gráfico</w:t>
@@ -15849,39 +15727,114 @@
       <w:r>
         <w:t>seguimiento</w:t>
       </w:r>
+      <w:bookmarkEnd w:id="195"/>
+    </w:p>
+    <w:p/>
+    <w:p>
+      <w:r>
+        <w:t xml:space="preserve">Los siguientes gráficos nos ayudan para el </w:t>
+      </w:r>
+      <w:r>
+        <w:t>seguimiento ágil</w:t>
+      </w:r>
+      <w:r>
+        <w:t xml:space="preserve"> del proyecto, estos gráficos son fundamentales porque permiten visualizar el avance real </w:t>
+      </w:r>
+      <w:r>
+        <w:t>del</w:t>
+      </w:r>
+      <w:r>
+        <w:t xml:space="preserve"> equipo en comparación con lo planificado</w:t>
+      </w:r>
+      <w:r>
+        <w:t xml:space="preserve">, facilitando </w:t>
+      </w:r>
+      <w:r>
+        <w:t>la toma de decisiones y posibles mejoras continuas del proceso de desarrollo</w:t>
+      </w:r>
+      <w:r>
+        <w:t xml:space="preserve">, a </w:t>
+      </w:r>
+      <w:r>
+        <w:t>continuación,</w:t>
+      </w:r>
+      <w:r>
+        <w:t xml:space="preserve"> los gráficos</w:t>
+      </w:r>
+      <w:r>
+        <w:t>.</w:t>
+      </w:r>
+    </w:p>
+    <w:p/>
+    <w:p>
+      <w:pPr>
+        <w:pStyle w:val="Ttulo3"/>
+      </w:pPr>
+      <w:r>
+        <w:t xml:space="preserve"> </w:t>
+      </w:r>
+      <w:bookmarkStart w:id="196" w:name="_Toc213146872"/>
+      <w:proofErr w:type="spellStart"/>
+      <w:r>
+        <w:t>Burn</w:t>
+      </w:r>
+      <w:proofErr w:type="spellEnd"/>
+      <w:r>
+        <w:t xml:space="preserve"> </w:t>
+      </w:r>
+      <w:proofErr w:type="spellStart"/>
+      <w:r>
+        <w:t>down</w:t>
+      </w:r>
+      <w:proofErr w:type="spellEnd"/>
+      <w:r>
+        <w:t xml:space="preserve"> chart</w:t>
+      </w:r>
       <w:bookmarkEnd w:id="196"/>
     </w:p>
     <w:p/>
     <w:p>
       <w:r>
-        <w:t xml:space="preserve">Los siguientes gráficos nos ayudan para el </w:t>
-      </w:r>
-      <w:r>
-        <w:t>seguimiento ágil</w:t>
-      </w:r>
-      <w:r>
-        <w:t xml:space="preserve"> del proyecto, estos gráficos son fundamentales porque permiten visualizar el avance real </w:t>
-      </w:r>
-      <w:r>
-        <w:t>del</w:t>
-      </w:r>
-      <w:r>
-        <w:t xml:space="preserve"> equipo en comparación con lo planificado</w:t>
-      </w:r>
-      <w:r>
-        <w:t xml:space="preserve">, facilitando </w:t>
-      </w:r>
-      <w:r>
-        <w:t>la toma de decisiones y posibles mejoras continuas del proceso de desarrollo</w:t>
-      </w:r>
-      <w:r>
-        <w:t xml:space="preserve">, a </w:t>
-      </w:r>
-      <w:r>
-        <w:t>continuación,</w:t>
-      </w:r>
-      <w:r>
-        <w:t xml:space="preserve"> los gráficos</w:t>
+        <w:t>E</w:t>
+      </w:r>
+      <w:r>
+        <w:t xml:space="preserve">n la figura </w:t>
+      </w:r>
+      <w:r>
+        <w:t>8</w:t>
+      </w:r>
+      <w:r>
+        <w:t xml:space="preserve">.1 se observa un </w:t>
+      </w:r>
+      <w:r>
+        <w:t xml:space="preserve">gráfico </w:t>
+      </w:r>
+      <w:r>
+        <w:t>que d</w:t>
+      </w:r>
+      <w:r>
+        <w:t xml:space="preserve">emuestra más explícitamente como la cantidad de </w:t>
+      </w:r>
+      <w:r>
+        <w:t>horas estimadas</w:t>
+      </w:r>
+      <w:r>
+        <w:t xml:space="preserve"> </w:t>
+      </w:r>
+      <w:r>
+        <w:t xml:space="preserve">(Línea Naranja) van disminuyendo, así mismo como las </w:t>
+      </w:r>
+      <w:r>
+        <w:t>horas</w:t>
+      </w:r>
+      <w:r>
+        <w:t xml:space="preserve"> </w:t>
+      </w:r>
+      <w:r>
+        <w:t>reales</w:t>
+      </w:r>
+      <w:r>
+        <w:t xml:space="preserve"> (Línea Azul) van disminuyendo con relación al tiempo invertido</w:t>
       </w:r>
       <w:r>
         <w:t>.</w:t>
@@ -15890,252 +15843,177 @@
     <w:p/>
     <w:p>
       <w:pPr>
-        <w:pStyle w:val="Ttulo3"/>
-      </w:pPr>
+        <w:pStyle w:val="Descripcin"/>
+      </w:pPr>
+      <w:bookmarkStart w:id="197" w:name="_Toc200854241"/>
+      <w:bookmarkStart w:id="198" w:name="_Toc201172461"/>
+      <w:bookmarkStart w:id="199" w:name="_Toc201199657"/>
+      <w:bookmarkStart w:id="200" w:name="_Toc201199746"/>
+      <w:bookmarkStart w:id="201" w:name="_Toc211609266"/>
+      <w:bookmarkStart w:id="202" w:name="_Toc212539480"/>
+      <w:bookmarkStart w:id="203" w:name="_Toc212539534"/>
+      <w:r>
+        <w:t xml:space="preserve">Figura </w:t>
+      </w:r>
+      <w:r>
+        <w:rPr>
+          <w:noProof/>
+        </w:rPr>
+        <w:fldChar w:fldCharType="begin"/>
+      </w:r>
+      <w:r>
+        <w:rPr>
+          <w:noProof/>
+        </w:rPr>
+        <w:instrText xml:space="preserve"> STYLEREF 1 \s </w:instrText>
+      </w:r>
+      <w:r>
+        <w:rPr>
+          <w:noProof/>
+        </w:rPr>
+        <w:fldChar w:fldCharType="separate"/>
+      </w:r>
+      <w:r>
+        <w:rPr>
+          <w:noProof/>
+        </w:rPr>
+        <w:t>8</w:t>
+      </w:r>
+      <w:r>
+        <w:rPr>
+          <w:noProof/>
+        </w:rPr>
+        <w:fldChar w:fldCharType="end"/>
+      </w:r>
+      <w:r>
+        <w:t>.</w:t>
+      </w:r>
+      <w:r>
+        <w:rPr>
+          <w:noProof/>
+        </w:rPr>
+        <w:fldChar w:fldCharType="begin"/>
+      </w:r>
+      <w:r>
+        <w:rPr>
+          <w:noProof/>
+        </w:rPr>
+        <w:instrText xml:space="preserve"> SEQ Figura \* ARABIC \s 1 </w:instrText>
+      </w:r>
+      <w:r>
+        <w:rPr>
+          <w:noProof/>
+        </w:rPr>
+        <w:fldChar w:fldCharType="separate"/>
+      </w:r>
+      <w:r>
+        <w:rPr>
+          <w:noProof/>
+        </w:rPr>
+        <w:t>1</w:t>
+      </w:r>
+      <w:r>
+        <w:rPr>
+          <w:noProof/>
+        </w:rPr>
+        <w:fldChar w:fldCharType="end"/>
+      </w:r>
+      <w:r>
+        <w:t xml:space="preserve"> Gr</w:t>
+      </w:r>
+      <w:r>
+        <w:t>á</w:t>
+      </w:r>
+      <w:r>
+        <w:t>fica</w:t>
+      </w:r>
       <w:r>
         <w:t xml:space="preserve"> </w:t>
       </w:r>
-      <w:bookmarkStart w:id="197" w:name="_Toc213146872"/>
       <w:proofErr w:type="spellStart"/>
       <w:r>
         <w:t>Burn</w:t>
       </w:r>
       <w:proofErr w:type="spellEnd"/>
       <w:r>
-        <w:t xml:space="preserve"> </w:t>
-      </w:r>
-      <w:proofErr w:type="spellStart"/>
-      <w:r>
-        <w:t>down</w:t>
-      </w:r>
-      <w:proofErr w:type="spellEnd"/>
-      <w:r>
-        <w:t xml:space="preserve"> chart</w:t>
+        <w:t xml:space="preserve">-Down </w:t>
+      </w:r>
+      <w:r>
+        <w:t>del esfuerzo del equipo</w:t>
       </w:r>
       <w:bookmarkEnd w:id="197"/>
-    </w:p>
-    <w:p/>
-    <w:p>
-      <w:r>
-        <w:t>E</w:t>
-      </w:r>
-      <w:r>
-        <w:t xml:space="preserve">n la figura </w:t>
-      </w:r>
-      <w:r>
-        <w:t>8</w:t>
-      </w:r>
-      <w:r>
-        <w:t xml:space="preserve">.1 se observa un </w:t>
-      </w:r>
-      <w:r>
-        <w:t xml:space="preserve">gráfico </w:t>
-      </w:r>
-      <w:r>
-        <w:t>que d</w:t>
-      </w:r>
-      <w:r>
-        <w:t xml:space="preserve">emuestra más explícitamente como la cantidad de </w:t>
-      </w:r>
-      <w:r>
-        <w:t>horas estimadas</w:t>
-      </w:r>
-      <w:r>
-        <w:t xml:space="preserve"> </w:t>
-      </w:r>
-      <w:r>
-        <w:t xml:space="preserve">(Línea Naranja) van disminuyendo, así mismo como las </w:t>
-      </w:r>
-      <w:r>
-        <w:t>horas</w:t>
-      </w:r>
-      <w:r>
-        <w:t xml:space="preserve"> </w:t>
-      </w:r>
-      <w:r>
-        <w:t>reales</w:t>
-      </w:r>
-      <w:r>
-        <w:t xml:space="preserve"> (Línea Azul) van disminuyendo con relación al tiempo invertido</w:t>
-      </w:r>
-      <w:r>
-        <w:t>.</w:t>
-      </w:r>
-    </w:p>
-    <w:p/>
-    <w:p>
-      <w:pPr>
-        <w:pStyle w:val="Descripcin"/>
-      </w:pPr>
-      <w:bookmarkStart w:id="198" w:name="_Toc200854241"/>
-      <w:bookmarkStart w:id="199" w:name="_Toc201172461"/>
-      <w:bookmarkStart w:id="200" w:name="_Toc201199657"/>
-      <w:bookmarkStart w:id="201" w:name="_Toc201199746"/>
-      <w:bookmarkStart w:id="202" w:name="_Toc211609266"/>
-      <w:bookmarkStart w:id="203" w:name="_Toc212539480"/>
-      <w:bookmarkStart w:id="204" w:name="_Toc212539534"/>
-      <w:r>
-        <w:t xml:space="preserve">Figura </w:t>
-      </w:r>
-      <w:r>
-        <w:rPr>
-          <w:noProof/>
-        </w:rPr>
-        <w:fldChar w:fldCharType="begin"/>
-      </w:r>
-      <w:r>
-        <w:rPr>
-          <w:noProof/>
-        </w:rPr>
-        <w:instrText xml:space="preserve"> STYLEREF 1 \s </w:instrText>
-      </w:r>
-      <w:r>
-        <w:rPr>
-          <w:noProof/>
-        </w:rPr>
-        <w:fldChar w:fldCharType="separate"/>
-      </w:r>
-      <w:r>
-        <w:rPr>
-          <w:noProof/>
-        </w:rPr>
-        <w:t>8</w:t>
-      </w:r>
-      <w:r>
-        <w:rPr>
-          <w:noProof/>
-        </w:rPr>
-        <w:fldChar w:fldCharType="end"/>
-      </w:r>
-      <w:r>
-        <w:t>.</w:t>
-      </w:r>
-      <w:r>
-        <w:rPr>
-          <w:noProof/>
-        </w:rPr>
-        <w:fldChar w:fldCharType="begin"/>
-      </w:r>
-      <w:r>
-        <w:rPr>
-          <w:noProof/>
-        </w:rPr>
-        <w:instrText xml:space="preserve"> SEQ Figura \* ARABIC \s 1 </w:instrText>
-      </w:r>
-      <w:r>
-        <w:rPr>
-          <w:noProof/>
-        </w:rPr>
-        <w:fldChar w:fldCharType="separate"/>
-      </w:r>
-      <w:r>
-        <w:rPr>
-          <w:noProof/>
-        </w:rPr>
-        <w:t>1</w:t>
-      </w:r>
-      <w:r>
-        <w:rPr>
-          <w:noProof/>
-        </w:rPr>
-        <w:fldChar w:fldCharType="end"/>
-      </w:r>
-      <w:r>
-        <w:t xml:space="preserve"> Gr</w:t>
-      </w:r>
-      <w:r>
-        <w:t>á</w:t>
-      </w:r>
-      <w:r>
-        <w:t>fica</w:t>
-      </w:r>
-      <w:r>
-        <w:t xml:space="preserve"> </w:t>
-      </w:r>
-      <w:proofErr w:type="spellStart"/>
-      <w:r>
-        <w:t>Burn</w:t>
-      </w:r>
-      <w:proofErr w:type="spellEnd"/>
-      <w:r>
-        <w:t xml:space="preserve">-Down </w:t>
-      </w:r>
-      <w:r>
-        <w:t>del esfuerzo del equipo</w:t>
-      </w:r>
       <w:bookmarkEnd w:id="198"/>
       <w:bookmarkEnd w:id="199"/>
       <w:bookmarkEnd w:id="200"/>
       <w:bookmarkEnd w:id="201"/>
       <w:bookmarkEnd w:id="202"/>
       <w:bookmarkEnd w:id="203"/>
+    </w:p>
+    <w:p>
+      <w:pPr>
+        <w:pStyle w:val="Sinespaciado"/>
+      </w:pPr>
+    </w:p>
+    <w:p>
+      <w:pPr>
+        <w:pStyle w:val="Sinespaciado"/>
+      </w:pPr>
+    </w:p>
+    <w:p>
+      <w:pPr>
+        <w:pStyle w:val="Sinespaciado"/>
+        <w:rPr>
+          <w:noProof/>
+        </w:rPr>
+      </w:pPr>
+    </w:p>
+    <w:p>
+      <w:pPr>
+        <w:pStyle w:val="Sinespaciado"/>
+        <w:rPr>
+          <w:noProof/>
+        </w:rPr>
+      </w:pPr>
+    </w:p>
+    <w:p>
+      <w:pPr>
+        <w:pStyle w:val="Sinespaciado"/>
+        <w:rPr>
+          <w:noProof/>
+        </w:rPr>
+      </w:pPr>
+    </w:p>
+    <w:p>
+      <w:pPr>
+        <w:pStyle w:val="Sinespaciado"/>
+      </w:pPr>
+    </w:p>
+    <w:p>
+      <w:r>
+        <w:t>Fuente: Elaborado por el estudiante de acuerdo con el proyecto</w:t>
+      </w:r>
+    </w:p>
+    <w:p/>
+    <w:p>
+      <w:pPr>
+        <w:pStyle w:val="Ttulo3"/>
+      </w:pPr>
+      <w:bookmarkStart w:id="204" w:name="_Toc213146873"/>
+      <w:proofErr w:type="spellStart"/>
+      <w:r>
+        <w:t>Burn</w:t>
+      </w:r>
+      <w:proofErr w:type="spellEnd"/>
+      <w:r>
+        <w:t xml:space="preserve"> </w:t>
+      </w:r>
+      <w:r>
+        <w:t>U</w:t>
+      </w:r>
+      <w:r>
+        <w:t>p chart</w:t>
+      </w:r>
       <w:bookmarkEnd w:id="204"/>
-    </w:p>
-    <w:p>
-      <w:pPr>
-        <w:pStyle w:val="Sinespaciado"/>
-      </w:pPr>
-    </w:p>
-    <w:p>
-      <w:pPr>
-        <w:pStyle w:val="Sinespaciado"/>
-      </w:pPr>
-    </w:p>
-    <w:p>
-      <w:pPr>
-        <w:pStyle w:val="Sinespaciado"/>
-        <w:rPr>
-          <w:noProof/>
-        </w:rPr>
-      </w:pPr>
-    </w:p>
-    <w:p>
-      <w:pPr>
-        <w:pStyle w:val="Sinespaciado"/>
-        <w:rPr>
-          <w:noProof/>
-        </w:rPr>
-      </w:pPr>
-    </w:p>
-    <w:p>
-      <w:pPr>
-        <w:pStyle w:val="Sinespaciado"/>
-        <w:rPr>
-          <w:noProof/>
-        </w:rPr>
-      </w:pPr>
-    </w:p>
-    <w:p>
-      <w:pPr>
-        <w:pStyle w:val="Sinespaciado"/>
-      </w:pPr>
-    </w:p>
-    <w:p>
-      <w:r>
-        <w:t>Fuente: Elaborado por el estudiante de acuerdo con el proyecto</w:t>
-      </w:r>
-    </w:p>
-    <w:p/>
-    <w:p>
-      <w:pPr>
-        <w:pStyle w:val="Ttulo3"/>
-      </w:pPr>
-      <w:bookmarkStart w:id="205" w:name="_Toc213146873"/>
-      <w:proofErr w:type="spellStart"/>
-      <w:r>
-        <w:t>Burn</w:t>
-      </w:r>
-      <w:proofErr w:type="spellEnd"/>
-      <w:r>
-        <w:t xml:space="preserve"> </w:t>
-      </w:r>
-      <w:r>
-        <w:t>U</w:t>
-      </w:r>
-      <w:r>
-        <w:t>p chart</w:t>
-      </w:r>
-      <w:bookmarkEnd w:id="205"/>
     </w:p>
     <w:p/>
     <w:p>
@@ -16181,13 +16059,13 @@
         <w:pStyle w:val="Descripcin"/>
         <w:keepNext/>
       </w:pPr>
-      <w:bookmarkStart w:id="206" w:name="_Toc200854242"/>
-      <w:bookmarkStart w:id="207" w:name="_Toc201172462"/>
-      <w:bookmarkStart w:id="208" w:name="_Toc201199658"/>
-      <w:bookmarkStart w:id="209" w:name="_Toc201199747"/>
-      <w:bookmarkStart w:id="210" w:name="_Toc211609267"/>
-      <w:bookmarkStart w:id="211" w:name="_Toc212539481"/>
-      <w:bookmarkStart w:id="212" w:name="_Toc212539535"/>
+      <w:bookmarkStart w:id="205" w:name="_Toc200854242"/>
+      <w:bookmarkStart w:id="206" w:name="_Toc201172462"/>
+      <w:bookmarkStart w:id="207" w:name="_Toc201199658"/>
+      <w:bookmarkStart w:id="208" w:name="_Toc201199747"/>
+      <w:bookmarkStart w:id="209" w:name="_Toc211609267"/>
+      <w:bookmarkStart w:id="210" w:name="_Toc212539481"/>
+      <w:bookmarkStart w:id="211" w:name="_Toc212539535"/>
       <w:r>
         <w:lastRenderedPageBreak/>
         <w:t xml:space="preserve">Figura </w:t>
@@ -16275,13 +16153,13 @@
       <w:r>
         <w:t>-Up del esfuerzo del equipo</w:t>
       </w:r>
+      <w:bookmarkEnd w:id="205"/>
       <w:bookmarkEnd w:id="206"/>
       <w:bookmarkEnd w:id="207"/>
       <w:bookmarkEnd w:id="208"/>
       <w:bookmarkEnd w:id="209"/>
       <w:bookmarkEnd w:id="210"/>
       <w:bookmarkEnd w:id="211"/>
-      <w:bookmarkEnd w:id="212"/>
     </w:p>
     <w:p>
       <w:pPr>
@@ -16335,11 +16213,11 @@
       <w:pPr>
         <w:pStyle w:val="Ttulo3"/>
       </w:pPr>
-      <w:bookmarkStart w:id="213" w:name="_Toc213146874"/>
+      <w:bookmarkStart w:id="212" w:name="_Toc213146874"/>
       <w:r>
         <w:t>Velocidad del equipó</w:t>
       </w:r>
-      <w:bookmarkEnd w:id="213"/>
+      <w:bookmarkEnd w:id="212"/>
     </w:p>
     <w:p/>
     <w:p>
@@ -16380,13 +16258,13 @@
         <w:pStyle w:val="Descripcin"/>
         <w:keepNext/>
       </w:pPr>
-      <w:bookmarkStart w:id="214" w:name="_Toc200854243"/>
-      <w:bookmarkStart w:id="215" w:name="_Toc201172463"/>
-      <w:bookmarkStart w:id="216" w:name="_Toc201199659"/>
-      <w:bookmarkStart w:id="217" w:name="_Toc201199748"/>
-      <w:bookmarkStart w:id="218" w:name="_Toc211609268"/>
-      <w:bookmarkStart w:id="219" w:name="_Toc212539482"/>
-      <w:bookmarkStart w:id="220" w:name="_Toc212539536"/>
+      <w:bookmarkStart w:id="213" w:name="_Toc200854243"/>
+      <w:bookmarkStart w:id="214" w:name="_Toc201172463"/>
+      <w:bookmarkStart w:id="215" w:name="_Toc201199659"/>
+      <w:bookmarkStart w:id="216" w:name="_Toc201199748"/>
+      <w:bookmarkStart w:id="217" w:name="_Toc211609268"/>
+      <w:bookmarkStart w:id="218" w:name="_Toc212539482"/>
+      <w:bookmarkStart w:id="219" w:name="_Toc212539536"/>
       <w:r>
         <w:t xml:space="preserve">Figura </w:t>
       </w:r>
@@ -16456,13 +16334,13 @@
       <w:r>
         <w:t xml:space="preserve"> Velocidad del equipo</w:t>
       </w:r>
+      <w:bookmarkEnd w:id="213"/>
       <w:bookmarkEnd w:id="214"/>
       <w:bookmarkEnd w:id="215"/>
       <w:bookmarkEnd w:id="216"/>
       <w:bookmarkEnd w:id="217"/>
       <w:bookmarkEnd w:id="218"/>
       <w:bookmarkEnd w:id="219"/>
-      <w:bookmarkEnd w:id="220"/>
     </w:p>
     <w:p>
       <w:pPr>
@@ -16500,47 +16378,47 @@
       <w:r>
         <w:br w:type="page"/>
       </w:r>
-      <w:bookmarkStart w:id="221" w:name="_Toc213146875"/>
+      <w:bookmarkStart w:id="220" w:name="_Toc213146875"/>
       <w:r>
         <w:lastRenderedPageBreak/>
         <w:t>Retrospectiva</w:t>
       </w:r>
+      <w:bookmarkEnd w:id="220"/>
+    </w:p>
+    <w:p/>
+    <w:p>
+      <w:r>
+        <w:t xml:space="preserve">La retrospectiva del proyecto se llevó a cabo como una instancia fundamental para la inspección y adaptación continua de los procesos y el desempeño del Equipo Scrum. Esta sesión se enfocó en analizar el trabajo realizado durante los </w:t>
+      </w:r>
+      <w:proofErr w:type="spellStart"/>
+      <w:r>
+        <w:t>sprints</w:t>
+      </w:r>
+      <w:proofErr w:type="spellEnd"/>
+      <w:r>
+        <w:t xml:space="preserve"> anteriores con el objetivo de identificar tanto los logros alcanzados como las áreas de oportunidad que permitan optimizar la eficiencia y calidad en los futuros ciclos de desarrollo.</w:t>
+      </w:r>
+    </w:p>
+    <w:p>
+      <w:pPr>
+        <w:ind w:firstLine="0"/>
+      </w:pPr>
+    </w:p>
+    <w:p>
+      <w:r>
+        <w:t>El resultado de esta sesión de reflexión es un compromiso colectivo para implementar los cambios que se detallan en el siguiente plan, buscando fortalecer la capacidad del equipo para entregar valor de manera más eficaz y sostenible.</w:t>
+      </w:r>
+    </w:p>
+    <w:p/>
+    <w:p>
+      <w:pPr>
+        <w:pStyle w:val="Ttulo3"/>
+      </w:pPr>
+      <w:bookmarkStart w:id="221" w:name="_Toc213146876"/>
+      <w:r>
+        <w:t>Plan de mejora</w:t>
+      </w:r>
       <w:bookmarkEnd w:id="221"/>
-    </w:p>
-    <w:p/>
-    <w:p>
-      <w:r>
-        <w:t xml:space="preserve">La retrospectiva del proyecto se llevó a cabo como una instancia fundamental para la inspección y adaptación continua de los procesos y el desempeño del Equipo Scrum. Esta sesión se enfocó en analizar el trabajo realizado durante los </w:t>
-      </w:r>
-      <w:proofErr w:type="spellStart"/>
-      <w:r>
-        <w:t>sprints</w:t>
-      </w:r>
-      <w:proofErr w:type="spellEnd"/>
-      <w:r>
-        <w:t xml:space="preserve"> anteriores con el objetivo de identificar tanto los logros alcanzados como las áreas de oportunidad que permitan optimizar la eficiencia y calidad en los futuros ciclos de desarrollo.</w:t>
-      </w:r>
-    </w:p>
-    <w:p>
-      <w:pPr>
-        <w:ind w:firstLine="0"/>
-      </w:pPr>
-    </w:p>
-    <w:p>
-      <w:r>
-        <w:t>El resultado de esta sesión de reflexión es un compromiso colectivo para implementar los cambios que se detallan en el siguiente plan, buscando fortalecer la capacidad del equipo para entregar valor de manera más eficaz y sostenible.</w:t>
-      </w:r>
-    </w:p>
-    <w:p/>
-    <w:p>
-      <w:pPr>
-        <w:pStyle w:val="Ttulo3"/>
-      </w:pPr>
-      <w:bookmarkStart w:id="222" w:name="_Toc213146876"/>
-      <w:r>
-        <w:t>Plan de mejora</w:t>
-      </w:r>
-      <w:bookmarkEnd w:id="222"/>
     </w:p>
     <w:p/>
     <w:p>
@@ -16567,13 +16445,13 @@
         <w:pStyle w:val="Descripcin"/>
         <w:keepNext/>
       </w:pPr>
-      <w:bookmarkStart w:id="223" w:name="_Toc200854106"/>
-      <w:bookmarkStart w:id="224" w:name="_Toc201172390"/>
-      <w:bookmarkStart w:id="225" w:name="_Toc201199660"/>
-      <w:bookmarkStart w:id="226" w:name="_Toc201199749"/>
-      <w:bookmarkStart w:id="227" w:name="_Toc211609269"/>
-      <w:bookmarkStart w:id="228" w:name="_Toc212539483"/>
-      <w:bookmarkStart w:id="229" w:name="_Toc212539537"/>
+      <w:bookmarkStart w:id="222" w:name="_Toc200854106"/>
+      <w:bookmarkStart w:id="223" w:name="_Toc201172390"/>
+      <w:bookmarkStart w:id="224" w:name="_Toc201199660"/>
+      <w:bookmarkStart w:id="225" w:name="_Toc201199749"/>
+      <w:bookmarkStart w:id="226" w:name="_Toc211609269"/>
+      <w:bookmarkStart w:id="227" w:name="_Toc212539483"/>
+      <w:bookmarkStart w:id="228" w:name="_Toc212539537"/>
       <w:r>
         <w:lastRenderedPageBreak/>
         <w:t xml:space="preserve">Tabla </w:t>
@@ -16644,13 +16522,13 @@
       <w:r>
         <w:t xml:space="preserve"> “Plan de mejora”</w:t>
       </w:r>
+      <w:bookmarkEnd w:id="222"/>
       <w:bookmarkEnd w:id="223"/>
       <w:bookmarkEnd w:id="224"/>
       <w:bookmarkEnd w:id="225"/>
       <w:bookmarkEnd w:id="226"/>
       <w:bookmarkEnd w:id="227"/>
       <w:bookmarkEnd w:id="228"/>
-      <w:bookmarkEnd w:id="229"/>
     </w:p>
     <w:p>
       <w:pPr>
@@ -16714,22 +16592,22 @@
       <w:pPr>
         <w:pStyle w:val="Ttulo1"/>
       </w:pPr>
-      <w:bookmarkStart w:id="230" w:name="_Toc201199661"/>
-      <w:bookmarkStart w:id="231" w:name="_Toc201199750"/>
-      <w:bookmarkStart w:id="232" w:name="_Toc211609270"/>
-      <w:bookmarkStart w:id="233" w:name="_Toc212539484"/>
-      <w:bookmarkStart w:id="234" w:name="_Toc212539538"/>
-      <w:bookmarkStart w:id="235" w:name="_Toc213146877"/>
+      <w:bookmarkStart w:id="229" w:name="_Toc201199661"/>
+      <w:bookmarkStart w:id="230" w:name="_Toc201199750"/>
+      <w:bookmarkStart w:id="231" w:name="_Toc211609270"/>
+      <w:bookmarkStart w:id="232" w:name="_Toc212539484"/>
+      <w:bookmarkStart w:id="233" w:name="_Toc212539538"/>
+      <w:bookmarkStart w:id="234" w:name="_Toc213146877"/>
       <w:r>
         <w:lastRenderedPageBreak/>
         <w:t>ANEXO</w:t>
       </w:r>
+      <w:bookmarkEnd w:id="229"/>
       <w:bookmarkEnd w:id="230"/>
       <w:bookmarkEnd w:id="231"/>
       <w:bookmarkEnd w:id="232"/>
       <w:bookmarkEnd w:id="233"/>
       <w:bookmarkEnd w:id="234"/>
-      <w:bookmarkEnd w:id="235"/>
     </w:p>
     <w:p/>
     <w:p/>
@@ -16737,14 +16615,14 @@
       <w:pPr>
         <w:pStyle w:val="Ttulo2"/>
       </w:pPr>
-      <w:bookmarkStart w:id="236" w:name="_Toc213146878"/>
+      <w:bookmarkStart w:id="235" w:name="_Toc213146878"/>
       <w:r>
         <w:t>Propuesta de solución</w:t>
       </w:r>
       <w:r>
         <w:t xml:space="preserve"> detallada</w:t>
       </w:r>
-      <w:bookmarkEnd w:id="236"/>
+      <w:bookmarkEnd w:id="235"/>
     </w:p>
     <w:p/>
     <w:p>
@@ -16827,19 +16705,11 @@
       </w:r>
       <w:proofErr w:type="spellStart"/>
       <w:r>
-        <w:t>mysqli_</w:t>
-      </w:r>
-      <w:proofErr w:type="gramStart"/>
-      <w:r>
-        <w:t>connect</w:t>
-      </w:r>
-      <w:proofErr w:type="spellEnd"/>
-      <w:r>
-        <w:t>(</w:t>
-      </w:r>
-      <w:proofErr w:type="gramEnd"/>
-      <w:r>
-        <w:t xml:space="preserve">). </w:t>
+        <w:t>mysqli_connect</w:t>
+      </w:r>
+      <w:proofErr w:type="spellEnd"/>
+      <w:r>
+        <w:t xml:space="preserve">(). </w:t>
       </w:r>
     </w:p>
     <w:p>
@@ -16867,19 +16737,11 @@
       </w:r>
       <w:proofErr w:type="spellStart"/>
       <w:r>
-        <w:t>mysqli_</w:t>
-      </w:r>
-      <w:proofErr w:type="gramStart"/>
-      <w:r>
-        <w:t>connect</w:t>
-      </w:r>
-      <w:proofErr w:type="spellEnd"/>
-      <w:r>
-        <w:t>(</w:t>
-      </w:r>
-      <w:proofErr w:type="gramEnd"/>
-      <w:r>
-        <w:t xml:space="preserve">) y </w:t>
+        <w:t>mysqli_connect</w:t>
+      </w:r>
+      <w:proofErr w:type="spellEnd"/>
+      <w:r>
+        <w:t xml:space="preserve">() y </w:t>
       </w:r>
       <w:proofErr w:type="spellStart"/>
       <w:r>
@@ -16909,11 +16771,11 @@
       <w:pPr>
         <w:pStyle w:val="Ttulo3"/>
       </w:pPr>
-      <w:bookmarkStart w:id="237" w:name="_Toc213146879"/>
+      <w:bookmarkStart w:id="236" w:name="_Toc213146879"/>
       <w:r>
         <w:t>Pila Tecnológica</w:t>
       </w:r>
-      <w:bookmarkEnd w:id="237"/>
+      <w:bookmarkEnd w:id="236"/>
       <w:r>
         <w:t xml:space="preserve"> </w:t>
       </w:r>
@@ -16937,15 +16799,7 @@
       </w:r>
       <w:proofErr w:type="spellEnd"/>
       <w:r>
-        <w:t xml:space="preserve">: PHP 7.4 gestiona la lógica del servidor y las interacciones con la base de datos. Base de Datos: </w:t>
-      </w:r>
-      <w:proofErr w:type="spellStart"/>
-      <w:r>
-        <w:t>MySQL</w:t>
-      </w:r>
-      <w:proofErr w:type="spellEnd"/>
-      <w:r>
-        <w:t>/</w:t>
+        <w:t>: PHP 7.4 gestiona la lógica del servidor y las interacciones con la base de datos. Base de Datos: MySQL/</w:t>
       </w:r>
       <w:proofErr w:type="spellStart"/>
       <w:r>
@@ -16968,7 +16822,7 @@
       <w:pPr>
         <w:pStyle w:val="Ttulo2"/>
       </w:pPr>
-      <w:bookmarkStart w:id="238" w:name="_Toc213146880"/>
+      <w:bookmarkStart w:id="237" w:name="_Toc213146880"/>
       <w:proofErr w:type="spellStart"/>
       <w:r>
         <w:lastRenderedPageBreak/>
@@ -16984,7 +16838,7 @@
       <w:r>
         <w:t>:</w:t>
       </w:r>
-      <w:bookmarkEnd w:id="238"/>
+      <w:bookmarkEnd w:id="237"/>
     </w:p>
     <w:p/>
     <w:p>
@@ -17009,18 +16863,18 @@
             <v:path o:extrusionok="f" gradientshapeok="t" o:connecttype="rect"/>
             <o:lock v:ext="edit" aspectratio="t"/>
           </v:shapetype>
-          <v:shape id="_x0000_i1025" type="#_x0000_t75" style="width:79.5pt;height:49.55pt" o:ole="">
+          <v:shape id="_x0000_i1025" type="#_x0000_t75" style="width:79.5pt;height:49.5pt" o:ole="">
             <v:imagedata r:id="rId31" o:title=""/>
           </v:shape>
-          <o:OLEObject Type="Embed" ProgID="Package" ShapeID="_x0000_i1025" DrawAspect="Icon" ObjectID="_1823861968" r:id="rId32"/>
+          <o:OLEObject Type="Embed" ProgID="Package" ShapeID="_x0000_i1025" DrawAspect="Icon" ObjectID="_1824140629" r:id="rId32"/>
         </w:object>
       </w:r>
       <w:r>
         <w:object w:dxaOrig="1530" w:dyaOrig="995" w14:anchorId="7318620E">
-          <v:shape id="_x0000_i1026" type="#_x0000_t75" style="width:79.5pt;height:49.55pt" o:ole="">
+          <v:shape id="_x0000_i1026" type="#_x0000_t75" style="width:79.5pt;height:49.5pt" o:ole="">
             <v:imagedata r:id="rId33" o:title=""/>
           </v:shape>
-          <o:OLEObject Type="Embed" ProgID="Package" ShapeID="_x0000_i1026" DrawAspect="Icon" ObjectID="_1823861969" r:id="rId34"/>
+          <o:OLEObject Type="Embed" ProgID="Package" ShapeID="_x0000_i1026" DrawAspect="Icon" ObjectID="_1824140630" r:id="rId34"/>
         </w:object>
       </w:r>
     </w:p>
@@ -17035,7 +16889,7 @@
       <w:pPr>
         <w:pStyle w:val="Ttulo2"/>
       </w:pPr>
-      <w:bookmarkStart w:id="239" w:name="_Toc213146881"/>
+      <w:bookmarkStart w:id="238" w:name="_Toc213146881"/>
       <w:proofErr w:type="spellStart"/>
       <w:r>
         <w:t>Pdf</w:t>
@@ -17047,15 +16901,15 @@
       <w:r>
         <w:t>de proceso</w:t>
       </w:r>
-      <w:bookmarkEnd w:id="239"/>
+      <w:bookmarkEnd w:id="238"/>
     </w:p>
     <w:p>
       <w:r>
         <w:object w:dxaOrig="1530" w:dyaOrig="995" w14:anchorId="0F22C1AE">
-          <v:shape id="_x0000_i1027" type="#_x0000_t75" style="width:79.5pt;height:49.55pt" o:ole="">
+          <v:shape id="_x0000_i1027" type="#_x0000_t75" style="width:79.5pt;height:49.5pt" o:ole="">
             <v:imagedata r:id="rId35" o:title=""/>
           </v:shape>
-          <o:OLEObject Type="Embed" ProgID="Package" ShapeID="_x0000_i1027" DrawAspect="Icon" ObjectID="_1823861970" r:id="rId36"/>
+          <o:OLEObject Type="Embed" ProgID="Package" ShapeID="_x0000_i1027" DrawAspect="Icon" ObjectID="_1824140631" r:id="rId36"/>
         </w:object>
       </w:r>
     </w:p>
@@ -17063,7 +16917,7 @@
       <w:pPr>
         <w:pStyle w:val="Ttulo2"/>
       </w:pPr>
-      <w:bookmarkStart w:id="240" w:name="_Toc213146882"/>
+      <w:bookmarkStart w:id="239" w:name="_Toc213146882"/>
       <w:proofErr w:type="spellStart"/>
       <w:r>
         <w:t>Pdf</w:t>
@@ -17072,15 +16926,15 @@
       <w:r>
         <w:t xml:space="preserve"> vista componentes</w:t>
       </w:r>
-      <w:bookmarkEnd w:id="240"/>
+      <w:bookmarkEnd w:id="239"/>
     </w:p>
     <w:p>
       <w:r>
         <w:object w:dxaOrig="1530" w:dyaOrig="995" w14:anchorId="3BF7DF28">
-          <v:shape id="_x0000_i1028" type="#_x0000_t75" style="width:79.5pt;height:49.55pt" o:ole="">
+          <v:shape id="_x0000_i1028" type="#_x0000_t75" style="width:79.5pt;height:49.5pt" o:ole="">
             <v:imagedata r:id="rId37" o:title=""/>
           </v:shape>
-          <o:OLEObject Type="Embed" ProgID="Package" ShapeID="_x0000_i1028" DrawAspect="Icon" ObjectID="_1823861971" r:id="rId38"/>
+          <o:OLEObject Type="Embed" ProgID="Package" ShapeID="_x0000_i1028" DrawAspect="Icon" ObjectID="_1824140632" r:id="rId38"/>
         </w:object>
       </w:r>
     </w:p>
@@ -17088,7 +16942,7 @@
       <w:pPr>
         <w:pStyle w:val="Ttulo2"/>
       </w:pPr>
-      <w:bookmarkStart w:id="241" w:name="_Toc213146883"/>
+      <w:bookmarkStart w:id="240" w:name="_Toc213146883"/>
       <w:proofErr w:type="spellStart"/>
       <w:r>
         <w:t>Pdf</w:t>
@@ -17100,15 +16954,15 @@
       <w:r>
         <w:t>despliegue</w:t>
       </w:r>
-      <w:bookmarkEnd w:id="241"/>
+      <w:bookmarkEnd w:id="240"/>
     </w:p>
     <w:p>
       <w:r>
         <w:object w:dxaOrig="1530" w:dyaOrig="995" w14:anchorId="4B2FF5B7">
-          <v:shape id="_x0000_i1029" type="#_x0000_t75" style="width:79.5pt;height:49.55pt" o:ole="">
+          <v:shape id="_x0000_i1029" type="#_x0000_t75" style="width:79.5pt;height:49.5pt" o:ole="">
             <v:imagedata r:id="rId39" o:title=""/>
           </v:shape>
-          <o:OLEObject Type="Embed" ProgID="Package" ShapeID="_x0000_i1029" DrawAspect="Icon" ObjectID="_1823861972" r:id="rId40"/>
+          <o:OLEObject Type="Embed" ProgID="Package" ShapeID="_x0000_i1029" DrawAspect="Icon" ObjectID="_1824140633" r:id="rId40"/>
         </w:object>
       </w:r>
     </w:p>
@@ -17116,14 +16970,14 @@
       <w:pPr>
         <w:pStyle w:val="Ttulo2"/>
       </w:pPr>
-      <w:bookmarkStart w:id="242" w:name="_Toc213146884"/>
+      <w:bookmarkStart w:id="241" w:name="_Toc213146884"/>
       <w:r>
         <w:t>Diagrama de clases</w:t>
       </w:r>
       <w:r>
         <w:t xml:space="preserve"> y modelado de datos</w:t>
       </w:r>
-      <w:bookmarkEnd w:id="242"/>
+      <w:bookmarkEnd w:id="241"/>
     </w:p>
     <w:p/>
     <w:p>
@@ -17241,19 +17095,11 @@
       </w:r>
       <w:proofErr w:type="spellStart"/>
       <w:r>
-        <w:t>filtrar_</w:t>
-      </w:r>
-      <w:proofErr w:type="gramStart"/>
-      <w:r>
-        <w:t>marcasFechas</w:t>
-      </w:r>
-      <w:proofErr w:type="spellEnd"/>
-      <w:r>
-        <w:t>(</w:t>
-      </w:r>
-      <w:proofErr w:type="gramEnd"/>
-      <w:r>
-        <w:t xml:space="preserve">), </w:t>
+        <w:t>filtrar_marcasFechas</w:t>
+      </w:r>
+      <w:proofErr w:type="spellEnd"/>
+      <w:r>
+        <w:t xml:space="preserve">(), </w:t>
       </w:r>
       <w:proofErr w:type="spellStart"/>
       <w:r>
@@ -17436,19 +17282,11 @@
       </w:r>
       <w:proofErr w:type="spellStart"/>
       <w:r>
-        <w:t>nuevo_</w:t>
-      </w:r>
-      <w:proofErr w:type="gramStart"/>
-      <w:r>
-        <w:t>departamento</w:t>
-      </w:r>
-      <w:proofErr w:type="spellEnd"/>
-      <w:r>
-        <w:t>(</w:t>
-      </w:r>
-      <w:proofErr w:type="gramEnd"/>
-      <w:r>
-        <w:t xml:space="preserve">), </w:t>
+        <w:t>nuevo_departamento</w:t>
+      </w:r>
+      <w:proofErr w:type="spellEnd"/>
+      <w:r>
+        <w:t xml:space="preserve">(), </w:t>
       </w:r>
       <w:proofErr w:type="spellStart"/>
       <w:r>
@@ -17750,19 +17588,11 @@
       </w:r>
       <w:proofErr w:type="spellStart"/>
       <w:r>
-        <w:t>nuevo_</w:t>
-      </w:r>
-      <w:proofErr w:type="gramStart"/>
-      <w:r>
-        <w:t>turno</w:t>
-      </w:r>
-      <w:proofErr w:type="spellEnd"/>
-      <w:r>
-        <w:t>(</w:t>
-      </w:r>
-      <w:proofErr w:type="gramEnd"/>
-      <w:r>
-        <w:t xml:space="preserve">), </w:t>
+        <w:t>nuevo_turno</w:t>
+      </w:r>
+      <w:proofErr w:type="spellEnd"/>
+      <w:r>
+        <w:t xml:space="preserve">(), </w:t>
       </w:r>
       <w:proofErr w:type="spellStart"/>
       <w:r>
@@ -17886,19 +17716,11 @@
       </w:r>
       <w:proofErr w:type="spellStart"/>
       <w:r>
-        <w:t>nuevo_</w:t>
-      </w:r>
-      <w:proofErr w:type="gramStart"/>
-      <w:r>
-        <w:t>tipoContrato</w:t>
-      </w:r>
-      <w:proofErr w:type="spellEnd"/>
-      <w:r>
-        <w:t>(</w:t>
-      </w:r>
-      <w:proofErr w:type="gramEnd"/>
-      <w:r>
-        <w:t xml:space="preserve">), </w:t>
+        <w:t>nuevo_tipoContrato</w:t>
+      </w:r>
+      <w:proofErr w:type="spellEnd"/>
+      <w:r>
+        <w:t xml:space="preserve">(), </w:t>
       </w:r>
       <w:proofErr w:type="spellStart"/>
       <w:r>
@@ -18189,19 +18011,11 @@
       </w:r>
       <w:proofErr w:type="spellStart"/>
       <w:r>
-        <w:t>nuevo_</w:t>
-      </w:r>
-      <w:proofErr w:type="gramStart"/>
-      <w:r>
-        <w:t>usuario</w:t>
-      </w:r>
-      <w:proofErr w:type="spellEnd"/>
-      <w:r>
-        <w:t>(</w:t>
-      </w:r>
-      <w:proofErr w:type="gramEnd"/>
-      <w:r>
-        <w:t xml:space="preserve">), </w:t>
+        <w:t>nuevo_usuario</w:t>
+      </w:r>
+      <w:proofErr w:type="spellEnd"/>
+      <w:r>
+        <w:t xml:space="preserve">(), </w:t>
       </w:r>
       <w:proofErr w:type="spellStart"/>
       <w:r>
@@ -18413,19 +18227,11 @@
       </w:r>
       <w:proofErr w:type="spellStart"/>
       <w:r>
-        <w:t>guardar_</w:t>
-      </w:r>
-      <w:proofErr w:type="gramStart"/>
-      <w:r>
-        <w:t>sucursal</w:t>
-      </w:r>
-      <w:proofErr w:type="spellEnd"/>
-      <w:r>
-        <w:t>(</w:t>
-      </w:r>
-      <w:proofErr w:type="gramEnd"/>
-      <w:r>
-        <w:t xml:space="preserve">), </w:t>
+        <w:t>guardar_sucursal</w:t>
+      </w:r>
+      <w:proofErr w:type="spellEnd"/>
+      <w:r>
+        <w:t xml:space="preserve">(), </w:t>
       </w:r>
       <w:proofErr w:type="spellStart"/>
       <w:r>
@@ -18574,19 +18380,11 @@
       </w:r>
       <w:proofErr w:type="spellStart"/>
       <w:r>
-        <w:t>nuevo_</w:t>
-      </w:r>
-      <w:proofErr w:type="gramStart"/>
-      <w:r>
-        <w:t>permiso</w:t>
-      </w:r>
-      <w:proofErr w:type="spellEnd"/>
-      <w:r>
-        <w:t>(</w:t>
-      </w:r>
-      <w:proofErr w:type="gramEnd"/>
-      <w:r>
-        <w:t xml:space="preserve">), </w:t>
+        <w:t>nuevo_permiso</w:t>
+      </w:r>
+      <w:proofErr w:type="spellEnd"/>
+      <w:r>
+        <w:t xml:space="preserve">(), </w:t>
       </w:r>
       <w:proofErr w:type="spellStart"/>
       <w:r>
@@ -18715,19 +18513,11 @@
       </w:r>
       <w:proofErr w:type="spellStart"/>
       <w:r>
-        <w:t>guardar_</w:t>
-      </w:r>
-      <w:proofErr w:type="gramStart"/>
-      <w:r>
-        <w:t>motivoPermisos</w:t>
-      </w:r>
-      <w:proofErr w:type="spellEnd"/>
-      <w:r>
-        <w:t>(</w:t>
-      </w:r>
-      <w:proofErr w:type="gramEnd"/>
-      <w:r>
-        <w:t xml:space="preserve">), </w:t>
+        <w:t>guardar_motivoPermisos</w:t>
+      </w:r>
+      <w:proofErr w:type="spellEnd"/>
+      <w:r>
+        <w:t xml:space="preserve">(), </w:t>
       </w:r>
       <w:proofErr w:type="spellStart"/>
       <w:r>
@@ -18874,19 +18664,11 @@
       </w:r>
       <w:proofErr w:type="spellStart"/>
       <w:r>
-        <w:t>nuevo_</w:t>
-      </w:r>
-      <w:proofErr w:type="gramStart"/>
-      <w:r>
-        <w:t>vacacaciones</w:t>
-      </w:r>
-      <w:proofErr w:type="spellEnd"/>
-      <w:r>
-        <w:t>(</w:t>
-      </w:r>
-      <w:proofErr w:type="gramEnd"/>
-      <w:r>
-        <w:t xml:space="preserve">), </w:t>
+        <w:t>nuevo_vacacaciones</w:t>
+      </w:r>
+      <w:proofErr w:type="spellEnd"/>
+      <w:r>
+        <w:t xml:space="preserve">(), </w:t>
       </w:r>
       <w:proofErr w:type="spellStart"/>
       <w:r>
@@ -19025,19 +18807,11 @@
       </w:r>
       <w:proofErr w:type="spellStart"/>
       <w:r>
-        <w:t>nuevo_</w:t>
-      </w:r>
-      <w:proofErr w:type="gramStart"/>
-      <w:r>
-        <w:t>CC</w:t>
-      </w:r>
-      <w:proofErr w:type="spellEnd"/>
-      <w:r>
-        <w:t>(</w:t>
-      </w:r>
-      <w:proofErr w:type="gramEnd"/>
-      <w:r>
-        <w:t xml:space="preserve">), </w:t>
+        <w:t>nuevo_CC</w:t>
+      </w:r>
+      <w:proofErr w:type="spellEnd"/>
+      <w:r>
+        <w:t xml:space="preserve">(), </w:t>
       </w:r>
       <w:proofErr w:type="spellStart"/>
       <w:r>
@@ -19201,17 +18975,12 @@
         <w:t>_</w:t>
       </w:r>
       <w:r>
-        <w:t>contrato</w:t>
-      </w:r>
-      <w:proofErr w:type="gramStart"/>
-      <w:r>
-        <w:t>,</w:t>
+        <w:t>contrato,</w:t>
       </w:r>
       <w:r>
         <w:t>pero</w:t>
       </w:r>
       <w:proofErr w:type="spellEnd"/>
-      <w:proofErr w:type="gramEnd"/>
       <w:r>
         <w:t xml:space="preserve"> a su vez </w:t>
       </w:r>
@@ -19298,7 +19067,7 @@
       <w:pPr>
         <w:pStyle w:val="Ttulo2"/>
       </w:pPr>
-      <w:bookmarkStart w:id="243" w:name="_Toc213146885"/>
+      <w:bookmarkStart w:id="242" w:name="_Toc213146885"/>
       <w:r>
         <w:t>Árbol de navegación</w:t>
       </w:r>
@@ -19311,44 +19080,44 @@
       <w:r>
         <w:t>ista del menú desplegable</w:t>
       </w:r>
+      <w:bookmarkEnd w:id="242"/>
+    </w:p>
+    <w:p/>
+    <w:p>
+      <w:r>
+        <w:t xml:space="preserve">El diagrama presentado ilustra la estructura de navegación del sistema, el cual está orientada a la gestión de turnos y administración de personal. La representación gráfica muestra una vista jerárquica de los módulos principales que conforman la interfaz del usuario, donde cada bloque azul corresponde a una interfaz del sistema, acompañada de su respectiva funcionalidad las cuales se ven representadas en bloques rosados. Desde esta interfaz principal se accede a distintos módulos, entre ellos la sección de turnos, que permite gestionar la asignación, modificación y visualización de los turnos de trabajo del personal, el módulo de ingreso de empleado, orientado al registro de </w:t>
+      </w:r>
+      <w:proofErr w:type="spellStart"/>
+      <w:r>
+        <w:t>nuesvos</w:t>
+      </w:r>
+      <w:proofErr w:type="spellEnd"/>
+      <w:r>
+        <w:t xml:space="preserve"> trabajadores y la edición de sus datos personales y laborales, y el apartado de tablas maestras, que centraliza la configuración básica del sistema, como los tipos de turnos, departamentos y demás parámetros estructurales y finalmente una opción de salida que permite cerrar sesión de manera manual. Esta estructura de navegación refleja una organización lógica y coherente, lo que facilita el uso del sistema por parte del usuario final, además de servir como una herramienta útil para comprender la arquitectura funcional de la aplicación</w:t>
+      </w:r>
+    </w:p>
+    <w:p>
+      <w:pPr>
+        <w:ind w:firstLine="0"/>
+      </w:pPr>
+    </w:p>
+    <w:p>
+      <w:pPr>
+        <w:pStyle w:val="Ttulo2"/>
+      </w:pPr>
+      <w:bookmarkStart w:id="243" w:name="_Toc213146886"/>
+      <w:proofErr w:type="spellStart"/>
+      <w:r>
+        <w:t>Pdf</w:t>
+      </w:r>
+      <w:proofErr w:type="spellEnd"/>
+      <w:r>
+        <w:t xml:space="preserve"> </w:t>
+      </w:r>
+      <w:r>
+        <w:t>Tabla de esfuerzo</w:t>
+      </w:r>
       <w:bookmarkEnd w:id="243"/>
-    </w:p>
-    <w:p/>
-    <w:p>
-      <w:r>
-        <w:t xml:space="preserve">El diagrama presentado ilustra la estructura de navegación del sistema, el cual está orientada a la gestión de turnos y administración de personal. La representación gráfica muestra una vista jerárquica de los módulos principales que conforman la interfaz del usuario, donde cada bloque azul corresponde a una interfaz del sistema, acompañada de su respectiva funcionalidad las cuales se ven representadas en bloques rosados. Desde esta interfaz principal se accede a distintos módulos, entre ellos la sección de turnos, que permite gestionar la asignación, modificación y visualización de los turnos de trabajo del personal, el módulo de ingreso de empleado, orientado al registro de </w:t>
-      </w:r>
-      <w:proofErr w:type="spellStart"/>
-      <w:r>
-        <w:t>nuesvos</w:t>
-      </w:r>
-      <w:proofErr w:type="spellEnd"/>
-      <w:r>
-        <w:t xml:space="preserve"> trabajadores y la edición de sus datos personales y laborales, y el apartado de tablas maestras, que centraliza la configuración básica del sistema, como los tipos de turnos, departamentos y demás parámetros estructurales y finalmente una opción de salida que permite cerrar sesión de manera manual. Esta estructura de navegación refleja una organización lógica y coherente, lo que facilita el uso del sistema por parte del usuario final, además de servir como una herramienta útil para comprender la arquitectura funcional de la aplicación</w:t>
-      </w:r>
-    </w:p>
-    <w:p>
-      <w:pPr>
-        <w:ind w:firstLine="0"/>
-      </w:pPr>
-    </w:p>
-    <w:p>
-      <w:pPr>
-        <w:pStyle w:val="Ttulo2"/>
-      </w:pPr>
-      <w:bookmarkStart w:id="244" w:name="_Toc213146886"/>
-      <w:proofErr w:type="spellStart"/>
-      <w:r>
-        <w:t>Pdf</w:t>
-      </w:r>
-      <w:proofErr w:type="spellEnd"/>
-      <w:r>
-        <w:t xml:space="preserve"> </w:t>
-      </w:r>
-      <w:r>
-        <w:t>Tabla de esfuerzo</w:t>
-      </w:r>
-      <w:bookmarkEnd w:id="244"/>
     </w:p>
     <w:p/>
     <w:p>
@@ -19359,10 +19128,10 @@
       </w:pPr>
       <w:r>
         <w:object w:dxaOrig="1530" w:dyaOrig="995" w14:anchorId="0E4E0928">
-          <v:shape id="_x0000_i1030" type="#_x0000_t75" style="width:79.5pt;height:49.55pt" o:ole="">
+          <v:shape id="_x0000_i1030" type="#_x0000_t75" style="width:79.5pt;height:49.5pt" o:ole="">
             <v:imagedata r:id="rId41" o:title=""/>
           </v:shape>
-          <o:OLEObject Type="Embed" ProgID="Package" ShapeID="_x0000_i1030" DrawAspect="Icon" ObjectID="_1823861973" r:id="rId42"/>
+          <o:OLEObject Type="Embed" ProgID="Package" ShapeID="_x0000_i1030" DrawAspect="Icon" ObjectID="_1824140634" r:id="rId42"/>
         </w:object>
       </w:r>
     </w:p>
@@ -19370,11 +19139,11 @@
       <w:pPr>
         <w:pStyle w:val="Ttulo2"/>
       </w:pPr>
-      <w:bookmarkStart w:id="245" w:name="_Toc213146887"/>
+      <w:bookmarkStart w:id="244" w:name="_Toc213146887"/>
       <w:r>
         <w:t>Diagrama de despliegue</w:t>
       </w:r>
-      <w:bookmarkEnd w:id="245"/>
+      <w:bookmarkEnd w:id="244"/>
     </w:p>
     <w:p/>
     <w:p>
@@ -19395,15 +19164,7 @@
         <w:t xml:space="preserve"> </w:t>
       </w:r>
       <w:r>
-        <w:t xml:space="preserve">GB de RAM, un procesador Intel Xeon E5-2603 V3 y el sistema operativo Windows Server 2012. Este servidor aloja componentes clave como Apache (servidor web), PHP (lenguaje de scripting), </w:t>
-      </w:r>
-      <w:proofErr w:type="spellStart"/>
-      <w:r>
-        <w:t>MySQL</w:t>
-      </w:r>
-      <w:proofErr w:type="spellEnd"/>
-      <w:r>
-        <w:t>/</w:t>
+        <w:t>GB de RAM, un procesador Intel Xeon E5-2603 V3 y el sistema operativo Windows Server 2012. Este servidor aloja componentes clave como Apache (servidor web), PHP (lenguaje de scripting), MySQL/</w:t>
       </w:r>
       <w:proofErr w:type="spellStart"/>
       <w:r>
@@ -19427,15 +19188,7 @@
       </w:r>
       <w:proofErr w:type="spellEnd"/>
       <w:r>
-        <w:t xml:space="preserve"> como </w:t>
-      </w:r>
-      <w:proofErr w:type="spellStart"/>
-      <w:r>
-        <w:t>Bootstrap</w:t>
-      </w:r>
-      <w:proofErr w:type="spellEnd"/>
-      <w:r>
-        <w:t>, CSS y JavaScript. Las funcionalidades ejecutables del servidor replican y amplían las del PC Usuario, garantizando el procesamiento y almacenamiento centralizado de toda la información, incluyendo un controlador específico para MySQL y la capacidad de almacenar datos.</w:t>
+        <w:t xml:space="preserve"> como Bootstrap, CSS y JavaScript. Las funcionalidades ejecutables del servidor replican y amplían las del PC Usuario, garantizando el procesamiento y almacenamiento centralizado de toda la información, incluyendo un controlador específico para MySQL y la capacidad de almacenar datos.</w:t>
       </w:r>
     </w:p>
     <w:p>
@@ -19457,22 +19210,22 @@
       <w:pPr>
         <w:pStyle w:val="Ttulo1"/>
       </w:pPr>
-      <w:bookmarkStart w:id="246" w:name="_Toc201199662"/>
-      <w:bookmarkStart w:id="247" w:name="_Toc201199751"/>
-      <w:bookmarkStart w:id="248" w:name="_Toc211609271"/>
-      <w:bookmarkStart w:id="249" w:name="_Toc212539485"/>
-      <w:bookmarkStart w:id="250" w:name="_Toc212539539"/>
-      <w:bookmarkStart w:id="251" w:name="_Toc213146888"/>
+      <w:bookmarkStart w:id="245" w:name="_Toc201199662"/>
+      <w:bookmarkStart w:id="246" w:name="_Toc201199751"/>
+      <w:bookmarkStart w:id="247" w:name="_Toc211609271"/>
+      <w:bookmarkStart w:id="248" w:name="_Toc212539485"/>
+      <w:bookmarkStart w:id="249" w:name="_Toc212539539"/>
+      <w:bookmarkStart w:id="250" w:name="_Toc213146888"/>
       <w:r>
         <w:lastRenderedPageBreak/>
         <w:t>REFERENCIAS</w:t>
       </w:r>
+      <w:bookmarkEnd w:id="245"/>
       <w:bookmarkEnd w:id="246"/>
       <w:bookmarkEnd w:id="247"/>
       <w:bookmarkEnd w:id="248"/>
       <w:bookmarkEnd w:id="249"/>
       <w:bookmarkEnd w:id="250"/>
-      <w:bookmarkEnd w:id="251"/>
     </w:p>
     <w:sdt>
       <w:sdtPr>
@@ -19497,7 +19250,6 @@
             <w:id w:val="-573587230"/>
             <w:bibliography/>
           </w:sdtPr>
-          <w:sdtEndPr/>
           <w:sdtContent>
             <w:p>
               <w:pPr>
@@ -19627,7 +19379,7 @@
 </file>
 
 <file path=word/endnotes.xml><?xml version="1.0" encoding="utf-8"?>
-<w:endnotes xmlns:wpc="http://schemas.microsoft.com/office/word/2010/wordprocessingCanvas" xmlns:mc="http://schemas.openxmlformats.org/markup-compatibility/2006" xmlns:o="urn:schemas-microsoft-com:office:office" xmlns:r="http://schemas.openxmlformats.org/officeDocument/2006/relationships" xmlns:m="http://schemas.openxmlformats.org/officeDocument/2006/math" xmlns:v="urn:schemas-microsoft-com:vml" xmlns:wp14="http://schemas.microsoft.com/office/word/2010/wordprocessingDrawing" xmlns:wp="http://schemas.openxmlformats.org/drawingml/2006/wordprocessingDrawing" xmlns:w10="urn:schemas-microsoft-com:office:word" xmlns:w="http://schemas.openxmlformats.org/wordprocessingml/2006/main" xmlns:w14="http://schemas.microsoft.com/office/word/2010/wordml" xmlns:w15="http://schemas.microsoft.com/office/word/2012/wordml" xmlns:wpg="http://schemas.microsoft.com/office/word/2010/wordprocessingGroup" xmlns:wpi="http://schemas.microsoft.com/office/word/2010/wordprocessingInk" xmlns:wne="http://schemas.microsoft.com/office/word/2006/wordml" xmlns:wps="http://schemas.microsoft.com/office/word/2010/wordprocessingShape" mc:Ignorable="w14 w15 wp14">
+<w:endnotes xmlns:wpc="http://schemas.microsoft.com/office/word/2010/wordprocessingCanvas" xmlns:cx="http://schemas.microsoft.com/office/drawing/2014/chartex" xmlns:cx1="http://schemas.microsoft.com/office/drawing/2015/9/8/chartex" xmlns:cx2="http://schemas.microsoft.com/office/drawing/2015/10/21/chartex" xmlns:cx3="http://schemas.microsoft.com/office/drawing/2016/5/9/chartex" xmlns:cx4="http://schemas.microsoft.com/office/drawing/2016/5/10/chartex" xmlns:cx5="http://schemas.microsoft.com/office/drawing/2016/5/11/chartex" xmlns:cx6="http://schemas.microsoft.com/office/drawing/2016/5/12/chartex" xmlns:cx7="http://schemas.microsoft.com/office/drawing/2016/5/13/chartex" xmlns:cx8="http://schemas.microsoft.com/office/drawing/2016/5/14/chartex" xmlns:mc="http://schemas.openxmlformats.org/markup-compatibility/2006" xmlns:aink="http://schemas.microsoft.com/office/drawing/2016/ink" xmlns:am3d="http://schemas.microsoft.com/office/drawing/2017/model3d" xmlns:o="urn:schemas-microsoft-com:office:office" xmlns:oel="http://schemas.microsoft.com/office/2019/extlst" xmlns:r="http://schemas.openxmlformats.org/officeDocument/2006/relationships" xmlns:m="http://schemas.openxmlformats.org/officeDocument/2006/math" xmlns:v="urn:schemas-microsoft-com:vml" xmlns:wp14="http://schemas.microsoft.com/office/word/2010/wordprocessingDrawing" xmlns:wp="http://schemas.openxmlformats.org/drawingml/2006/wordprocessingDrawing" xmlns:w10="urn:schemas-microsoft-com:office:word" xmlns:w="http://schemas.openxmlformats.org/wordprocessingml/2006/main" xmlns:w14="http://schemas.microsoft.com/office/word/2010/wordml" xmlns:w15="http://schemas.microsoft.com/office/word/2012/wordml" xmlns:w16cex="http://schemas.microsoft.com/office/word/2018/wordml/cex" xmlns:w16cid="http://schemas.microsoft.com/office/word/2016/wordml/cid" xmlns:w16="http://schemas.microsoft.com/office/word/2018/wordml" xmlns:w16du="http://schemas.microsoft.com/office/word/2023/wordml/word16du" xmlns:w16sdtdh="http://schemas.microsoft.com/office/word/2020/wordml/sdtdatahash" xmlns:w16sdtfl="http://schemas.microsoft.com/office/word/2024/wordml/sdtformatlock" xmlns:w16se="http://schemas.microsoft.com/office/word/2015/wordml/symex" xmlns:wpg="http://schemas.microsoft.com/office/word/2010/wordprocessingGroup" xmlns:wpi="http://schemas.microsoft.com/office/word/2010/wordprocessingInk" xmlns:wne="http://schemas.microsoft.com/office/word/2006/wordml" xmlns:wps="http://schemas.microsoft.com/office/word/2010/wordprocessingShape" mc:Ignorable="w14 w15 w16se w16cid w16 w16cex w16sdtdh w16sdtfl w16du wp14">
   <w:endnote w:type="separator" w:id="-1">
     <w:p>
       <w:pPr>
@@ -19659,7 +19411,7 @@
 </file>
 
 <file path=word/footer1.xml><?xml version="1.0" encoding="utf-8"?>
-<w:ftr xmlns:wpc="http://schemas.microsoft.com/office/word/2010/wordprocessingCanvas" xmlns:mc="http://schemas.openxmlformats.org/markup-compatibility/2006" xmlns:o="urn:schemas-microsoft-com:office:office" xmlns:r="http://schemas.openxmlformats.org/officeDocument/2006/relationships" xmlns:m="http://schemas.openxmlformats.org/officeDocument/2006/math" xmlns:v="urn:schemas-microsoft-com:vml" xmlns:wp14="http://schemas.microsoft.com/office/word/2010/wordprocessingDrawing" xmlns:wp="http://schemas.openxmlformats.org/drawingml/2006/wordprocessingDrawing" xmlns:w10="urn:schemas-microsoft-com:office:word" xmlns:w="http://schemas.openxmlformats.org/wordprocessingml/2006/main" xmlns:w14="http://schemas.microsoft.com/office/word/2010/wordml" xmlns:w15="http://schemas.microsoft.com/office/word/2012/wordml" xmlns:wpg="http://schemas.microsoft.com/office/word/2010/wordprocessingGroup" xmlns:wpi="http://schemas.microsoft.com/office/word/2010/wordprocessingInk" xmlns:wne="http://schemas.microsoft.com/office/word/2006/wordml" xmlns:wps="http://schemas.microsoft.com/office/word/2010/wordprocessingShape" mc:Ignorable="w14 w15 wp14">
+<w:ftr xmlns:wpc="http://schemas.microsoft.com/office/word/2010/wordprocessingCanvas" xmlns:cx="http://schemas.microsoft.com/office/drawing/2014/chartex" xmlns:cx1="http://schemas.microsoft.com/office/drawing/2015/9/8/chartex" xmlns:cx2="http://schemas.microsoft.com/office/drawing/2015/10/21/chartex" xmlns:cx3="http://schemas.microsoft.com/office/drawing/2016/5/9/chartex" xmlns:cx4="http://schemas.microsoft.com/office/drawing/2016/5/10/chartex" xmlns:cx5="http://schemas.microsoft.com/office/drawing/2016/5/11/chartex" xmlns:cx6="http://schemas.microsoft.com/office/drawing/2016/5/12/chartex" xmlns:cx7="http://schemas.microsoft.com/office/drawing/2016/5/13/chartex" xmlns:cx8="http://schemas.microsoft.com/office/drawing/2016/5/14/chartex" xmlns:mc="http://schemas.openxmlformats.org/markup-compatibility/2006" xmlns:aink="http://schemas.microsoft.com/office/drawing/2016/ink" xmlns:am3d="http://schemas.microsoft.com/office/drawing/2017/model3d" xmlns:o="urn:schemas-microsoft-com:office:office" xmlns:oel="http://schemas.microsoft.com/office/2019/extlst" xmlns:r="http://schemas.openxmlformats.org/officeDocument/2006/relationships" xmlns:m="http://schemas.openxmlformats.org/officeDocument/2006/math" xmlns:v="urn:schemas-microsoft-com:vml" xmlns:wp14="http://schemas.microsoft.com/office/word/2010/wordprocessingDrawing" xmlns:wp="http://schemas.openxmlformats.org/drawingml/2006/wordprocessingDrawing" xmlns:w10="urn:schemas-microsoft-com:office:word" xmlns:w="http://schemas.openxmlformats.org/wordprocessingml/2006/main" xmlns:w14="http://schemas.microsoft.com/office/word/2010/wordml" xmlns:w15="http://schemas.microsoft.com/office/word/2012/wordml" xmlns:w16cex="http://schemas.microsoft.com/office/word/2018/wordml/cex" xmlns:w16cid="http://schemas.microsoft.com/office/word/2016/wordml/cid" xmlns:w16="http://schemas.microsoft.com/office/word/2018/wordml" xmlns:w16du="http://schemas.microsoft.com/office/word/2023/wordml/word16du" xmlns:w16sdtdh="http://schemas.microsoft.com/office/word/2020/wordml/sdtdatahash" xmlns:w16sdtfl="http://schemas.microsoft.com/office/word/2024/wordml/sdtformatlock" xmlns:w16se="http://schemas.microsoft.com/office/word/2015/wordml/symex" xmlns:wpg="http://schemas.microsoft.com/office/word/2010/wordprocessingGroup" xmlns:wpi="http://schemas.microsoft.com/office/word/2010/wordprocessingInk" xmlns:wne="http://schemas.microsoft.com/office/word/2006/wordml" xmlns:wps="http://schemas.microsoft.com/office/word/2010/wordprocessingShape" mc:Ignorable="w14 w15 w16se w16cid w16 w16cex w16sdtdh w16sdtfl w16du wp14">
   <w:p>
     <w:pPr>
       <w:tabs>
@@ -19733,7 +19485,7 @@
 </file>
 
 <file path=word/footnotes.xml><?xml version="1.0" encoding="utf-8"?>
-<w:footnotes xmlns:wpc="http://schemas.microsoft.com/office/word/2010/wordprocessingCanvas" xmlns:mc="http://schemas.openxmlformats.org/markup-compatibility/2006" xmlns:o="urn:schemas-microsoft-com:office:office" xmlns:r="http://schemas.openxmlformats.org/officeDocument/2006/relationships" xmlns:m="http://schemas.openxmlformats.org/officeDocument/2006/math" xmlns:v="urn:schemas-microsoft-com:vml" xmlns:wp14="http://schemas.microsoft.com/office/word/2010/wordprocessingDrawing" xmlns:wp="http://schemas.openxmlformats.org/drawingml/2006/wordprocessingDrawing" xmlns:w10="urn:schemas-microsoft-com:office:word" xmlns:w="http://schemas.openxmlformats.org/wordprocessingml/2006/main" xmlns:w14="http://schemas.microsoft.com/office/word/2010/wordml" xmlns:w15="http://schemas.microsoft.com/office/word/2012/wordml" xmlns:wpg="http://schemas.microsoft.com/office/word/2010/wordprocessingGroup" xmlns:wpi="http://schemas.microsoft.com/office/word/2010/wordprocessingInk" xmlns:wne="http://schemas.microsoft.com/office/word/2006/wordml" xmlns:wps="http://schemas.microsoft.com/office/word/2010/wordprocessingShape" mc:Ignorable="w14 w15 wp14">
+<w:footnotes xmlns:wpc="http://schemas.microsoft.com/office/word/2010/wordprocessingCanvas" xmlns:cx="http://schemas.microsoft.com/office/drawing/2014/chartex" xmlns:cx1="http://schemas.microsoft.com/office/drawing/2015/9/8/chartex" xmlns:cx2="http://schemas.microsoft.com/office/drawing/2015/10/21/chartex" xmlns:cx3="http://schemas.microsoft.com/office/drawing/2016/5/9/chartex" xmlns:cx4="http://schemas.microsoft.com/office/drawing/2016/5/10/chartex" xmlns:cx5="http://schemas.microsoft.com/office/drawing/2016/5/11/chartex" xmlns:cx6="http://schemas.microsoft.com/office/drawing/2016/5/12/chartex" xmlns:cx7="http://schemas.microsoft.com/office/drawing/2016/5/13/chartex" xmlns:cx8="http://schemas.microsoft.com/office/drawing/2016/5/14/chartex" xmlns:mc="http://schemas.openxmlformats.org/markup-compatibility/2006" xmlns:aink="http://schemas.microsoft.com/office/drawing/2016/ink" xmlns:am3d="http://schemas.microsoft.com/office/drawing/2017/model3d" xmlns:o="urn:schemas-microsoft-com:office:office" xmlns:oel="http://schemas.microsoft.com/office/2019/extlst" xmlns:r="http://schemas.openxmlformats.org/officeDocument/2006/relationships" xmlns:m="http://schemas.openxmlformats.org/officeDocument/2006/math" xmlns:v="urn:schemas-microsoft-com:vml" xmlns:wp14="http://schemas.microsoft.com/office/word/2010/wordprocessingDrawing" xmlns:wp="http://schemas.openxmlformats.org/drawingml/2006/wordprocessingDrawing" xmlns:w10="urn:schemas-microsoft-com:office:word" xmlns:w="http://schemas.openxmlformats.org/wordprocessingml/2006/main" xmlns:w14="http://schemas.microsoft.com/office/word/2010/wordml" xmlns:w15="http://schemas.microsoft.com/office/word/2012/wordml" xmlns:w16cex="http://schemas.microsoft.com/office/word/2018/wordml/cex" xmlns:w16cid="http://schemas.microsoft.com/office/word/2016/wordml/cid" xmlns:w16="http://schemas.microsoft.com/office/word/2018/wordml" xmlns:w16du="http://schemas.microsoft.com/office/word/2023/wordml/word16du" xmlns:w16sdtdh="http://schemas.microsoft.com/office/word/2020/wordml/sdtdatahash" xmlns:w16sdtfl="http://schemas.microsoft.com/office/word/2024/wordml/sdtformatlock" xmlns:w16se="http://schemas.microsoft.com/office/word/2015/wordml/symex" xmlns:wpg="http://schemas.microsoft.com/office/word/2010/wordprocessingGroup" xmlns:wpi="http://schemas.microsoft.com/office/word/2010/wordprocessingInk" xmlns:wne="http://schemas.microsoft.com/office/word/2006/wordml" xmlns:wps="http://schemas.microsoft.com/office/word/2010/wordprocessingShape" mc:Ignorable="w14 w15 w16se w16cid w16 w16cex w16sdtdh w16sdtfl w16du wp14">
   <w:footnote w:type="separator" w:id="-1">
     <w:p>
       <w:pPr>
@@ -19765,7 +19517,7 @@
 </file>
 
 <file path=word/header1.xml><?xml version="1.0" encoding="utf-8"?>
-<w:hdr xmlns:wpc="http://schemas.microsoft.com/office/word/2010/wordprocessingCanvas" xmlns:mc="http://schemas.openxmlformats.org/markup-compatibility/2006" xmlns:o="urn:schemas-microsoft-com:office:office" xmlns:r="http://schemas.openxmlformats.org/officeDocument/2006/relationships" xmlns:m="http://schemas.openxmlformats.org/officeDocument/2006/math" xmlns:v="urn:schemas-microsoft-com:vml" xmlns:wp14="http://schemas.microsoft.com/office/word/2010/wordprocessingDrawing" xmlns:wp="http://schemas.openxmlformats.org/drawingml/2006/wordprocessingDrawing" xmlns:w10="urn:schemas-microsoft-com:office:word" xmlns:w="http://schemas.openxmlformats.org/wordprocessingml/2006/main" xmlns:w14="http://schemas.microsoft.com/office/word/2010/wordml" xmlns:w15="http://schemas.microsoft.com/office/word/2012/wordml" xmlns:wpg="http://schemas.microsoft.com/office/word/2010/wordprocessingGroup" xmlns:wpi="http://schemas.microsoft.com/office/word/2010/wordprocessingInk" xmlns:wne="http://schemas.microsoft.com/office/word/2006/wordml" xmlns:wps="http://schemas.microsoft.com/office/word/2010/wordprocessingShape" mc:Ignorable="w14 w15 wp14">
+<w:hdr xmlns:wpc="http://schemas.microsoft.com/office/word/2010/wordprocessingCanvas" xmlns:cx="http://schemas.microsoft.com/office/drawing/2014/chartex" xmlns:cx1="http://schemas.microsoft.com/office/drawing/2015/9/8/chartex" xmlns:cx2="http://schemas.microsoft.com/office/drawing/2015/10/21/chartex" xmlns:cx3="http://schemas.microsoft.com/office/drawing/2016/5/9/chartex" xmlns:cx4="http://schemas.microsoft.com/office/drawing/2016/5/10/chartex" xmlns:cx5="http://schemas.microsoft.com/office/drawing/2016/5/11/chartex" xmlns:cx6="http://schemas.microsoft.com/office/drawing/2016/5/12/chartex" xmlns:cx7="http://schemas.microsoft.com/office/drawing/2016/5/13/chartex" xmlns:cx8="http://schemas.microsoft.com/office/drawing/2016/5/14/chartex" xmlns:mc="http://schemas.openxmlformats.org/markup-compatibility/2006" xmlns:aink="http://schemas.microsoft.com/office/drawing/2016/ink" xmlns:am3d="http://schemas.microsoft.com/office/drawing/2017/model3d" xmlns:o="urn:schemas-microsoft-com:office:office" xmlns:oel="http://schemas.microsoft.com/office/2019/extlst" xmlns:r="http://schemas.openxmlformats.org/officeDocument/2006/relationships" xmlns:m="http://schemas.openxmlformats.org/officeDocument/2006/math" xmlns:v="urn:schemas-microsoft-com:vml" xmlns:wp14="http://schemas.microsoft.com/office/word/2010/wordprocessingDrawing" xmlns:wp="http://schemas.openxmlformats.org/drawingml/2006/wordprocessingDrawing" xmlns:w10="urn:schemas-microsoft-com:office:word" xmlns:w="http://schemas.openxmlformats.org/wordprocessingml/2006/main" xmlns:w14="http://schemas.microsoft.com/office/word/2010/wordml" xmlns:w15="http://schemas.microsoft.com/office/word/2012/wordml" xmlns:w16cex="http://schemas.microsoft.com/office/word/2018/wordml/cex" xmlns:w16cid="http://schemas.microsoft.com/office/word/2016/wordml/cid" xmlns:w16="http://schemas.microsoft.com/office/word/2018/wordml" xmlns:w16du="http://schemas.microsoft.com/office/word/2023/wordml/word16du" xmlns:w16sdtdh="http://schemas.microsoft.com/office/word/2020/wordml/sdtdatahash" xmlns:w16sdtfl="http://schemas.microsoft.com/office/word/2024/wordml/sdtformatlock" xmlns:w16se="http://schemas.microsoft.com/office/word/2015/wordml/symex" xmlns:wpg="http://schemas.microsoft.com/office/word/2010/wordprocessingGroup" xmlns:wpi="http://schemas.microsoft.com/office/word/2010/wordprocessingInk" xmlns:wne="http://schemas.microsoft.com/office/word/2006/wordml" xmlns:wps="http://schemas.microsoft.com/office/word/2010/wordprocessingShape" mc:Ignorable="w14 w15 w16se w16cid w16 w16cex w16sdtdh w16sdtfl w16du wp14">
   <w:tbl>
     <w:tblPr>
       <w:tblW w:w="0" w:type="auto"/>
@@ -19854,7 +19606,7 @@
 </file>
 
 <file path=word/numbering.xml><?xml version="1.0" encoding="utf-8"?>
-<w:numbering xmlns:wpc="http://schemas.microsoft.com/office/word/2010/wordprocessingCanvas" xmlns:mc="http://schemas.openxmlformats.org/markup-compatibility/2006" xmlns:o="urn:schemas-microsoft-com:office:office" xmlns:r="http://schemas.openxmlformats.org/officeDocument/2006/relationships" xmlns:m="http://schemas.openxmlformats.org/officeDocument/2006/math" xmlns:v="urn:schemas-microsoft-com:vml" xmlns:wp14="http://schemas.microsoft.com/office/word/2010/wordprocessingDrawing" xmlns:wp="http://schemas.openxmlformats.org/drawingml/2006/wordprocessingDrawing" xmlns:w10="urn:schemas-microsoft-com:office:word" xmlns:w="http://schemas.openxmlformats.org/wordprocessingml/2006/main" xmlns:w14="http://schemas.microsoft.com/office/word/2010/wordml" xmlns:w15="http://schemas.microsoft.com/office/word/2012/wordml" xmlns:wpg="http://schemas.microsoft.com/office/word/2010/wordprocessingGroup" xmlns:wpi="http://schemas.microsoft.com/office/word/2010/wordprocessingInk" xmlns:wne="http://schemas.microsoft.com/office/word/2006/wordml" xmlns:wps="http://schemas.microsoft.com/office/word/2010/wordprocessingShape" mc:Ignorable="w14 w15 wp14">
+<w:numbering xmlns:wpc="http://schemas.microsoft.com/office/word/2010/wordprocessingCanvas" xmlns:cx="http://schemas.microsoft.com/office/drawing/2014/chartex" xmlns:cx1="http://schemas.microsoft.com/office/drawing/2015/9/8/chartex" xmlns:cx2="http://schemas.microsoft.com/office/drawing/2015/10/21/chartex" xmlns:cx3="http://schemas.microsoft.com/office/drawing/2016/5/9/chartex" xmlns:cx4="http://schemas.microsoft.com/office/drawing/2016/5/10/chartex" xmlns:cx5="http://schemas.microsoft.com/office/drawing/2016/5/11/chartex" xmlns:cx6="http://schemas.microsoft.com/office/drawing/2016/5/12/chartex" xmlns:cx7="http://schemas.microsoft.com/office/drawing/2016/5/13/chartex" xmlns:cx8="http://schemas.microsoft.com/office/drawing/2016/5/14/chartex" xmlns:mc="http://schemas.openxmlformats.org/markup-compatibility/2006" xmlns:aink="http://schemas.microsoft.com/office/drawing/2016/ink" xmlns:am3d="http://schemas.microsoft.com/office/drawing/2017/model3d" xmlns:o="urn:schemas-microsoft-com:office:office" xmlns:oel="http://schemas.microsoft.com/office/2019/extlst" xmlns:r="http://schemas.openxmlformats.org/officeDocument/2006/relationships" xmlns:m="http://schemas.openxmlformats.org/officeDocument/2006/math" xmlns:v="urn:schemas-microsoft-com:vml" xmlns:wp14="http://schemas.microsoft.com/office/word/2010/wordprocessingDrawing" xmlns:wp="http://schemas.openxmlformats.org/drawingml/2006/wordprocessingDrawing" xmlns:w10="urn:schemas-microsoft-com:office:word" xmlns:w="http://schemas.openxmlformats.org/wordprocessingml/2006/main" xmlns:w14="http://schemas.microsoft.com/office/word/2010/wordml" xmlns:w15="http://schemas.microsoft.com/office/word/2012/wordml" xmlns:w16cex="http://schemas.microsoft.com/office/word/2018/wordml/cex" xmlns:w16cid="http://schemas.microsoft.com/office/word/2016/wordml/cid" xmlns:w16="http://schemas.microsoft.com/office/word/2018/wordml" xmlns:w16du="http://schemas.microsoft.com/office/word/2023/wordml/word16du" xmlns:w16sdtdh="http://schemas.microsoft.com/office/word/2020/wordml/sdtdatahash" xmlns:w16sdtfl="http://schemas.microsoft.com/office/word/2024/wordml/sdtformatlock" xmlns:w16se="http://schemas.microsoft.com/office/word/2015/wordml/symex" xmlns:wpg="http://schemas.microsoft.com/office/word/2010/wordprocessingGroup" xmlns:wpi="http://schemas.microsoft.com/office/word/2010/wordprocessingInk" xmlns:wne="http://schemas.microsoft.com/office/word/2006/wordml" xmlns:wps="http://schemas.microsoft.com/office/word/2010/wordprocessingShape" mc:Ignorable="w14 w15 w16se w16cid w16 w16cex w16sdtdh w16sdtfl w16du wp14">
   <w:abstractNum w:abstractNumId="0" w15:restartNumberingAfterBreak="0">
     <w:nsid w:val="05D60711"/>
     <w:multiLevelType w:val="hybridMultilevel"/>
@@ -21522,55 +21274,55 @@
       </w:pPr>
     </w:lvl>
   </w:abstractNum>
-  <w:num w:numId="1">
+  <w:num w:numId="1" w16cid:durableId="1968467907">
     <w:abstractNumId w:val="15"/>
   </w:num>
-  <w:num w:numId="2">
+  <w:num w:numId="2" w16cid:durableId="1159464201">
     <w:abstractNumId w:val="12"/>
   </w:num>
-  <w:num w:numId="3">
+  <w:num w:numId="3" w16cid:durableId="1387070347">
     <w:abstractNumId w:val="3"/>
   </w:num>
-  <w:num w:numId="4">
+  <w:num w:numId="4" w16cid:durableId="1568564411">
     <w:abstractNumId w:val="7"/>
   </w:num>
-  <w:num w:numId="5">
+  <w:num w:numId="5" w16cid:durableId="1011224352">
     <w:abstractNumId w:val="11"/>
   </w:num>
-  <w:num w:numId="6">
+  <w:num w:numId="6" w16cid:durableId="240794762">
     <w:abstractNumId w:val="2"/>
   </w:num>
-  <w:num w:numId="7">
+  <w:num w:numId="7" w16cid:durableId="983437129">
     <w:abstractNumId w:val="6"/>
   </w:num>
-  <w:num w:numId="8">
+  <w:num w:numId="8" w16cid:durableId="770011796">
     <w:abstractNumId w:val="4"/>
   </w:num>
-  <w:num w:numId="9">
+  <w:num w:numId="9" w16cid:durableId="1865244947">
     <w:abstractNumId w:val="16"/>
   </w:num>
-  <w:num w:numId="10">
+  <w:num w:numId="10" w16cid:durableId="1132560074">
     <w:abstractNumId w:val="13"/>
   </w:num>
-  <w:num w:numId="11">
+  <w:num w:numId="11" w16cid:durableId="1862088680">
     <w:abstractNumId w:val="10"/>
   </w:num>
-  <w:num w:numId="12">
+  <w:num w:numId="12" w16cid:durableId="1392728336">
     <w:abstractNumId w:val="14"/>
   </w:num>
-  <w:num w:numId="13">
+  <w:num w:numId="13" w16cid:durableId="530530482">
     <w:abstractNumId w:val="1"/>
   </w:num>
-  <w:num w:numId="14">
+  <w:num w:numId="14" w16cid:durableId="713699504">
     <w:abstractNumId w:val="8"/>
   </w:num>
-  <w:num w:numId="15">
+  <w:num w:numId="15" w16cid:durableId="1218207385">
     <w:abstractNumId w:val="5"/>
   </w:num>
-  <w:num w:numId="16">
+  <w:num w:numId="16" w16cid:durableId="1685783387">
     <w:abstractNumId w:val="0"/>
   </w:num>
-  <w:num w:numId="17">
+  <w:num w:numId="17" w16cid:durableId="376511430">
     <w:abstractNumId w:val="9"/>
   </w:num>
   <w:numIdMacAtCleanup w:val="17"/>
@@ -21578,7 +21330,7 @@
 </file>
 
 <file path=word/styles.xml><?xml version="1.0" encoding="utf-8"?>
-<w:styles xmlns:mc="http://schemas.openxmlformats.org/markup-compatibility/2006" xmlns:r="http://schemas.openxmlformats.org/officeDocument/2006/relationships" xmlns:w="http://schemas.openxmlformats.org/wordprocessingml/2006/main" xmlns:w14="http://schemas.microsoft.com/office/word/2010/wordml" xmlns:w15="http://schemas.microsoft.com/office/word/2012/wordml" mc:Ignorable="w14 w15">
+<w:styles xmlns:mc="http://schemas.openxmlformats.org/markup-compatibility/2006" xmlns:r="http://schemas.openxmlformats.org/officeDocument/2006/relationships" xmlns:w="http://schemas.openxmlformats.org/wordprocessingml/2006/main" xmlns:w14="http://schemas.microsoft.com/office/word/2010/wordml" xmlns:w15="http://schemas.microsoft.com/office/word/2012/wordml" xmlns:w16cex="http://schemas.microsoft.com/office/word/2018/wordml/cex" xmlns:w16cid="http://schemas.microsoft.com/office/word/2016/wordml/cid" xmlns:w16="http://schemas.microsoft.com/office/word/2018/wordml" xmlns:w16du="http://schemas.microsoft.com/office/word/2023/wordml/word16du" xmlns:w16sdtdh="http://schemas.microsoft.com/office/word/2020/wordml/sdtdatahash" xmlns:w16sdtfl="http://schemas.microsoft.com/office/word/2024/wordml/sdtformatlock" xmlns:w16se="http://schemas.microsoft.com/office/word/2015/wordml/symex" mc:Ignorable="w14 w15 w16se w16cid w16 w16cex w16sdtdh w16sdtfl w16du">
   <w:docDefaults>
     <w:rPrDefault>
       <w:rPr>
@@ -21594,7 +21346,7 @@
       </w:pPr>
     </w:pPrDefault>
   </w:docDefaults>
-  <w:latentStyles w:defLockedState="0" w:defUIPriority="99" w:defSemiHidden="0" w:defUnhideWhenUsed="0" w:defQFormat="0" w:count="371">
+  <w:latentStyles w:defLockedState="0" w:defUIPriority="99" w:defSemiHidden="0" w:defUnhideWhenUsed="0" w:defQFormat="0" w:count="376">
     <w:lsdException w:name="Normal" w:uiPriority="0" w:qFormat="1"/>
     <w:lsdException w:name="heading 1" w:uiPriority="9" w:qFormat="1"/>
     <w:lsdException w:name="heading 2" w:semiHidden="1" w:uiPriority="9" w:unhideWhenUsed="1" w:qFormat="1"/>
@@ -21966,6 +21718,11 @@
     <w:lsdException w:name="List Table 5 Dark Accent 6" w:uiPriority="50"/>
     <w:lsdException w:name="List Table 6 Colorful Accent 6" w:uiPriority="51"/>
     <w:lsdException w:name="List Table 7 Colorful Accent 6" w:uiPriority="52"/>
+    <w:lsdException w:name="Mention" w:semiHidden="1" w:unhideWhenUsed="1"/>
+    <w:lsdException w:name="Smart Hyperlink" w:semiHidden="1" w:unhideWhenUsed="1"/>
+    <w:lsdException w:name="Hashtag" w:semiHidden="1" w:unhideWhenUsed="1"/>
+    <w:lsdException w:name="Unresolved Mention" w:semiHidden="1" w:unhideWhenUsed="1"/>
+    <w:lsdException w:name="Smart Link" w:semiHidden="1" w:unhideWhenUsed="1"/>
   </w:latentStyles>
   <w:style w:type="paragraph" w:default="1" w:styleId="Normal">
     <w:name w:val="Normal"/>
@@ -22348,11 +22105,11 @@
       <w:spacing w:after="0" w:line="240" w:lineRule="auto"/>
     </w:pPr>
   </w:style>
-  <w:style w:type="paragraph" w:styleId="Puesto">
+  <w:style w:type="paragraph" w:styleId="Ttulo">
     <w:name w:val="Title"/>
     <w:basedOn w:val="Normal"/>
     <w:next w:val="Normal"/>
-    <w:link w:val="PuestoCar"/>
+    <w:link w:val="TtuloCar"/>
     <w:uiPriority w:val="10"/>
     <w:qFormat/>
     <w:rsid w:val="006C67A3"/>
@@ -22368,10 +22125,10 @@
       <w:szCs w:val="56"/>
     </w:rPr>
   </w:style>
-  <w:style w:type="character" w:customStyle="1" w:styleId="PuestoCar">
-    <w:name w:val="Puesto Car"/>
+  <w:style w:type="character" w:customStyle="1" w:styleId="TtuloCar">
+    <w:name w:val="Título Car"/>
     <w:basedOn w:val="Fuentedeprrafopredeter"/>
-    <w:link w:val="Puesto"/>
+    <w:link w:val="Ttulo"/>
     <w:uiPriority w:val="10"/>
     <w:rsid w:val="006C67A3"/>
     <w:rPr>
@@ -22555,7 +22312,7 @@
     <w:uiPriority w:val="99"/>
     <w:rsid w:val="004B21C3"/>
   </w:style>
-  <w:style w:type="paragraph" w:styleId="TtulodeTDC">
+  <w:style w:type="paragraph" w:styleId="TtuloTDC">
     <w:name w:val="TOC Heading"/>
     <w:basedOn w:val="Ttulo1"/>
     <w:next w:val="Normal"/>
@@ -22904,8 +22661,8 @@
       <w:rFonts w:ascii="Times New Roman" w:hAnsi="Times New Roman"/>
     </w:rPr>
   </w:style>
-  <w:style w:type="character" w:customStyle="1" w:styleId="UnresolvedMention">
-    <w:name w:val="Unresolved Mention"/>
+  <w:style w:type="character" w:customStyle="1" w:styleId="Mencinsinresolver1">
+    <w:name w:val="Mención sin resolver1"/>
     <w:basedOn w:val="Fuentedeprrafopredeter"/>
     <w:uiPriority w:val="99"/>
     <w:semiHidden/>
@@ -23244,12 +23001,6 @@
 </file>
 
 <file path=customXml/item1.xml><?xml version="1.0" encoding="utf-8"?>
-<go:gDocsCustomXmlDataStorage xmlns:go="http://customooxmlschemas.google.com/" xmlns:r="http://schemas.openxmlformats.org/officeDocument/2006/relationships" uri="GoogleDocsCustomDataVersion2">
-  <go:docsCustomData xmlns:go="http://customooxmlschemas.google.com/" roundtripDataSignature="AMtx7mgzDLvJQrn/s3t721qKHDOuEhpMiQ==">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</go:docsCustomData>
-</go:gDocsCustomXmlDataStorage>
-</file>
-
-<file path=customXml/item2.xml><?xml version="1.0" encoding="utf-8"?>
 <b:Sources xmlns:b="http://schemas.openxmlformats.org/officeDocument/2006/bibliography" xmlns="http://schemas.openxmlformats.org/officeDocument/2006/bibliography" SelectedStyle="\APASixthEditionOfficeOnline.xsl" StyleName="APA" Version="6">
   <b:Source>
     <b:Tag>Eug25</b:Tag>
@@ -23338,19 +23089,25 @@
 </b:Sources>
 </file>
 
+<file path=customXml/item2.xml><?xml version="1.0" encoding="utf-8"?>
+<go:gDocsCustomXmlDataStorage xmlns:go="http://customooxmlschemas.google.com/" xmlns:r="http://schemas.openxmlformats.org/officeDocument/2006/relationships" uri="GoogleDocsCustomDataVersion2">
+  <go:docsCustomData xmlns:go="http://customooxmlschemas.google.com/" roundtripDataSignature="AMtx7mgzDLvJQrn/s3t721qKHDOuEhpMiQ==">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</go:docsCustomData>
+</go:gDocsCustomXmlDataStorage>
+</file>
+
 <file path=customXml/itemProps1.xml><?xml version="1.0" encoding="utf-8"?>
+<ds:datastoreItem xmlns:ds="http://schemas.openxmlformats.org/officeDocument/2006/customXml" ds:itemID="{030A59DB-B586-4A73-8AC7-DC8CCB90EE24}">
+  <ds:schemaRefs>
+    <ds:schemaRef ds:uri="http://schemas.openxmlformats.org/officeDocument/2006/bibliography"/>
+  </ds:schemaRefs>
+</ds:datastoreItem>
+</file>
+
+<file path=customXml/itemProps2.xml><?xml version="1.0" encoding="utf-8"?>
 <ds:datastoreItem xmlns:ds="http://schemas.openxmlformats.org/officeDocument/2006/customXml" ds:itemID="{11111111-1234-1234-1234-123412341234}">
   <ds:schemaRefs>
     <ds:schemaRef ds:uri="http://customooxmlschemas.google.com/"/>
     <ds:schemaRef ds:uri="http://schemas.openxmlformats.org/officeDocument/2006/relationships"/>
   </ds:schemaRefs>
 </ds:datastoreItem>
-</file>
-
-<file path=customXml/itemProps2.xml><?xml version="1.0" encoding="utf-8"?>
-<ds:datastoreItem xmlns:ds="http://schemas.openxmlformats.org/officeDocument/2006/customXml" ds:itemID="{030A59DB-B586-4A73-8AC7-DC8CCB90EE24}">
-  <ds:schemaRefs>
-    <ds:schemaRef ds:uri="http://schemas.openxmlformats.org/officeDocument/2006/bibliography"/>
-  </ds:schemaRefs>
-</ds:datastoreItem>
 </file>